--- a/04-Ethics/01_Ethics_Packet_awc.docx
+++ b/04-Ethics/01_Ethics_Packet_awc.docx
@@ -134,23 +134,7 @@
                 <w:rFonts w:ascii="Arial" w:eastAsia="Arial" w:hAnsi="Arial" w:cs="Arial"/>
                 <w:noProof/>
               </w:rPr>
-              <w:t>Partici</w:t>
-            </w:r>
-            <w:r>
-              <w:rPr>
-                <w:rStyle w:val="Hyperlink"/>
-                <w:rFonts w:ascii="Arial" w:eastAsia="Arial" w:hAnsi="Arial" w:cs="Arial"/>
-                <w:noProof/>
-              </w:rPr>
-              <w:t>p</w:t>
-            </w:r>
-            <w:r>
-              <w:rPr>
-                <w:rStyle w:val="Hyperlink"/>
-                <w:rFonts w:ascii="Arial" w:eastAsia="Arial" w:hAnsi="Arial" w:cs="Arial"/>
-                <w:noProof/>
-              </w:rPr>
-              <w:t>ant Information:</w:t>
+              <w:t>Participant Information:</w:t>
             </w:r>
           </w:hyperlink>
         </w:p>
@@ -673,7 +657,25 @@
           <w:sz w:val="22"/>
           <w:szCs w:val="22"/>
         </w:rPr>
-        <w:t xml:space="preserve">This project is in collaboration with the Psychological Science Accelerator. Each team that contributes to data collection will obtain their own exemptions (i.e., some countries do not have IRB regulations), reliance on the HU IRB, or their own IRB review. Here we are indicating that we will have external collaborators who will select participants in many different ways (their classrooms, paid samples, social networks, etc.). </w:t>
+        <w:t xml:space="preserve">This project is in collaboration with the Psychological Science Accelerator. Each team that contributes to data collection will obtain their own exemptions (i.e., some countries do not have IRB regulations), reliance on the HU IRB, or their own IRB review. Here we are indicating that we will have external collaborators who will select participants in </w:t>
+      </w:r>
+      <w:proofErr w:type="gramStart"/>
+      <w:r>
+        <w:rPr>
+          <w:rFonts w:ascii="Arial" w:eastAsia="Arial" w:hAnsi="Arial" w:cs="Arial"/>
+          <w:sz w:val="22"/>
+          <w:szCs w:val="22"/>
+        </w:rPr>
+        <w:t>many different ways</w:t>
+      </w:r>
+      <w:proofErr w:type="gramEnd"/>
+      <w:r>
+        <w:rPr>
+          <w:rFonts w:ascii="Arial" w:eastAsia="Arial" w:hAnsi="Arial" w:cs="Arial"/>
+          <w:sz w:val="22"/>
+          <w:szCs w:val="22"/>
+        </w:rPr>
+        <w:t xml:space="preserve"> (their classrooms, paid samples, social networks, etc.). </w:t>
       </w:r>
     </w:p>
     <w:p>
@@ -784,7 +786,25 @@
           <w:sz w:val="22"/>
           <w:szCs w:val="22"/>
         </w:rPr>
-        <w:t xml:space="preserve">Semantic priming has been studied for nearly fifty years across various experimental manipulations and theoretical frameworks. Critically, the understanding of semantic priming relies on reliable, well-studied stimuli with defined similarity values. In the last twenty years, the publication rates of normed stimuli databases and corpora (i.e., large bodies of text) has exponentially increased. Further, newer computational models of concept representation have been detailed using these databases. Using these newer models, we can define </w:t>
+        <w:t xml:space="preserve">Semantic priming has been studied for nearly fifty years across various experimental manipulations and theoretical frameworks. Critically, the understanding of semantic priming relies on reliable, well-studied stimuli with defined similarity values. In the last twenty years, the publication rates of normed stimuli databases and corpora (i.e., large bodies of text) </w:t>
+      </w:r>
+      <w:proofErr w:type="gramStart"/>
+      <w:r>
+        <w:rPr>
+          <w:rFonts w:ascii="Arial" w:eastAsia="Arial" w:hAnsi="Arial" w:cs="Arial"/>
+          <w:sz w:val="22"/>
+          <w:szCs w:val="22"/>
+        </w:rPr>
+        <w:t>has</w:t>
+      </w:r>
+      <w:proofErr w:type="gramEnd"/>
+      <w:r>
+        <w:rPr>
+          <w:rFonts w:ascii="Arial" w:eastAsia="Arial" w:hAnsi="Arial" w:cs="Arial"/>
+          <w:sz w:val="22"/>
+          <w:szCs w:val="22"/>
+        </w:rPr>
+        <w:t xml:space="preserve"> exponentially increased. Further, newer computational models of concept representation have been detailed using these databases. Using these newer models, we can define </w:t>
       </w:r>
       <w:r>
         <w:rPr>
@@ -793,7 +813,25 @@
           <w:szCs w:val="22"/>
         </w:rPr>
         <w:lastRenderedPageBreak/>
-        <w:t>similarity between concepts to create reliable stimuli for study in semantic priming. This research project  will meet the need for a database of semantic priming values, particularly in non-English languages that are cross linguistically complete. Large-scale data in this area is sparse, unlike the other published databases found in Buchanan et al.</w:t>
+        <w:t xml:space="preserve">similarity between concepts to create reliable stimuli for study in semantic priming. This research </w:t>
+      </w:r>
+      <w:proofErr w:type="gramStart"/>
+      <w:r>
+        <w:rPr>
+          <w:rFonts w:ascii="Arial" w:eastAsia="Arial" w:hAnsi="Arial" w:cs="Arial"/>
+          <w:sz w:val="22"/>
+          <w:szCs w:val="22"/>
+        </w:rPr>
+        <w:t>project  will</w:t>
+      </w:r>
+      <w:proofErr w:type="gramEnd"/>
+      <w:r>
+        <w:rPr>
+          <w:rFonts w:ascii="Arial" w:eastAsia="Arial" w:hAnsi="Arial" w:cs="Arial"/>
+          <w:sz w:val="22"/>
+          <w:szCs w:val="22"/>
+        </w:rPr>
+        <w:t xml:space="preserve"> meet the need for a database of semantic priming values, particularly in non-English languages that are cross linguistically complete. Large-scale data in this area is sparse, unlike the other published databases found in Buchanan et al.</w:t>
       </w:r>
       <w:hyperlink r:id="rId5">
         <w:r>
@@ -1031,7 +1069,25 @@
             <w:sz w:val="22"/>
             <w:szCs w:val="22"/>
           </w:rPr>
-          <w:t xml:space="preserve"> (Balota et al., 2007)</w:t>
+          <w:t xml:space="preserve"> (</w:t>
+        </w:r>
+        <w:proofErr w:type="spellStart"/>
+        <w:r>
+          <w:rPr>
+            <w:rFonts w:ascii="Arial" w:eastAsia="Arial" w:hAnsi="Arial" w:cs="Arial"/>
+            <w:sz w:val="22"/>
+            <w:szCs w:val="22"/>
+          </w:rPr>
+          <w:t>Balota</w:t>
+        </w:r>
+        <w:proofErr w:type="spellEnd"/>
+        <w:r>
+          <w:rPr>
+            <w:rFonts w:ascii="Arial" w:eastAsia="Arial" w:hAnsi="Arial" w:cs="Arial"/>
+            <w:sz w:val="22"/>
+            <w:szCs w:val="22"/>
+          </w:rPr>
+          <w:t xml:space="preserve"> et al., 2007)</w:t>
         </w:r>
       </w:hyperlink>
       <w:r>
@@ -1162,7 +1218,25 @@
           <w:sz w:val="22"/>
           <w:szCs w:val="22"/>
         </w:rPr>
-        <w:t xml:space="preserve"> for each target concept was estimated at 100-320 participants. The design of the study, the number of words per session, expected data loss due to incorrect answers, number of target words desired, and number of required conditions were all taken into account and the final estimate for sample size per language is 741 to 4741. The complete code and description of this process is detailed at:</w:t>
+        <w:t xml:space="preserve"> for each target concept was estimated at 100-320 participants. The design of the study, the number of words per session, expected data loss due to incorrect answers, number of target words desired, and number of required conditions were all </w:t>
+      </w:r>
+      <w:proofErr w:type="gramStart"/>
+      <w:r>
+        <w:rPr>
+          <w:rFonts w:ascii="Arial" w:eastAsia="Arial" w:hAnsi="Arial" w:cs="Arial"/>
+          <w:sz w:val="22"/>
+          <w:szCs w:val="22"/>
+        </w:rPr>
+        <w:t>taken into account</w:t>
+      </w:r>
+      <w:proofErr w:type="gramEnd"/>
+      <w:r>
+        <w:rPr>
+          <w:rFonts w:ascii="Arial" w:eastAsia="Arial" w:hAnsi="Arial" w:cs="Arial"/>
+          <w:sz w:val="22"/>
+          <w:szCs w:val="22"/>
+        </w:rPr>
+        <w:t xml:space="preserve"> and the final estimate for sample size per language is 741 to 4741. The complete code and description of this process is detailed at:</w:t>
       </w:r>
       <w:hyperlink r:id="rId10">
         <w:r>
@@ -1182,25 +1256,7 @@
             <w:szCs w:val="22"/>
             <w:u w:val="single"/>
           </w:rPr>
-          <w:t>he</w:t>
-        </w:r>
-        <w:r>
-          <w:rPr>
-            <w:rFonts w:ascii="Arial" w:eastAsia="Arial" w:hAnsi="Arial" w:cs="Arial"/>
-            <w:sz w:val="22"/>
-            <w:szCs w:val="22"/>
-            <w:u w:val="single"/>
-          </w:rPr>
-          <w:t>r</w:t>
-        </w:r>
-        <w:r>
-          <w:rPr>
-            <w:rFonts w:ascii="Arial" w:eastAsia="Arial" w:hAnsi="Arial" w:cs="Arial"/>
-            <w:sz w:val="22"/>
-            <w:szCs w:val="22"/>
-            <w:u w:val="single"/>
-          </w:rPr>
-          <w:t>e</w:t>
+          <w:t>here</w:t>
         </w:r>
       </w:hyperlink>
       <w:r>
@@ -1252,7 +1308,25 @@
           <w:sz w:val="22"/>
           <w:szCs w:val="22"/>
         </w:rPr>
-        <w:t xml:space="preserve"> &gt;= 30 as a way to guess at minimum </w:t>
+        <w:t xml:space="preserve"> &gt;= 30 </w:t>
+      </w:r>
+      <w:proofErr w:type="gramStart"/>
+      <w:r>
+        <w:rPr>
+          <w:rFonts w:ascii="Arial" w:eastAsia="Arial" w:hAnsi="Arial" w:cs="Arial"/>
+          <w:sz w:val="22"/>
+          <w:szCs w:val="22"/>
+        </w:rPr>
+        <w:t>as a way to</w:t>
+      </w:r>
+      <w:proofErr w:type="gramEnd"/>
+      <w:r>
+        <w:rPr>
+          <w:rFonts w:ascii="Arial" w:eastAsia="Arial" w:hAnsi="Arial" w:cs="Arial"/>
+          <w:sz w:val="22"/>
+          <w:szCs w:val="22"/>
+        </w:rPr>
+        <w:t xml:space="preserve"> guess at minimum </w:t>
       </w:r>
       <w:r>
         <w:rPr>
@@ -1298,17 +1372,53 @@
           <w:sz w:val="22"/>
           <w:szCs w:val="22"/>
         </w:rPr>
-        <w:t xml:space="preserve">: </w:t>
-      </w:r>
-      <w:r>
+        <w:t>: Rating Data</w:t>
+      </w:r>
+    </w:p>
+    <w:p>
+      <w:pPr>
+        <w:rPr>
+          <w:rFonts w:ascii="Arial" w:eastAsia="Arial" w:hAnsi="Arial" w:cs="Arial"/>
+          <w:sz w:val="22"/>
+          <w:szCs w:val="22"/>
+        </w:rPr>
+      </w:pPr>
+    </w:p>
+    <w:p>
+      <w:pPr>
+        <w:rPr>
+          <w:rFonts w:ascii="Arial" w:eastAsia="Arial" w:hAnsi="Arial" w:cs="Arial"/>
+          <w:sz w:val="22"/>
+          <w:szCs w:val="22"/>
+        </w:rPr>
+      </w:pPr>
+      <w:r>
+        <w:rPr>
+          <w:rFonts w:ascii="Arial" w:eastAsia="Arial" w:hAnsi="Arial" w:cs="Arial"/>
+          <w:sz w:val="22"/>
+          <w:szCs w:val="22"/>
+        </w:rPr>
+        <w:t xml:space="preserve">ERIN NEEDS ADD STUFF HERE ABOUT THE PARTICIPANTS PER TASK </w:t>
+      </w:r>
+    </w:p>
+    <w:p>
+      <w:pPr>
+        <w:rPr>
+          <w:rFonts w:ascii="Arial" w:eastAsia="Arial" w:hAnsi="Arial" w:cs="Arial"/>
+          <w:sz w:val="22"/>
+          <w:szCs w:val="22"/>
+        </w:rPr>
+      </w:pPr>
+    </w:p>
+    <w:p>
+      <w:pPr>
         <w:rPr>
           <w:rFonts w:ascii="Arial" w:eastAsia="Arial" w:hAnsi="Arial" w:cs="Arial"/>
           <w:b/>
           <w:sz w:val="22"/>
           <w:szCs w:val="22"/>
         </w:rPr>
-        <w:t>Rating</w:t>
-      </w:r>
+      </w:pPr>
       <w:r>
         <w:rPr>
           <w:rFonts w:ascii="Arial" w:eastAsia="Arial" w:hAnsi="Arial" w:cs="Arial"/>
@@ -1316,43 +1426,8 @@
           <w:sz w:val="22"/>
           <w:szCs w:val="22"/>
         </w:rPr>
-        <w:t xml:space="preserve"> Data</w:t>
-      </w:r>
-    </w:p>
-    <w:p>
-      <w:pPr>
-        <w:rPr>
-          <w:rFonts w:ascii="Arial" w:eastAsia="Arial" w:hAnsi="Arial" w:cs="Arial"/>
-          <w:sz w:val="22"/>
-          <w:szCs w:val="22"/>
-        </w:rPr>
-      </w:pPr>
-    </w:p>
-    <w:p>
-      <w:pPr>
-        <w:rPr>
-          <w:rFonts w:ascii="Arial" w:eastAsia="Arial" w:hAnsi="Arial" w:cs="Arial"/>
-          <w:sz w:val="22"/>
-          <w:szCs w:val="22"/>
-        </w:rPr>
-      </w:pPr>
-      <w:r>
-        <w:rPr>
-          <w:rFonts w:ascii="Arial" w:eastAsia="Arial" w:hAnsi="Arial" w:cs="Arial"/>
-          <w:sz w:val="22"/>
-          <w:szCs w:val="22"/>
-        </w:rPr>
-        <w:t xml:space="preserve">ERIN NEEDS ADD STUFF HERE ABOUT THE PARTICIPANTS PER TASK </w:t>
-      </w:r>
-    </w:p>
-    <w:p>
-      <w:pPr>
-        <w:rPr>
-          <w:rFonts w:ascii="Arial" w:eastAsia="Arial" w:hAnsi="Arial" w:cs="Arial"/>
-          <w:sz w:val="22"/>
-          <w:szCs w:val="22"/>
-        </w:rPr>
-      </w:pPr>
+        <w:t>Materials</w:t>
+      </w:r>
     </w:p>
     <w:p>
       <w:pPr>
@@ -1363,25 +1438,6 @@
           <w:szCs w:val="22"/>
         </w:rPr>
       </w:pPr>
-      <w:r>
-        <w:rPr>
-          <w:rFonts w:ascii="Arial" w:eastAsia="Arial" w:hAnsi="Arial" w:cs="Arial"/>
-          <w:b/>
-          <w:sz w:val="22"/>
-          <w:szCs w:val="22"/>
-        </w:rPr>
-        <w:t>Materials</w:t>
-      </w:r>
-    </w:p>
-    <w:p>
-      <w:pPr>
-        <w:rPr>
-          <w:rFonts w:ascii="Arial" w:eastAsia="Arial" w:hAnsi="Arial" w:cs="Arial"/>
-          <w:b/>
-          <w:sz w:val="22"/>
-          <w:szCs w:val="22"/>
-        </w:rPr>
-      </w:pPr>
     </w:p>
     <w:p>
       <w:pPr>
@@ -1423,8 +1479,19 @@
           <w:sz w:val="22"/>
           <w:szCs w:val="22"/>
         </w:rPr>
-        <w:t xml:space="preserve"> lurse</w:t>
-      </w:r>
+        <w:t xml:space="preserve"> </w:t>
+      </w:r>
+      <w:proofErr w:type="spellStart"/>
+      <w:r>
+        <w:rPr>
+          <w:rFonts w:ascii="Arial" w:eastAsia="Arial" w:hAnsi="Arial" w:cs="Arial"/>
+          <w:i/>
+          <w:sz w:val="22"/>
+          <w:szCs w:val="22"/>
+        </w:rPr>
+        <w:t>lurse</w:t>
+      </w:r>
+      <w:proofErr w:type="spellEnd"/>
       <w:r>
         <w:rPr>
           <w:rFonts w:ascii="Arial" w:eastAsia="Arial" w:hAnsi="Arial" w:cs="Arial"/>
@@ -1457,8 +1524,19 @@
           <w:sz w:val="22"/>
           <w:szCs w:val="22"/>
         </w:rPr>
-        <w:t xml:space="preserve"> keap</w:t>
-      </w:r>
+        <w:t xml:space="preserve"> </w:t>
+      </w:r>
+      <w:proofErr w:type="spellStart"/>
+      <w:r>
+        <w:rPr>
+          <w:rFonts w:ascii="Arial" w:eastAsia="Arial" w:hAnsi="Arial" w:cs="Arial"/>
+          <w:i/>
+          <w:sz w:val="22"/>
+          <w:szCs w:val="22"/>
+        </w:rPr>
+        <w:t>keap</w:t>
+      </w:r>
+      <w:proofErr w:type="spellEnd"/>
       <w:r>
         <w:rPr>
           <w:rFonts w:ascii="Arial" w:eastAsia="Arial" w:hAnsi="Arial" w:cs="Arial"/>
@@ -1510,7 +1588,43 @@
             <w:sz w:val="22"/>
             <w:szCs w:val="22"/>
           </w:rPr>
-          <w:t xml:space="preserve"> (Siew &amp; Vitevitch, 2016; Vitevitch et al., 2014)</w:t>
+          <w:t xml:space="preserve"> (Siew &amp; </w:t>
+        </w:r>
+        <w:proofErr w:type="spellStart"/>
+        <w:r>
+          <w:rPr>
+            <w:rFonts w:ascii="Arial" w:eastAsia="Arial" w:hAnsi="Arial" w:cs="Arial"/>
+            <w:sz w:val="22"/>
+            <w:szCs w:val="22"/>
+          </w:rPr>
+          <w:t>Vitevitch</w:t>
+        </w:r>
+        <w:proofErr w:type="spellEnd"/>
+        <w:r>
+          <w:rPr>
+            <w:rFonts w:ascii="Arial" w:eastAsia="Arial" w:hAnsi="Arial" w:cs="Arial"/>
+            <w:sz w:val="22"/>
+            <w:szCs w:val="22"/>
+          </w:rPr>
+          <w:t xml:space="preserve">, 2016; </w:t>
+        </w:r>
+        <w:proofErr w:type="spellStart"/>
+        <w:r>
+          <w:rPr>
+            <w:rFonts w:ascii="Arial" w:eastAsia="Arial" w:hAnsi="Arial" w:cs="Arial"/>
+            <w:sz w:val="22"/>
+            <w:szCs w:val="22"/>
+          </w:rPr>
+          <w:t>Vitevitch</w:t>
+        </w:r>
+        <w:proofErr w:type="spellEnd"/>
+        <w:r>
+          <w:rPr>
+            <w:rFonts w:ascii="Arial" w:eastAsia="Arial" w:hAnsi="Arial" w:cs="Arial"/>
+            <w:sz w:val="22"/>
+            <w:szCs w:val="22"/>
+          </w:rPr>
+          <w:t xml:space="preserve"> et al., 2014)</w:t>
         </w:r>
       </w:hyperlink>
       <w:r>
@@ -1521,6 +1635,7 @@
         </w:rPr>
         <w:t xml:space="preserve">. However, the underlying data for these calculations is spotty across languages. Therefore, one solution is to use the Open Subtitles and subs2vec projects to calculate lexical co-occurrence as a measure of semantic similarity (Lison &amp; Tiedemann, 2016; van Paridon &amp; Thompson, 2020). With the subtitle data, we will take the first 10000 most frequent nouns, adjectives, adverbs, and verbs from each language, and these will be cross-referenced using the </w:t>
       </w:r>
+      <w:proofErr w:type="spellStart"/>
       <w:r>
         <w:rPr>
           <w:rFonts w:ascii="Arial" w:eastAsia="Arial" w:hAnsi="Arial" w:cs="Arial"/>
@@ -1530,6 +1645,7 @@
         </w:rPr>
         <w:t>translateR</w:t>
       </w:r>
+      <w:proofErr w:type="spellEnd"/>
       <w:r>
         <w:rPr>
           <w:rFonts w:ascii="Arial" w:eastAsia="Arial" w:hAnsi="Arial" w:cs="Arial"/>
@@ -1589,7 +1705,25 @@
           <w:sz w:val="22"/>
           <w:szCs w:val="22"/>
         </w:rPr>
-        <w:t xml:space="preserve">= 1000) will be selected from the list using each concept only once, favoring pairs with translations in most languages. If a selected pair does not exist in a language, translation from a Native speaker will be used to create that pair. Words will also be cross referenced for polysemy (i.e., multiple meanings) and these will be restricted when possible. Lastly, concepts will be examined for their relative statistics on lexical measures (length, part of speech, neighborhood, phonemes/morphemes) and subjective measures (age of acquisition, imageability, concreteness, valence, dominance, arousal, and familiarity) because of their known associations with concept representation. Psuedowords will be created by replacing a random letter in the selected words while ensuring this letter matches potential bigrams found in the language. The code for this selection procedure and current wordlist can be found: </w:t>
+        <w:t xml:space="preserve">= 1000) will be selected from the list using each concept only once, favoring pairs with translations in most languages. If a selected pair does not exist in a language, translation from a Native speaker will be used to create that pair. Words will also be cross referenced for polysemy (i.e., multiple meanings) and these will be restricted when possible. Lastly, concepts will be examined for their relative statistics on lexical measures (length, part of speech, neighborhood, phonemes/morphemes) and subjective measures (age of acquisition, imageability, concreteness, valence, dominance, arousal, and familiarity) because of their known associations with concept representation. </w:t>
+      </w:r>
+      <w:proofErr w:type="spellStart"/>
+      <w:r>
+        <w:rPr>
+          <w:rFonts w:ascii="Arial" w:eastAsia="Arial" w:hAnsi="Arial" w:cs="Arial"/>
+          <w:sz w:val="22"/>
+          <w:szCs w:val="22"/>
+        </w:rPr>
+        <w:t>Psuedowords</w:t>
+      </w:r>
+      <w:proofErr w:type="spellEnd"/>
+      <w:r>
+        <w:rPr>
+          <w:rFonts w:ascii="Arial" w:eastAsia="Arial" w:hAnsi="Arial" w:cs="Arial"/>
+          <w:sz w:val="22"/>
+          <w:szCs w:val="22"/>
+        </w:rPr>
+        <w:t xml:space="preserve"> will be created by replacing a random letter in the selected words while ensuring this letter matches potential bigrams found in the language. The code for this selection procedure and current wordlist can be found: </w:t>
       </w:r>
       <w:hyperlink r:id="rId17">
         <w:r>
@@ -1599,25 +1733,7 @@
             <w:szCs w:val="22"/>
             <w:u w:val="single"/>
           </w:rPr>
-          <w:t>he</w:t>
-        </w:r>
-        <w:r>
-          <w:rPr>
-            <w:rFonts w:ascii="Arial" w:eastAsia="Arial" w:hAnsi="Arial" w:cs="Arial"/>
-            <w:sz w:val="22"/>
-            <w:szCs w:val="22"/>
-            <w:u w:val="single"/>
-          </w:rPr>
-          <w:t>r</w:t>
-        </w:r>
-        <w:r>
-          <w:rPr>
-            <w:rFonts w:ascii="Arial" w:eastAsia="Arial" w:hAnsi="Arial" w:cs="Arial"/>
-            <w:sz w:val="22"/>
-            <w:szCs w:val="22"/>
-            <w:u w:val="single"/>
-          </w:rPr>
-          <w:t>e</w:t>
+          <w:t>here</w:t>
         </w:r>
       </w:hyperlink>
       <w:r>
@@ -1708,25 +1824,7 @@
             <w:szCs w:val="22"/>
             <w:u w:val="single"/>
           </w:rPr>
-          <w:t>he</w:t>
-        </w:r>
-        <w:r>
-          <w:rPr>
-            <w:rFonts w:ascii="Arial" w:eastAsia="Arial" w:hAnsi="Arial" w:cs="Arial"/>
-            <w:sz w:val="22"/>
-            <w:szCs w:val="22"/>
-            <w:u w:val="single"/>
-          </w:rPr>
-          <w:t>r</w:t>
-        </w:r>
-        <w:r>
-          <w:rPr>
-            <w:rFonts w:ascii="Arial" w:eastAsia="Arial" w:hAnsi="Arial" w:cs="Arial"/>
-            <w:sz w:val="22"/>
-            <w:szCs w:val="22"/>
-            <w:u w:val="single"/>
-          </w:rPr>
-          <w:t>e</w:t>
+          <w:t>here</w:t>
         </w:r>
       </w:hyperlink>
       <w:r>
@@ -1833,7 +1931,43 @@
           <w:sz w:val="22"/>
           <w:szCs w:val="22"/>
         </w:rPr>
-        <w:t xml:space="preserve">Participants will be required to complete the study on a computer, rather than a mobile or tablet device. This requirement allows for tracking of the display of the device which will indicate important aspects about screen size, browser, and timing accuracy. In order to enforce this requirement, participants will be asked to hit the spacebar to continue the study. Instructions on how to complete a lexical decision task will be shown on the next screen, followed by 10 practice trials. Each trial starts with a fixation cross (+) in the middle of the screen for 500 ms. The concept will then be displayed in the middle of the screen in uppercase San-Serif font (i.e., NURSE). On the bottom of the screen the answer choices will be shown as the traditional keys next to the </w:t>
+        <w:t xml:space="preserve">Participants will be required to complete the study on a computer, rather than a mobile or tablet device. This requirement allows for tracking of the display of the device which will indicate important aspects about screen size, browser, and timing accuracy. </w:t>
+      </w:r>
+      <w:proofErr w:type="gramStart"/>
+      <w:r>
+        <w:rPr>
+          <w:rFonts w:ascii="Arial" w:eastAsia="Arial" w:hAnsi="Arial" w:cs="Arial"/>
+          <w:sz w:val="22"/>
+          <w:szCs w:val="22"/>
+        </w:rPr>
+        <w:t>In order to</w:t>
+      </w:r>
+      <w:proofErr w:type="gramEnd"/>
+      <w:r>
+        <w:rPr>
+          <w:rFonts w:ascii="Arial" w:eastAsia="Arial" w:hAnsi="Arial" w:cs="Arial"/>
+          <w:sz w:val="22"/>
+          <w:szCs w:val="22"/>
+        </w:rPr>
+        <w:t xml:space="preserve"> enforce this requirement, participants will be asked to hit the spacebar to continue the study. Instructions on how to complete a lexical decision task will be shown on the next screen, followed by 10 practice trials. Each trial starts with a fixation cross (+) in the middle of the screen for 500 </w:t>
+      </w:r>
+      <w:proofErr w:type="spellStart"/>
+      <w:r>
+        <w:rPr>
+          <w:rFonts w:ascii="Arial" w:eastAsia="Arial" w:hAnsi="Arial" w:cs="Arial"/>
+          <w:sz w:val="22"/>
+          <w:szCs w:val="22"/>
+        </w:rPr>
+        <w:t>ms.</w:t>
+      </w:r>
+      <w:proofErr w:type="spellEnd"/>
+      <w:r>
+        <w:rPr>
+          <w:rFonts w:ascii="Arial" w:eastAsia="Arial" w:hAnsi="Arial" w:cs="Arial"/>
+          <w:sz w:val="22"/>
+          <w:szCs w:val="22"/>
+        </w:rPr>
+        <w:t xml:space="preserve"> The concept will then be displayed in the middle of the screen in uppercase San-Serif font (i.e., NURSE). On the bottom of the screen the answer choices will be shown as the traditional keys next to the </w:t>
       </w:r>
       <w:r>
         <w:rPr>
@@ -1850,33 +1984,87 @@
           <w:sz w:val="22"/>
           <w:szCs w:val="22"/>
         </w:rPr>
-        <w:t xml:space="preserve"> key depending on the common keyboard layout for that language (i.e., Z and / on a QWERTY keyboard or &gt; and - on a QWERTZ keyboard). These choices will be reversed in half of the subjects, which will be randomly selected at the start of the study to counterbalance word/nonword selection. Participants will enter their choice for each concept, and then the next word will appear with an intertrial interval of 500 ms (i.e., the time between the offset of the first concept and onset of the next concept, when the fixation cross is showing). Responses will time out after 5 seconds and move on to the next trial. After ten trials, participants will see the instruction screen again with a reminder that they will now be doing the real task.</w:t>
-      </w:r>
-    </w:p>
-    <w:p>
-      <w:pPr>
-        <w:rPr>
-          <w:rFonts w:ascii="Arial" w:eastAsia="Arial" w:hAnsi="Arial" w:cs="Arial"/>
-          <w:sz w:val="22"/>
-          <w:szCs w:val="22"/>
-        </w:rPr>
-      </w:pPr>
-    </w:p>
-    <w:p>
-      <w:pPr>
-        <w:rPr>
-          <w:rFonts w:ascii="Arial" w:eastAsia="Arial" w:hAnsi="Arial" w:cs="Arial"/>
-          <w:sz w:val="22"/>
-          <w:szCs w:val="22"/>
-        </w:rPr>
-      </w:pPr>
-      <w:r>
-        <w:rPr>
-          <w:rFonts w:ascii="Arial" w:eastAsia="Arial" w:hAnsi="Arial" w:cs="Arial"/>
-          <w:sz w:val="22"/>
-          <w:szCs w:val="22"/>
-        </w:rPr>
-        <w:t xml:space="preserve">After 100 trials, the participants will be shown a short break screen with the option to continue by hitting the spacebar after 10 seconds. After six blocks of 100 trials (600 words), the experiment will end with a thank you screen. On this screen, participants will indicate what type of credit they are receiving for the study (course credit, payment), and they will be given instructions on how to indicate they have completed the study to the appropriate lab. Participants will be allowed to take the study multiple times (see below). These values will be customized based on data collection type (i.e., Mechanical Turk, participant pool, etc.). An estimate for the amount of time required for the study is approximately twenty to thirty minutes including practice trials, instructions, and breaks. We will pilot test the number of stimuli to keep the study under 30 minutes and will lower the number of trials accordingly. </w:t>
+        <w:t xml:space="preserve"> key depending on the common keyboard layout for that language (i.e., Z and / </w:t>
+      </w:r>
+      <w:proofErr w:type="spellStart"/>
+      <w:r>
+        <w:rPr>
+          <w:rFonts w:ascii="Arial" w:eastAsia="Arial" w:hAnsi="Arial" w:cs="Arial"/>
+          <w:sz w:val="22"/>
+          <w:szCs w:val="22"/>
+        </w:rPr>
+        <w:t>on</w:t>
+      </w:r>
+      <w:proofErr w:type="spellEnd"/>
+      <w:r>
+        <w:rPr>
+          <w:rFonts w:ascii="Arial" w:eastAsia="Arial" w:hAnsi="Arial" w:cs="Arial"/>
+          <w:sz w:val="22"/>
+          <w:szCs w:val="22"/>
+        </w:rPr>
+        <w:t xml:space="preserve"> a QWERTY keyboard or &gt; and - on a QWERTZ keyboard). These choices will be reversed in half of the subjects, which will be randomly selected at the start of the study to counterbalance word/nonword selection. Participants will enter their choice for each concept, and then the next word will appear with an intertrial interval of 500 </w:t>
+      </w:r>
+      <w:proofErr w:type="spellStart"/>
+      <w:r>
+        <w:rPr>
+          <w:rFonts w:ascii="Arial" w:eastAsia="Arial" w:hAnsi="Arial" w:cs="Arial"/>
+          <w:sz w:val="22"/>
+          <w:szCs w:val="22"/>
+        </w:rPr>
+        <w:t>ms</w:t>
+      </w:r>
+      <w:proofErr w:type="spellEnd"/>
+      <w:r>
+        <w:rPr>
+          <w:rFonts w:ascii="Arial" w:eastAsia="Arial" w:hAnsi="Arial" w:cs="Arial"/>
+          <w:sz w:val="22"/>
+          <w:szCs w:val="22"/>
+        </w:rPr>
+        <w:t xml:space="preserve"> (i.e., the time between the offset of the first concept and onset of the next concept, when the fixation cross is showing). Responses will time out after 5 seconds and move on to the next trial. After ten trials, participants will see the instruction screen again with a reminder that they will now be doing the real task.</w:t>
+      </w:r>
+    </w:p>
+    <w:p>
+      <w:pPr>
+        <w:rPr>
+          <w:rFonts w:ascii="Arial" w:eastAsia="Arial" w:hAnsi="Arial" w:cs="Arial"/>
+          <w:sz w:val="22"/>
+          <w:szCs w:val="22"/>
+        </w:rPr>
+      </w:pPr>
+    </w:p>
+    <w:p>
+      <w:pPr>
+        <w:rPr>
+          <w:rFonts w:ascii="Arial" w:eastAsia="Arial" w:hAnsi="Arial" w:cs="Arial"/>
+          <w:sz w:val="22"/>
+          <w:szCs w:val="22"/>
+        </w:rPr>
+      </w:pPr>
+      <w:r>
+        <w:rPr>
+          <w:rFonts w:ascii="Arial" w:eastAsia="Arial" w:hAnsi="Arial" w:cs="Arial"/>
+          <w:sz w:val="22"/>
+          <w:szCs w:val="22"/>
+        </w:rPr>
+        <w:t xml:space="preserve">After 100 trials, the participants will be shown a short break screen with the option to continue by hitting the spacebar after 10 seconds. After six blocks of 100 trials (600 words), the experiment will end with a thank you screen. On this screen, participants will indicate what type of credit they are receiving for the study (course credit, payment), and they will be given instructions on how to indicate they have completed the study to the appropriate lab. Participants will be allowed to take the study multiple times (see below). These values will be customized based on data collection type (i.e., Mechanical Turk, participant pool, etc.). An estimate </w:t>
+      </w:r>
+      <w:proofErr w:type="gramStart"/>
+      <w:r>
+        <w:rPr>
+          <w:rFonts w:ascii="Arial" w:eastAsia="Arial" w:hAnsi="Arial" w:cs="Arial"/>
+          <w:sz w:val="22"/>
+          <w:szCs w:val="22"/>
+        </w:rPr>
+        <w:t>for the amount of</w:t>
+      </w:r>
+      <w:proofErr w:type="gramEnd"/>
+      <w:r>
+        <w:rPr>
+          <w:rFonts w:ascii="Arial" w:eastAsia="Arial" w:hAnsi="Arial" w:cs="Arial"/>
+          <w:sz w:val="22"/>
+          <w:szCs w:val="22"/>
+        </w:rPr>
+        <w:t xml:space="preserve"> time required for the study is approximately twenty to thirty minutes including practice trials, instructions, and breaks. We will pilot test the number of stimuli to keep the study under 30 minutes and will lower the number of trials accordingly. </w:t>
       </w:r>
     </w:p>
     <w:p>
@@ -2022,6 +2210,7 @@
           <w:szCs w:val="22"/>
         </w:rPr>
       </w:pPr>
+      <w:commentRangeStart w:id="6"/>
       <w:r>
         <w:rPr>
           <w:rFonts w:ascii="Arial" w:eastAsia="Arial" w:hAnsi="Arial" w:cs="Arial"/>
@@ -2030,6 +2219,13 @@
         </w:rPr>
         <w:t>Please tell us a little bit about yourself.</w:t>
       </w:r>
+      <w:commentRangeEnd w:id="6"/>
+      <w:r>
+        <w:rPr>
+          <w:rStyle w:val="CommentReference"/>
+        </w:rPr>
+        <w:commentReference w:id="6"/>
+      </w:r>
     </w:p>
     <w:p>
       <w:pPr>
@@ -2064,26 +2260,175 @@
           <w:sz w:val="22"/>
           <w:szCs w:val="22"/>
         </w:rPr>
-        <w:t xml:space="preserve">Which year were you born? Please enter a four-digit year: </w:t>
-      </w:r>
-    </w:p>
-    <w:p>
-      <w:pPr>
-        <w:jc w:val="both"/>
-        <w:rPr>
-          <w:rFonts w:ascii="Arial" w:eastAsia="Arial" w:hAnsi="Arial" w:cs="Arial"/>
-          <w:sz w:val="22"/>
-          <w:szCs w:val="22"/>
-        </w:rPr>
-      </w:pPr>
-      <w:r>
-        <w:rPr>
-          <w:rFonts w:ascii="Arial" w:eastAsia="Arial" w:hAnsi="Arial" w:cs="Arial"/>
-          <w:sz w:val="22"/>
-          <w:szCs w:val="22"/>
-        </w:rPr>
-        <w:t>Please tell us your education level: less than High School diploma, High School, Associates or two year degree, University or four year degree, Masters Degree, Doctoral degree (please note these will be made culturally relevant for each language)</w:t>
-      </w:r>
+        <w:t xml:space="preserve">Which year </w:t>
+      </w:r>
+      <w:proofErr w:type="gramStart"/>
+      <w:r>
+        <w:rPr>
+          <w:rFonts w:ascii="Arial" w:eastAsia="Arial" w:hAnsi="Arial" w:cs="Arial"/>
+          <w:sz w:val="22"/>
+          <w:szCs w:val="22"/>
+        </w:rPr>
+        <w:t>were</w:t>
+      </w:r>
+      <w:proofErr w:type="gramEnd"/>
+      <w:r>
+        <w:rPr>
+          <w:rFonts w:ascii="Arial" w:eastAsia="Arial" w:hAnsi="Arial" w:cs="Arial"/>
+          <w:sz w:val="22"/>
+          <w:szCs w:val="22"/>
+        </w:rPr>
+        <w:t xml:space="preserve"> you born? Please enter a four-digit year: </w:t>
+      </w:r>
+    </w:p>
+    <w:p>
+      <w:pPr>
+        <w:jc w:val="both"/>
+        <w:rPr>
+          <w:ins w:id="7" w:author="Addie Clark" w:date="2026-02-17T08:56:00Z" w16du:dateUtc="2026-02-17T14:56:00Z"/>
+          <w:rFonts w:ascii="Arial" w:eastAsia="Arial" w:hAnsi="Arial" w:cs="Arial"/>
+          <w:sz w:val="22"/>
+          <w:szCs w:val="22"/>
+        </w:rPr>
+      </w:pPr>
+      <w:r>
+        <w:rPr>
+          <w:rFonts w:ascii="Arial" w:eastAsia="Arial" w:hAnsi="Arial" w:cs="Arial"/>
+          <w:sz w:val="22"/>
+          <w:szCs w:val="22"/>
+        </w:rPr>
+        <w:t xml:space="preserve">Please tell us your education level: less than High School diploma, High School, Associates or </w:t>
+      </w:r>
+      <w:proofErr w:type="gramStart"/>
+      <w:r>
+        <w:rPr>
+          <w:rFonts w:ascii="Arial" w:eastAsia="Arial" w:hAnsi="Arial" w:cs="Arial"/>
+          <w:sz w:val="22"/>
+          <w:szCs w:val="22"/>
+        </w:rPr>
+        <w:t>two year</w:t>
+      </w:r>
+      <w:proofErr w:type="gramEnd"/>
+      <w:r>
+        <w:rPr>
+          <w:rFonts w:ascii="Arial" w:eastAsia="Arial" w:hAnsi="Arial" w:cs="Arial"/>
+          <w:sz w:val="22"/>
+          <w:szCs w:val="22"/>
+        </w:rPr>
+        <w:t xml:space="preserve"> degree, University or </w:t>
+      </w:r>
+      <w:proofErr w:type="gramStart"/>
+      <w:r>
+        <w:rPr>
+          <w:rFonts w:ascii="Arial" w:eastAsia="Arial" w:hAnsi="Arial" w:cs="Arial"/>
+          <w:sz w:val="22"/>
+          <w:szCs w:val="22"/>
+        </w:rPr>
+        <w:t>four year</w:t>
+      </w:r>
+      <w:proofErr w:type="gramEnd"/>
+      <w:r>
+        <w:rPr>
+          <w:rFonts w:ascii="Arial" w:eastAsia="Arial" w:hAnsi="Arial" w:cs="Arial"/>
+          <w:sz w:val="22"/>
+          <w:szCs w:val="22"/>
+        </w:rPr>
+        <w:t xml:space="preserve"> degree, </w:t>
+      </w:r>
+      <w:proofErr w:type="spellStart"/>
+      <w:proofErr w:type="gramStart"/>
+      <w:r>
+        <w:rPr>
+          <w:rFonts w:ascii="Arial" w:eastAsia="Arial" w:hAnsi="Arial" w:cs="Arial"/>
+          <w:sz w:val="22"/>
+          <w:szCs w:val="22"/>
+        </w:rPr>
+        <w:t>Masters</w:t>
+      </w:r>
+      <w:proofErr w:type="spellEnd"/>
+      <w:r>
+        <w:rPr>
+          <w:rFonts w:ascii="Arial" w:eastAsia="Arial" w:hAnsi="Arial" w:cs="Arial"/>
+          <w:sz w:val="22"/>
+          <w:szCs w:val="22"/>
+        </w:rPr>
+        <w:t xml:space="preserve"> Degree</w:t>
+      </w:r>
+      <w:proofErr w:type="gramEnd"/>
+      <w:r>
+        <w:rPr>
+          <w:rFonts w:ascii="Arial" w:eastAsia="Arial" w:hAnsi="Arial" w:cs="Arial"/>
+          <w:sz w:val="22"/>
+          <w:szCs w:val="22"/>
+        </w:rPr>
+        <w:t>, Doctoral degree (please note these will be made culturally relevant for each language)</w:t>
+      </w:r>
+    </w:p>
+    <w:p>
+      <w:pPr>
+        <w:rPr>
+          <w:ins w:id="8" w:author="Addie Clark" w:date="2026-02-17T08:56:00Z" w16du:dateUtc="2026-02-17T14:56:00Z"/>
+          <w:rFonts w:ascii="Arial" w:eastAsia="Arial" w:hAnsi="Arial" w:cs="Arial"/>
+          <w:sz w:val="22"/>
+          <w:szCs w:val="22"/>
+        </w:rPr>
+      </w:pPr>
+      <w:ins w:id="9" w:author="Addie Clark" w:date="2026-02-17T08:56:00Z" w16du:dateUtc="2026-02-17T14:56:00Z">
+        <w:r>
+          <w:rPr>
+            <w:rFonts w:ascii="Arial" w:eastAsia="Arial" w:hAnsi="Arial" w:cs="Arial"/>
+            <w:sz w:val="22"/>
+            <w:szCs w:val="22"/>
+          </w:rPr>
+          <w:t>Are you primarily left- or right-</w:t>
+        </w:r>
+        <w:proofErr w:type="gramStart"/>
+        <w:r>
+          <w:rPr>
+            <w:rFonts w:ascii="Arial" w:eastAsia="Arial" w:hAnsi="Arial" w:cs="Arial"/>
+            <w:sz w:val="22"/>
+            <w:szCs w:val="22"/>
+          </w:rPr>
+          <w:t>handed?</w:t>
+        </w:r>
+        <w:r>
+          <w:rPr>
+            <w:rFonts w:ascii="Arial" w:eastAsia="Arial" w:hAnsi="Arial" w:cs="Arial"/>
+            <w:sz w:val="22"/>
+            <w:szCs w:val="22"/>
+          </w:rPr>
+          <w:t>:</w:t>
+        </w:r>
+        <w:proofErr w:type="gramEnd"/>
+        <w:r>
+          <w:rPr>
+            <w:rFonts w:ascii="Arial" w:eastAsia="Arial" w:hAnsi="Arial" w:cs="Arial"/>
+            <w:sz w:val="22"/>
+            <w:szCs w:val="22"/>
+          </w:rPr>
+          <w:t xml:space="preserve"> Left-h</w:t>
+        </w:r>
+      </w:ins>
+      <w:ins w:id="10" w:author="Addie Clark" w:date="2026-02-17T08:57:00Z" w16du:dateUtc="2026-02-17T14:57:00Z">
+        <w:r>
+          <w:rPr>
+            <w:rFonts w:ascii="Arial" w:eastAsia="Arial" w:hAnsi="Arial" w:cs="Arial"/>
+            <w:sz w:val="22"/>
+            <w:szCs w:val="22"/>
+          </w:rPr>
+          <w:t>anded, Right-handed</w:t>
+        </w:r>
+      </w:ins>
+    </w:p>
+    <w:p>
+      <w:pPr>
+        <w:jc w:val="both"/>
+        <w:rPr>
+          <w:rFonts w:ascii="Arial" w:eastAsia="Arial" w:hAnsi="Arial" w:cs="Arial"/>
+          <w:sz w:val="22"/>
+          <w:szCs w:val="22"/>
+        </w:rPr>
+      </w:pPr>
     </w:p>
     <w:p>
       <w:pPr>
@@ -2113,18 +2458,18 @@
       <w:r>
         <w:t xml:space="preserve">Semantic priming </w:t>
       </w:r>
-      <w:commentRangeStart w:id="6"/>
+      <w:commentRangeStart w:id="11"/>
       <w:r>
         <w:t>task</w:t>
       </w:r>
-      <w:commentRangeEnd w:id="6"/>
+      <w:commentRangeEnd w:id="11"/>
       <w:r>
         <w:rPr>
           <w:rStyle w:val="CommentReference"/>
           <w:sz w:val="28"/>
           <w:szCs w:val="28"/>
         </w:rPr>
-        <w:commentReference w:id="6"/>
+        <w:commentReference w:id="11"/>
       </w:r>
       <w:r>
         <w:t>:</w:t>
@@ -2179,7 +2524,25 @@
           <w:sz w:val="22"/>
           <w:szCs w:val="22"/>
         </w:rPr>
-        <w:t xml:space="preserve"> key for real word. If the word is made-up nonsense, like </w:t>
+        <w:t xml:space="preserve"> </w:t>
+      </w:r>
+      <w:proofErr w:type="spellStart"/>
+      <w:r>
+        <w:rPr>
+          <w:rFonts w:ascii="Arial" w:eastAsia="Arial" w:hAnsi="Arial" w:cs="Arial"/>
+          <w:sz w:val="22"/>
+          <w:szCs w:val="22"/>
+        </w:rPr>
+        <w:t>key</w:t>
+      </w:r>
+      <w:proofErr w:type="spellEnd"/>
+      <w:r>
+        <w:rPr>
+          <w:rFonts w:ascii="Arial" w:eastAsia="Arial" w:hAnsi="Arial" w:cs="Arial"/>
+          <w:sz w:val="22"/>
+          <w:szCs w:val="22"/>
+        </w:rPr>
+        <w:t xml:space="preserve"> for real word. If the word is made-up nonsense, like </w:t>
       </w:r>
       <w:r>
         <w:rPr>
@@ -2213,7 +2576,25 @@
           <w:sz w:val="22"/>
           <w:szCs w:val="22"/>
         </w:rPr>
-        <w:t xml:space="preserve"> key for fake word. During practice, we will give you feedback. We would like to ask you to respond as quickly as you can while remaining accurate. You have five seconds to respond to every word. Please press the </w:t>
+        <w:t xml:space="preserve"> </w:t>
+      </w:r>
+      <w:proofErr w:type="spellStart"/>
+      <w:r>
+        <w:rPr>
+          <w:rFonts w:ascii="Arial" w:eastAsia="Arial" w:hAnsi="Arial" w:cs="Arial"/>
+          <w:sz w:val="22"/>
+          <w:szCs w:val="22"/>
+        </w:rPr>
+        <w:t>key</w:t>
+      </w:r>
+      <w:proofErr w:type="spellEnd"/>
+      <w:r>
+        <w:rPr>
+          <w:rFonts w:ascii="Arial" w:eastAsia="Arial" w:hAnsi="Arial" w:cs="Arial"/>
+          <w:sz w:val="22"/>
+          <w:szCs w:val="22"/>
+        </w:rPr>
+        <w:t xml:space="preserve"> for fake word. During practice, we will give you feedback. We would like to ask you to respond as quickly as you can while remaining accurate. You have five seconds to respond to every word. Please press the </w:t>
       </w:r>
       <w:r>
         <w:rPr>
@@ -2275,7 +2656,25 @@
           <w:sz w:val="22"/>
           <w:szCs w:val="22"/>
         </w:rPr>
-        <w:t xml:space="preserve"> will be manipulated between participants and based on the traditional keyboard for that language placing it by the Z and ? keys on a traditional QWERTY keyboard). </w:t>
+        <w:t xml:space="preserve"> will be manipulated between participants and based on the traditional keyboard for that language placing it by the Z </w:t>
+      </w:r>
+      <w:proofErr w:type="gramStart"/>
+      <w:r>
+        <w:rPr>
+          <w:rFonts w:ascii="Arial" w:eastAsia="Arial" w:hAnsi="Arial" w:cs="Arial"/>
+          <w:sz w:val="22"/>
+          <w:szCs w:val="22"/>
+        </w:rPr>
+        <w:t>and ?</w:t>
+      </w:r>
+      <w:proofErr w:type="gramEnd"/>
+      <w:r>
+        <w:rPr>
+          <w:rFonts w:ascii="Arial" w:eastAsia="Arial" w:hAnsi="Arial" w:cs="Arial"/>
+          <w:sz w:val="22"/>
+          <w:szCs w:val="22"/>
+        </w:rPr>
+        <w:t xml:space="preserve"> keys on a traditional QWERTY keyboard). </w:t>
       </w:r>
     </w:p>
     <w:p>
@@ -2382,7 +2781,25 @@
           <w:sz w:val="22"/>
           <w:szCs w:val="22"/>
         </w:rPr>
-        <w:t xml:space="preserve"> key for real words, and the </w:t>
+        <w:t xml:space="preserve"> </w:t>
+      </w:r>
+      <w:proofErr w:type="spellStart"/>
+      <w:r>
+        <w:rPr>
+          <w:rFonts w:ascii="Arial" w:eastAsia="Arial" w:hAnsi="Arial" w:cs="Arial"/>
+          <w:sz w:val="22"/>
+          <w:szCs w:val="22"/>
+        </w:rPr>
+        <w:t>key</w:t>
+      </w:r>
+      <w:proofErr w:type="spellEnd"/>
+      <w:r>
+        <w:rPr>
+          <w:rFonts w:ascii="Arial" w:eastAsia="Arial" w:hAnsi="Arial" w:cs="Arial"/>
+          <w:sz w:val="22"/>
+          <w:szCs w:val="22"/>
+        </w:rPr>
+        <w:t xml:space="preserve"> for real words, and the </w:t>
       </w:r>
       <w:r>
         <w:rPr>
@@ -2399,7 +2816,25 @@
           <w:sz w:val="22"/>
           <w:szCs w:val="22"/>
         </w:rPr>
-        <w:t xml:space="preserve"> key for fake words. You will now complete the real task. Remember to go as quickly as possible while getting the correct answer. You will not see any feedback during this section. Please press the </w:t>
+        <w:t xml:space="preserve"> </w:t>
+      </w:r>
+      <w:proofErr w:type="spellStart"/>
+      <w:r>
+        <w:rPr>
+          <w:rFonts w:ascii="Arial" w:eastAsia="Arial" w:hAnsi="Arial" w:cs="Arial"/>
+          <w:sz w:val="22"/>
+          <w:szCs w:val="22"/>
+        </w:rPr>
+        <w:t>key</w:t>
+      </w:r>
+      <w:proofErr w:type="spellEnd"/>
+      <w:r>
+        <w:rPr>
+          <w:rFonts w:ascii="Arial" w:eastAsia="Arial" w:hAnsi="Arial" w:cs="Arial"/>
+          <w:sz w:val="22"/>
+          <w:szCs w:val="22"/>
+        </w:rPr>
+        <w:t xml:space="preserve"> for fake words. You will now complete the real task. Remember to go as quickly as possible while getting the correct answer. You will not see any feedback during this section. Please press the </w:t>
       </w:r>
       <w:r>
         <w:rPr>
@@ -2489,7 +2924,6 @@
           <w:sz w:val="22"/>
           <w:szCs w:val="22"/>
         </w:rPr>
-        <w:lastRenderedPageBreak/>
         <w:t xml:space="preserve">Thank you for completing the first part of the experiment. On the next screen, you will judge words for some of their properties to help us measure how these words are understood by native speakers. (a random section below will be shown). </w:t>
       </w:r>
     </w:p>
@@ -2571,91 +3005,347 @@
         <w:pStyle w:val="Heading3"/>
       </w:pPr>
       <w:r>
-        <w:t>Concreteness task: (Brysbaert et al., 2014)</w:t>
-      </w:r>
-    </w:p>
-    <w:p>
-      <w:pPr>
-        <w:jc w:val="both"/>
-        <w:rPr>
-          <w:rFonts w:ascii="Arial" w:eastAsia="Arial" w:hAnsi="Arial" w:cs="Arial"/>
-          <w:sz w:val="22"/>
-          <w:szCs w:val="22"/>
-        </w:rPr>
-      </w:pPr>
-    </w:p>
-    <w:p>
-      <w:pPr>
-        <w:jc w:val="both"/>
-        <w:rPr>
-          <w:rFonts w:ascii="Arial" w:eastAsia="Arial" w:hAnsi="Arial" w:cs="Arial"/>
-          <w:sz w:val="22"/>
-          <w:szCs w:val="22"/>
-        </w:rPr>
-      </w:pPr>
-      <w:r>
-        <w:rPr>
-          <w:rFonts w:ascii="Arial" w:eastAsia="Arial" w:hAnsi="Arial" w:cs="Arial"/>
-          <w:sz w:val="22"/>
-          <w:szCs w:val="22"/>
-        </w:rPr>
-        <w:t>Some words refer to things or actions in reality, which you can experience directly through one of the five senses. We call these words concrete words. Other words refer to meanings that cannot be experienced directly but which we know because the meanings can be defined by other words. These are abstract words. Still other words fall in-between the two extremes, because we can experience them to some extent and in addition we rely on language to understand them. We want you to indicate how concrete the meaning of each word is for you by using a 5-point rating scale going from abstract to concrete. A concrete word comes with a higher rating and refers to something that exists in reality; you can have immediate experience of it through your senses (smelling, tasting, touching, hearing, seeing) and the actions you do. The easiest way to explain a word is by pointing to it or by demonstrating it (e.g. To explain 'sweet' you could have someone eat sugar; To explain 'jump' you could simply jump up and down or show people a movie clip about someone jumping up and down; To explain 'couch', you could point to a couch or show a picture of a couch). An abstract word comes with a lower rating and refers to something you cannot experience directly through your senses or actions. Its meaning depends on language. The easiest way to explain it is by using other words (e.g. There is no simple way to demonstrate 'justice'; but we can explain the meaning of the word by using other words that capture parts of its meaning). Because we are collecting values for all the words in a dictionary (over 60 thousand in total), you will see that there are various types of words, even single letters. Always think of how concrete (experience based) the meaning of the word is to you. In all likelihood, you will encounter several words you do not know well enough to give a useful rating. This is informative to us too, as in our research we only want to use words known to people. We may also include one or two fake words which cannot be known by you. Please indicate when you don't know a word by using the letter N (or n).</w:t>
-      </w:r>
-    </w:p>
-    <w:p>
-      <w:pPr>
-        <w:jc w:val="both"/>
-        <w:rPr>
-          <w:rFonts w:ascii="Arial" w:eastAsia="Arial" w:hAnsi="Arial" w:cs="Arial"/>
-          <w:sz w:val="22"/>
-          <w:szCs w:val="22"/>
-        </w:rPr>
-      </w:pPr>
-    </w:p>
-    <w:p>
-      <w:pPr>
-        <w:jc w:val="both"/>
-        <w:rPr>
-          <w:rFonts w:ascii="Arial" w:eastAsia="Arial" w:hAnsi="Arial" w:cs="Arial"/>
-          <w:sz w:val="22"/>
-          <w:szCs w:val="22"/>
-        </w:rPr>
-      </w:pPr>
-      <w:r>
-        <w:rPr>
-          <w:rFonts w:ascii="Arial" w:eastAsia="Arial" w:hAnsi="Arial" w:cs="Arial"/>
-          <w:sz w:val="22"/>
-          <w:szCs w:val="22"/>
-        </w:rPr>
-        <w:t xml:space="preserve">So, we ask you to use a 5-point rating scale going from abstract to concrete and to use the letter N when you do not know the word well enough to give an answer. </w:t>
-      </w:r>
-    </w:p>
-    <w:p>
-      <w:pPr>
-        <w:jc w:val="both"/>
-        <w:rPr>
-          <w:rFonts w:ascii="Arial" w:eastAsia="Arial" w:hAnsi="Arial" w:cs="Arial"/>
-          <w:sz w:val="22"/>
-          <w:szCs w:val="22"/>
-        </w:rPr>
-      </w:pPr>
-    </w:p>
-    <w:p>
-      <w:pPr>
-        <w:jc w:val="both"/>
-        <w:rPr>
-          <w:rFonts w:ascii="Arial" w:eastAsia="Arial" w:hAnsi="Arial" w:cs="Arial"/>
-          <w:sz w:val="22"/>
-          <w:szCs w:val="22"/>
-        </w:rPr>
-      </w:pPr>
-      <w:r>
-        <w:rPr>
-          <w:rFonts w:ascii="Arial" w:eastAsia="Arial" w:hAnsi="Arial" w:cs="Arial"/>
-          <w:sz w:val="22"/>
-          <w:szCs w:val="22"/>
-        </w:rPr>
-        <w:t xml:space="preserve">Abstract (language based) Concrete (experience based) </w:t>
+        <w:t>Concreteness task: (</w:t>
+      </w:r>
+      <w:proofErr w:type="spellStart"/>
+      <w:r>
+        <w:t>Brysbaert</w:t>
+      </w:r>
+      <w:proofErr w:type="spellEnd"/>
+      <w:r>
+        <w:t xml:space="preserve"> et al., 2014)</w:t>
+      </w:r>
+    </w:p>
+    <w:p>
+      <w:pPr>
+        <w:jc w:val="both"/>
+        <w:rPr>
+          <w:rFonts w:ascii="Arial" w:eastAsia="Arial" w:hAnsi="Arial" w:cs="Arial"/>
+          <w:sz w:val="22"/>
+          <w:szCs w:val="22"/>
+        </w:rPr>
+      </w:pPr>
+    </w:p>
+    <w:p>
+      <w:pPr>
+        <w:jc w:val="both"/>
+        <w:rPr>
+          <w:rFonts w:ascii="Arial" w:eastAsia="Arial" w:hAnsi="Arial" w:cs="Arial"/>
+          <w:sz w:val="22"/>
+          <w:szCs w:val="22"/>
+        </w:rPr>
+      </w:pPr>
+      <w:r>
+        <w:rPr>
+          <w:rFonts w:ascii="Arial" w:eastAsia="Arial" w:hAnsi="Arial" w:cs="Arial"/>
+          <w:sz w:val="22"/>
+          <w:szCs w:val="22"/>
+        </w:rPr>
+        <w:t xml:space="preserve">Some words refer to things or </w:t>
+      </w:r>
+      <w:proofErr w:type="gramStart"/>
+      <w:r>
+        <w:rPr>
+          <w:rFonts w:ascii="Arial" w:eastAsia="Arial" w:hAnsi="Arial" w:cs="Arial"/>
+          <w:sz w:val="22"/>
+          <w:szCs w:val="22"/>
+        </w:rPr>
+        <w:t>actions in reality, which</w:t>
+      </w:r>
+      <w:proofErr w:type="gramEnd"/>
+      <w:r>
+        <w:rPr>
+          <w:rFonts w:ascii="Arial" w:eastAsia="Arial" w:hAnsi="Arial" w:cs="Arial"/>
+          <w:sz w:val="22"/>
+          <w:szCs w:val="22"/>
+        </w:rPr>
+        <w:t xml:space="preserve"> you can experience directly through one of the five senses. We call these words concrete words. Other words refer to meanings that cannot be experienced directly but which we know because the meanings can be defined by other words. These are abstract words. Still other words fall in-between the two extremes, because we can experience them to some extent and in </w:t>
+      </w:r>
+      <w:proofErr w:type="gramStart"/>
+      <w:r>
+        <w:rPr>
+          <w:rFonts w:ascii="Arial" w:eastAsia="Arial" w:hAnsi="Arial" w:cs="Arial"/>
+          <w:sz w:val="22"/>
+          <w:szCs w:val="22"/>
+        </w:rPr>
+        <w:t>addition</w:t>
+      </w:r>
+      <w:proofErr w:type="gramEnd"/>
+      <w:r>
+        <w:rPr>
+          <w:rFonts w:ascii="Arial" w:eastAsia="Arial" w:hAnsi="Arial" w:cs="Arial"/>
+          <w:sz w:val="22"/>
+          <w:szCs w:val="22"/>
+        </w:rPr>
+        <w:t xml:space="preserve"> we rely on language to understand them. We want you to indicate how concrete the meaning of each word is for you by using a </w:t>
+      </w:r>
+      <w:del w:id="12" w:author="Addie Clark" w:date="2026-02-17T13:31:00Z" w16du:dateUtc="2026-02-17T19:31:00Z">
+        <w:r>
+          <w:rPr>
+            <w:rFonts w:ascii="Arial" w:eastAsia="Arial" w:hAnsi="Arial" w:cs="Arial"/>
+            <w:sz w:val="22"/>
+            <w:szCs w:val="22"/>
+          </w:rPr>
+          <w:delText>5</w:delText>
+        </w:r>
+      </w:del>
+      <w:ins w:id="13" w:author="Addie Clark" w:date="2026-02-17T13:31:00Z" w16du:dateUtc="2026-02-17T19:31:00Z">
+        <w:r>
+          <w:rPr>
+            <w:rFonts w:ascii="Arial" w:eastAsia="Arial" w:hAnsi="Arial" w:cs="Arial"/>
+            <w:sz w:val="22"/>
+            <w:szCs w:val="22"/>
+          </w:rPr>
+          <w:t>9</w:t>
+        </w:r>
+      </w:ins>
+      <w:r>
+        <w:rPr>
+          <w:rFonts w:ascii="Arial" w:eastAsia="Arial" w:hAnsi="Arial" w:cs="Arial"/>
+          <w:sz w:val="22"/>
+          <w:szCs w:val="22"/>
+        </w:rPr>
+        <w:t xml:space="preserve">-point rating scale going from abstract to concrete. A concrete word comes with a higher rating and refers to something that exists in reality; you can have immediate experience of it through your senses (smelling, tasting, touching, hearing, seeing) and the actions you do. The easiest way to explain a word is by pointing to it or by demonstrating it (e.g. To explain 'sweet' you could have someone eat sugar; To explain 'jump' you could simply jump up and down or show people a movie clip about someone jumping up and down; To explain 'couch', you could point to a couch or show a picture of a couch). An abstract word comes with a lower rating and refers to something you cannot experience directly through your senses or actions. Its meaning depends on language. The easiest way to explain it is by using other words (e.g. There is no simple way to demonstrate 'justice'; but we can explain the meaning of the word by using other words that capture parts of its meaning). Because we are collecting values for all the words in a dictionary (over 60 thousand in total), you will see that there are various types of words, even single letters. Always think of how concrete (experience based) the meaning of the word is to you. </w:t>
+      </w:r>
+      <w:proofErr w:type="gramStart"/>
+      <w:r>
+        <w:rPr>
+          <w:rFonts w:ascii="Arial" w:eastAsia="Arial" w:hAnsi="Arial" w:cs="Arial"/>
+          <w:sz w:val="22"/>
+          <w:szCs w:val="22"/>
+        </w:rPr>
+        <w:t>In all likelihood</w:t>
+      </w:r>
+      <w:proofErr w:type="gramEnd"/>
+      <w:r>
+        <w:rPr>
+          <w:rFonts w:ascii="Arial" w:eastAsia="Arial" w:hAnsi="Arial" w:cs="Arial"/>
+          <w:sz w:val="22"/>
+          <w:szCs w:val="22"/>
+        </w:rPr>
+        <w:t xml:space="preserve">, you will encounter several words you do not know well enough to give a useful rating. This is informative to us too, as in our research we only want to use words known to people. We may also include one or two fake words which cannot be known by you. Please indicate when you don't know a word by using the letter </w:t>
+      </w:r>
+      <w:del w:id="14" w:author="Addie Clark" w:date="2026-02-17T13:33:00Z" w16du:dateUtc="2026-02-17T19:33:00Z">
+        <w:r>
+          <w:rPr>
+            <w:rFonts w:ascii="Arial" w:eastAsia="Arial" w:hAnsi="Arial" w:cs="Arial"/>
+            <w:sz w:val="22"/>
+            <w:szCs w:val="22"/>
+          </w:rPr>
+          <w:delText>N</w:delText>
+        </w:r>
+      </w:del>
+      <w:ins w:id="15" w:author="Addie Clark" w:date="2026-02-17T13:33:00Z" w16du:dateUtc="2026-02-17T19:33:00Z">
+        <w:r>
+          <w:rPr>
+            <w:rFonts w:ascii="Arial" w:eastAsia="Arial" w:hAnsi="Arial" w:cs="Arial"/>
+            <w:sz w:val="22"/>
+            <w:szCs w:val="22"/>
+          </w:rPr>
+          <w:t>X</w:t>
+        </w:r>
+      </w:ins>
+      <w:r>
+        <w:rPr>
+          <w:rFonts w:ascii="Arial" w:eastAsia="Arial" w:hAnsi="Arial" w:cs="Arial"/>
+          <w:sz w:val="22"/>
+          <w:szCs w:val="22"/>
+        </w:rPr>
+        <w:t xml:space="preserve"> (or </w:t>
+      </w:r>
+      <w:del w:id="16" w:author="Addie Clark" w:date="2026-02-17T13:33:00Z" w16du:dateUtc="2026-02-17T19:33:00Z">
+        <w:r>
+          <w:rPr>
+            <w:rFonts w:ascii="Arial" w:eastAsia="Arial" w:hAnsi="Arial" w:cs="Arial"/>
+            <w:sz w:val="22"/>
+            <w:szCs w:val="22"/>
+          </w:rPr>
+          <w:delText>n</w:delText>
+        </w:r>
+      </w:del>
+      <w:ins w:id="17" w:author="Addie Clark" w:date="2026-02-17T13:33:00Z" w16du:dateUtc="2026-02-17T19:33:00Z">
+        <w:r>
+          <w:rPr>
+            <w:rFonts w:ascii="Arial" w:eastAsia="Arial" w:hAnsi="Arial" w:cs="Arial"/>
+            <w:sz w:val="22"/>
+            <w:szCs w:val="22"/>
+          </w:rPr>
+          <w:t>x</w:t>
+        </w:r>
+      </w:ins>
+      <w:r>
+        <w:rPr>
+          <w:rFonts w:ascii="Arial" w:eastAsia="Arial" w:hAnsi="Arial" w:cs="Arial"/>
+          <w:sz w:val="22"/>
+          <w:szCs w:val="22"/>
+        </w:rPr>
+        <w:t>).</w:t>
+      </w:r>
+    </w:p>
+    <w:p>
+      <w:pPr>
+        <w:jc w:val="both"/>
+        <w:rPr>
+          <w:rFonts w:ascii="Arial" w:eastAsia="Arial" w:hAnsi="Arial" w:cs="Arial"/>
+          <w:sz w:val="22"/>
+          <w:szCs w:val="22"/>
+        </w:rPr>
+      </w:pPr>
+    </w:p>
+    <w:p>
+      <w:pPr>
+        <w:jc w:val="both"/>
+        <w:rPr>
+          <w:rFonts w:ascii="Arial" w:eastAsia="Arial" w:hAnsi="Arial" w:cs="Arial"/>
+          <w:sz w:val="22"/>
+          <w:szCs w:val="22"/>
+        </w:rPr>
+      </w:pPr>
+      <w:r>
+        <w:rPr>
+          <w:rFonts w:ascii="Arial" w:eastAsia="Arial" w:hAnsi="Arial" w:cs="Arial"/>
+          <w:sz w:val="22"/>
+          <w:szCs w:val="22"/>
+        </w:rPr>
+        <w:t xml:space="preserve">So, we ask you to use a </w:t>
+      </w:r>
+      <w:ins w:id="18" w:author="Addie Clark" w:date="2026-02-17T13:28:00Z" w16du:dateUtc="2026-02-17T19:28:00Z">
+        <w:r>
+          <w:rPr>
+            <w:rFonts w:ascii="Arial" w:eastAsia="Arial" w:hAnsi="Arial" w:cs="Arial"/>
+            <w:sz w:val="22"/>
+            <w:szCs w:val="22"/>
+          </w:rPr>
+          <w:t>9</w:t>
+        </w:r>
+      </w:ins>
+      <w:del w:id="19" w:author="Addie Clark" w:date="2026-02-17T13:28:00Z" w16du:dateUtc="2026-02-17T19:28:00Z">
+        <w:r>
+          <w:rPr>
+            <w:rFonts w:ascii="Arial" w:eastAsia="Arial" w:hAnsi="Arial" w:cs="Arial"/>
+            <w:sz w:val="22"/>
+            <w:szCs w:val="22"/>
+          </w:rPr>
+          <w:delText>5</w:delText>
+        </w:r>
+      </w:del>
+      <w:r>
+        <w:rPr>
+          <w:rFonts w:ascii="Arial" w:eastAsia="Arial" w:hAnsi="Arial" w:cs="Arial"/>
+          <w:sz w:val="22"/>
+          <w:szCs w:val="22"/>
+        </w:rPr>
+        <w:t xml:space="preserve">-point rating scale going from abstract to concrete and to use the letter </w:t>
+      </w:r>
+      <w:del w:id="20" w:author="Addie Clark" w:date="2026-02-17T13:32:00Z" w16du:dateUtc="2026-02-17T19:32:00Z">
+        <w:r>
+          <w:rPr>
+            <w:rFonts w:ascii="Arial" w:eastAsia="Arial" w:hAnsi="Arial" w:cs="Arial"/>
+            <w:sz w:val="22"/>
+            <w:szCs w:val="22"/>
+          </w:rPr>
+          <w:delText>N</w:delText>
+        </w:r>
+      </w:del>
+      <w:ins w:id="21" w:author="Addie Clark" w:date="2026-02-17T13:32:00Z" w16du:dateUtc="2026-02-17T19:32:00Z">
+        <w:r>
+          <w:rPr>
+            <w:rFonts w:ascii="Arial" w:eastAsia="Arial" w:hAnsi="Arial" w:cs="Arial"/>
+            <w:sz w:val="22"/>
+            <w:szCs w:val="22"/>
+          </w:rPr>
+          <w:t>X</w:t>
+        </w:r>
+      </w:ins>
+      <w:r>
+        <w:rPr>
+          <w:rFonts w:ascii="Arial" w:eastAsia="Arial" w:hAnsi="Arial" w:cs="Arial"/>
+          <w:sz w:val="22"/>
+          <w:szCs w:val="22"/>
+        </w:rPr>
+        <w:t xml:space="preserve"> when you do not know the word well enough to give an answer. </w:t>
+      </w:r>
+    </w:p>
+    <w:p>
+      <w:pPr>
+        <w:jc w:val="both"/>
+        <w:rPr>
+          <w:rFonts w:ascii="Arial" w:eastAsia="Arial" w:hAnsi="Arial" w:cs="Arial"/>
+          <w:sz w:val="22"/>
+          <w:szCs w:val="22"/>
+        </w:rPr>
+      </w:pPr>
+    </w:p>
+    <w:p>
+      <w:pPr>
+        <w:jc w:val="both"/>
+        <w:rPr>
+          <w:rFonts w:ascii="Arial" w:eastAsia="Arial" w:hAnsi="Arial" w:cs="Arial"/>
+          <w:sz w:val="22"/>
+          <w:szCs w:val="22"/>
+        </w:rPr>
+      </w:pPr>
+      <w:r>
+        <w:rPr>
+          <w:rFonts w:ascii="Arial" w:eastAsia="Arial" w:hAnsi="Arial" w:cs="Arial"/>
+          <w:sz w:val="22"/>
+          <w:szCs w:val="22"/>
+        </w:rPr>
+        <w:t>Abstract (language based</w:t>
+      </w:r>
+      <w:ins w:id="22" w:author="Addie Clark" w:date="2026-02-17T13:36:00Z" w16du:dateUtc="2026-02-17T19:36:00Z">
+        <w:r>
+          <w:rPr>
+            <w:rFonts w:ascii="Arial" w:eastAsia="Arial" w:hAnsi="Arial" w:cs="Arial"/>
+            <w:sz w:val="22"/>
+            <w:szCs w:val="22"/>
+          </w:rPr>
+          <w:t xml:space="preserve"> [1]</w:t>
+        </w:r>
+      </w:ins>
+      <w:r>
+        <w:rPr>
+          <w:rFonts w:ascii="Arial" w:eastAsia="Arial" w:hAnsi="Arial" w:cs="Arial"/>
+          <w:sz w:val="22"/>
+          <w:szCs w:val="22"/>
+        </w:rPr>
+        <w:t xml:space="preserve">) </w:t>
+      </w:r>
+      <w:ins w:id="23" w:author="Addie Clark" w:date="2026-02-17T13:36:00Z" w16du:dateUtc="2026-02-17T19:36:00Z">
+        <w:r>
+          <w:rPr>
+            <w:rFonts w:ascii="Arial" w:eastAsia="Arial" w:hAnsi="Arial" w:cs="Arial"/>
+            <w:sz w:val="22"/>
+            <w:szCs w:val="22"/>
+          </w:rPr>
+          <w:t xml:space="preserve">to </w:t>
+        </w:r>
+      </w:ins>
+      <w:r>
+        <w:rPr>
+          <w:rFonts w:ascii="Arial" w:eastAsia="Arial" w:hAnsi="Arial" w:cs="Arial"/>
+          <w:sz w:val="22"/>
+          <w:szCs w:val="22"/>
+        </w:rPr>
+        <w:t>Concrete (experience based</w:t>
+      </w:r>
+      <w:ins w:id="24" w:author="Addie Clark" w:date="2026-02-17T13:36:00Z" w16du:dateUtc="2026-02-17T19:36:00Z">
+        <w:r>
+          <w:rPr>
+            <w:rFonts w:ascii="Arial" w:eastAsia="Arial" w:hAnsi="Arial" w:cs="Arial"/>
+            <w:sz w:val="22"/>
+            <w:szCs w:val="22"/>
+          </w:rPr>
+          <w:t xml:space="preserve"> [9]</w:t>
+        </w:r>
+      </w:ins>
+      <w:r>
+        <w:rPr>
+          <w:rFonts w:ascii="Arial" w:eastAsia="Arial" w:hAnsi="Arial" w:cs="Arial"/>
+          <w:sz w:val="22"/>
+          <w:szCs w:val="22"/>
+        </w:rPr>
+        <w:t xml:space="preserve">) </w:t>
       </w:r>
     </w:p>
     <w:p>
@@ -2683,23 +3373,34 @@
         </w:rPr>
         <w:tab/>
       </w:r>
-      <w:r>
-        <w:rPr>
-          <w:rFonts w:ascii="Arial" w:eastAsia="Arial" w:hAnsi="Arial" w:cs="Arial"/>
-          <w:sz w:val="22"/>
-          <w:szCs w:val="22"/>
-        </w:rPr>
-        <w:tab/>
+      <w:del w:id="25" w:author="Addie Clark" w:date="2026-02-17T13:29:00Z" w16du:dateUtc="2026-02-17T19:29:00Z">
+        <w:r>
+          <w:rPr>
+            <w:rFonts w:ascii="Arial" w:eastAsia="Arial" w:hAnsi="Arial" w:cs="Arial"/>
+            <w:sz w:val="22"/>
+            <w:szCs w:val="22"/>
+          </w:rPr>
+          <w:tab/>
+        </w:r>
+      </w:del>
+      <w:r>
+        <w:rPr>
+          <w:rFonts w:ascii="Arial" w:eastAsia="Arial" w:hAnsi="Arial" w:cs="Arial"/>
+          <w:sz w:val="22"/>
+          <w:szCs w:val="22"/>
+        </w:rPr>
         <w:t>2</w:t>
       </w:r>
-      <w:r>
-        <w:rPr>
-          <w:rFonts w:ascii="Arial" w:eastAsia="Arial" w:hAnsi="Arial" w:cs="Arial"/>
-          <w:sz w:val="22"/>
-          <w:szCs w:val="22"/>
-        </w:rPr>
-        <w:tab/>
-      </w:r>
+      <w:del w:id="26" w:author="Addie Clark" w:date="2026-02-17T13:29:00Z" w16du:dateUtc="2026-02-17T19:29:00Z">
+        <w:r>
+          <w:rPr>
+            <w:rFonts w:ascii="Arial" w:eastAsia="Arial" w:hAnsi="Arial" w:cs="Arial"/>
+            <w:sz w:val="22"/>
+            <w:szCs w:val="22"/>
+          </w:rPr>
+          <w:tab/>
+        </w:r>
+      </w:del>
       <w:r>
         <w:rPr>
           <w:rFonts w:ascii="Arial" w:eastAsia="Arial" w:hAnsi="Arial" w:cs="Arial"/>
@@ -2709,14 +3410,16 @@
         <w:tab/>
         <w:t>3</w:t>
       </w:r>
-      <w:r>
-        <w:rPr>
-          <w:rFonts w:ascii="Arial" w:eastAsia="Arial" w:hAnsi="Arial" w:cs="Arial"/>
-          <w:sz w:val="22"/>
-          <w:szCs w:val="22"/>
-        </w:rPr>
-        <w:tab/>
-      </w:r>
+      <w:del w:id="27" w:author="Addie Clark" w:date="2026-02-17T13:29:00Z" w16du:dateUtc="2026-02-17T19:29:00Z">
+        <w:r>
+          <w:rPr>
+            <w:rFonts w:ascii="Arial" w:eastAsia="Arial" w:hAnsi="Arial" w:cs="Arial"/>
+            <w:sz w:val="22"/>
+            <w:szCs w:val="22"/>
+          </w:rPr>
+          <w:tab/>
+        </w:r>
+      </w:del>
       <w:r>
         <w:rPr>
           <w:rFonts w:ascii="Arial" w:eastAsia="Arial" w:hAnsi="Arial" w:cs="Arial"/>
@@ -2726,14 +3429,16 @@
         <w:tab/>
         <w:t xml:space="preserve"> 4</w:t>
       </w:r>
-      <w:r>
-        <w:rPr>
-          <w:rFonts w:ascii="Arial" w:eastAsia="Arial" w:hAnsi="Arial" w:cs="Arial"/>
-          <w:sz w:val="22"/>
-          <w:szCs w:val="22"/>
-        </w:rPr>
-        <w:tab/>
-      </w:r>
+      <w:del w:id="28" w:author="Addie Clark" w:date="2026-02-17T13:29:00Z" w16du:dateUtc="2026-02-17T19:29:00Z">
+        <w:r>
+          <w:rPr>
+            <w:rFonts w:ascii="Arial" w:eastAsia="Arial" w:hAnsi="Arial" w:cs="Arial"/>
+            <w:sz w:val="22"/>
+            <w:szCs w:val="22"/>
+          </w:rPr>
+          <w:tab/>
+        </w:r>
+      </w:del>
       <w:r>
         <w:rPr>
           <w:rFonts w:ascii="Arial" w:eastAsia="Arial" w:hAnsi="Arial" w:cs="Arial"/>
@@ -2743,23 +3448,103 @@
         <w:tab/>
         <w:t xml:space="preserve"> 5 </w:t>
       </w:r>
-    </w:p>
-    <w:p>
-      <w:pPr>
-        <w:jc w:val="both"/>
-        <w:rPr>
-          <w:rFonts w:ascii="Arial" w:eastAsia="Arial" w:hAnsi="Arial" w:cs="Arial"/>
-          <w:sz w:val="22"/>
-          <w:szCs w:val="22"/>
-        </w:rPr>
-      </w:pPr>
-      <w:r>
-        <w:rPr>
-          <w:rFonts w:ascii="Arial" w:eastAsia="Arial" w:hAnsi="Arial" w:cs="Arial"/>
-          <w:sz w:val="22"/>
-          <w:szCs w:val="22"/>
-        </w:rPr>
-        <w:t>N = I do not know this word well enough to give a rating.</w:t>
+      <w:ins w:id="29" w:author="Addie Clark" w:date="2026-02-17T13:29:00Z" w16du:dateUtc="2026-02-17T19:29:00Z">
+        <w:r>
+          <w:rPr>
+            <w:rFonts w:ascii="Arial" w:eastAsia="Arial" w:hAnsi="Arial" w:cs="Arial"/>
+            <w:sz w:val="22"/>
+            <w:szCs w:val="22"/>
+          </w:rPr>
+          <w:tab/>
+        </w:r>
+        <w:r>
+          <w:rPr>
+            <w:rFonts w:ascii="Arial" w:eastAsia="Arial" w:hAnsi="Arial" w:cs="Arial"/>
+            <w:sz w:val="22"/>
+            <w:szCs w:val="22"/>
+          </w:rPr>
+          <w:t>6</w:t>
+        </w:r>
+        <w:r>
+          <w:rPr>
+            <w:rFonts w:ascii="Arial" w:eastAsia="Arial" w:hAnsi="Arial" w:cs="Arial"/>
+            <w:sz w:val="22"/>
+            <w:szCs w:val="22"/>
+          </w:rPr>
+          <w:tab/>
+        </w:r>
+        <w:r>
+          <w:rPr>
+            <w:rFonts w:ascii="Arial" w:eastAsia="Arial" w:hAnsi="Arial" w:cs="Arial"/>
+            <w:sz w:val="22"/>
+            <w:szCs w:val="22"/>
+          </w:rPr>
+          <w:t>7</w:t>
+        </w:r>
+        <w:r>
+          <w:rPr>
+            <w:rFonts w:ascii="Arial" w:eastAsia="Arial" w:hAnsi="Arial" w:cs="Arial"/>
+            <w:sz w:val="22"/>
+            <w:szCs w:val="22"/>
+          </w:rPr>
+          <w:tab/>
+          <w:t xml:space="preserve"> </w:t>
+        </w:r>
+        <w:r>
+          <w:rPr>
+            <w:rFonts w:ascii="Arial" w:eastAsia="Arial" w:hAnsi="Arial" w:cs="Arial"/>
+            <w:sz w:val="22"/>
+            <w:szCs w:val="22"/>
+          </w:rPr>
+          <w:t>8</w:t>
+        </w:r>
+        <w:r>
+          <w:rPr>
+            <w:rFonts w:ascii="Arial" w:eastAsia="Arial" w:hAnsi="Arial" w:cs="Arial"/>
+            <w:sz w:val="22"/>
+            <w:szCs w:val="22"/>
+          </w:rPr>
+          <w:tab/>
+          <w:t>9</w:t>
+        </w:r>
+      </w:ins>
+    </w:p>
+    <w:p>
+      <w:pPr>
+        <w:jc w:val="both"/>
+        <w:rPr>
+          <w:rFonts w:ascii="Arial" w:eastAsia="Arial" w:hAnsi="Arial" w:cs="Arial"/>
+          <w:sz w:val="22"/>
+          <w:szCs w:val="22"/>
+        </w:rPr>
+      </w:pPr>
+      <w:ins w:id="30" w:author="Addie Clark" w:date="2026-02-17T13:28:00Z" w16du:dateUtc="2026-02-17T19:28:00Z">
+        <w:r>
+          <w:rPr>
+            <w:rFonts w:ascii="Arial" w:eastAsia="Arial" w:hAnsi="Arial" w:cs="Arial"/>
+            <w:sz w:val="22"/>
+            <w:szCs w:val="22"/>
+          </w:rPr>
+          <w:t>X</w:t>
+        </w:r>
+      </w:ins>
+      <w:del w:id="31" w:author="Addie Clark" w:date="2026-02-17T13:28:00Z" w16du:dateUtc="2026-02-17T19:28:00Z">
+        <w:r>
+          <w:rPr>
+            <w:rFonts w:ascii="Arial" w:eastAsia="Arial" w:hAnsi="Arial" w:cs="Arial"/>
+            <w:sz w:val="22"/>
+            <w:szCs w:val="22"/>
+          </w:rPr>
+          <w:delText>N</w:delText>
+        </w:r>
+      </w:del>
+      <w:r>
+        <w:rPr>
+          <w:rFonts w:ascii="Arial" w:eastAsia="Arial" w:hAnsi="Arial" w:cs="Arial"/>
+          <w:sz w:val="22"/>
+          <w:szCs w:val="22"/>
+        </w:rPr>
+        <w:t xml:space="preserve"> = I do not know this word well enough to give a rating.</w:t>
       </w:r>
     </w:p>
     <w:p>
@@ -2777,86 +3562,609 @@
         <w:pStyle w:val="Heading3"/>
       </w:pPr>
       <w:r>
+        <w:lastRenderedPageBreak/>
         <w:t>Valence: (Bradley &amp; Lang, 1999)</w:t>
       </w:r>
     </w:p>
+    <w:p>
+      <w:pPr>
+        <w:jc w:val="both"/>
+        <w:rPr>
+          <w:ins w:id="32" w:author="Addie Clark" w:date="2026-02-17T09:05:00Z" w16du:dateUtc="2026-02-17T15:05:00Z"/>
+          <w:rFonts w:ascii="Arial" w:eastAsia="Arial" w:hAnsi="Arial" w:cs="Arial"/>
+          <w:b/>
+          <w:sz w:val="22"/>
+          <w:szCs w:val="22"/>
+        </w:rPr>
+      </w:pPr>
+      <w:ins w:id="33" w:author="Addie Clark" w:date="2026-02-17T09:05:00Z" w16du:dateUtc="2026-02-17T15:05:00Z">
+        <w:r>
+          <w:rPr>
+            <w:rFonts w:ascii="Arial" w:eastAsia="Arial" w:hAnsi="Arial" w:cs="Arial"/>
+            <w:b/>
+            <w:noProof/>
+            <w:sz w:val="22"/>
+            <w:szCs w:val="22"/>
+          </w:rPr>
+          <w:drawing>
+            <wp:inline distT="0" distB="0" distL="0" distR="0" wp14:anchorId="03238F72" wp14:editId="0642B8D2">
+              <wp:extent cx="5727700" cy="744855"/>
+              <wp:effectExtent l="0" t="0" r="0" b="4445"/>
+              <wp:docPr id="1574216603" name="Picture 2" descr="A group of black and white icons&#10;&#10;AI-generated content may be incorrect."/>
+              <wp:cNvGraphicFramePr>
+                <a:graphicFrameLocks xmlns:a="http://schemas.openxmlformats.org/drawingml/2006/main" noChangeAspect="1"/>
+              </wp:cNvGraphicFramePr>
+              <a:graphic xmlns:a="http://schemas.openxmlformats.org/drawingml/2006/main">
+                <a:graphicData uri="http://schemas.openxmlformats.org/drawingml/2006/picture">
+                  <pic:pic xmlns:pic="http://schemas.openxmlformats.org/drawingml/2006/picture">
+                    <pic:nvPicPr>
+                      <pic:cNvPr id="1567191051" name="Picture 2" descr="A group of black and white icons&#10;&#10;AI-generated content may be incorrect."/>
+                      <pic:cNvPicPr/>
+                    </pic:nvPicPr>
+                    <pic:blipFill>
+                      <a:blip r:embed="rId28" cstate="print">
+                        <a:extLst>
+                          <a:ext uri="{28A0092B-C50C-407E-A947-70E740481C1C}">
+                            <a14:useLocalDpi xmlns:a14="http://schemas.microsoft.com/office/drawing/2010/main" val="0"/>
+                          </a:ext>
+                        </a:extLst>
+                      </a:blip>
+                      <a:stretch>
+                        <a:fillRect/>
+                      </a:stretch>
+                    </pic:blipFill>
+                    <pic:spPr>
+                      <a:xfrm>
+                        <a:off x="0" y="0"/>
+                        <a:ext cx="5727700" cy="744855"/>
+                      </a:xfrm>
+                      <a:prstGeom prst="rect">
+                        <a:avLst/>
+                      </a:prstGeom>
+                    </pic:spPr>
+                  </pic:pic>
+                </a:graphicData>
+              </a:graphic>
+            </wp:inline>
+          </w:drawing>
+        </w:r>
+        <w:r>
+          <w:rPr>
+            <w:rFonts w:ascii="Arial" w:eastAsia="Arial" w:hAnsi="Arial" w:cs="Arial"/>
+            <w:b/>
+            <w:sz w:val="22"/>
+            <w:szCs w:val="22"/>
+          </w:rPr>
+          <w:t>Valence</w:t>
+        </w:r>
+        <w:r>
+          <w:rPr>
+            <w:rFonts w:ascii="Arial" w:eastAsia="Arial" w:hAnsi="Arial" w:cs="Arial"/>
+            <w:b/>
+            <w:sz w:val="22"/>
+            <w:szCs w:val="22"/>
+          </w:rPr>
+          <w:t xml:space="preserve">, </w:t>
+        </w:r>
+        <w:r>
+          <w:rPr>
+            <w:rFonts w:ascii="Arial" w:eastAsia="Arial" w:hAnsi="Arial" w:cs="Arial"/>
+            <w:b/>
+            <w:sz w:val="18"/>
+            <w:szCs w:val="18"/>
+          </w:rPr>
+          <w:t>image produced by Prete, Laeng, &amp; Tommasi (2022)</w:t>
+        </w:r>
+      </w:ins>
+    </w:p>
+    <w:p>
+      <w:pPr>
+        <w:jc w:val="both"/>
+        <w:rPr>
+          <w:ins w:id="34" w:author="Addie Clark" w:date="2026-02-17T09:05:00Z" w16du:dateUtc="2026-02-17T15:05:00Z"/>
+          <w:rFonts w:ascii="Arial" w:eastAsia="Arial" w:hAnsi="Arial" w:cs="Arial"/>
+          <w:b/>
+          <w:sz w:val="22"/>
+          <w:szCs w:val="22"/>
+        </w:rPr>
+      </w:pPr>
+    </w:p>
+    <w:p>
+      <w:pPr>
+        <w:jc w:val="both"/>
+        <w:rPr>
+          <w:ins w:id="35" w:author="Addie Clark" w:date="2026-02-17T09:05:00Z" w16du:dateUtc="2026-02-17T15:05:00Z"/>
+          <w:rFonts w:ascii="Arial" w:eastAsia="Arial" w:hAnsi="Arial" w:cs="Arial"/>
+          <w:sz w:val="22"/>
+          <w:szCs w:val="22"/>
+        </w:rPr>
+      </w:pPr>
+      <w:ins w:id="36" w:author="Addie Clark" w:date="2026-02-17T09:05:00Z" w16du:dateUtc="2026-02-17T15:05:00Z">
+        <w:r>
+          <w:rPr>
+            <w:rFonts w:ascii="Arial" w:eastAsia="Arial" w:hAnsi="Arial" w:cs="Arial"/>
+            <w:sz w:val="22"/>
+            <w:szCs w:val="22"/>
+          </w:rPr>
+          <w:t>The study being conducted today is investigating emotion, and how people respond to different types of words.</w:t>
+        </w:r>
+      </w:ins>
+    </w:p>
+    <w:p>
+      <w:pPr>
+        <w:jc w:val="both"/>
+        <w:rPr>
+          <w:ins w:id="37" w:author="Addie Clark" w:date="2026-02-17T09:05:00Z" w16du:dateUtc="2026-02-17T15:05:00Z"/>
+          <w:rFonts w:ascii="Arial" w:eastAsia="Arial" w:hAnsi="Arial" w:cs="Arial"/>
+          <w:sz w:val="22"/>
+          <w:szCs w:val="22"/>
+        </w:rPr>
+      </w:pPr>
+    </w:p>
+    <w:p>
+      <w:pPr>
+        <w:jc w:val="both"/>
+        <w:rPr>
+          <w:ins w:id="38" w:author="Addie Clark" w:date="2026-02-17T09:06:00Z" w16du:dateUtc="2026-02-17T15:06:00Z"/>
+          <w:rFonts w:ascii="Arial" w:eastAsia="Arial" w:hAnsi="Arial" w:cs="Arial"/>
+          <w:sz w:val="22"/>
+          <w:szCs w:val="22"/>
+        </w:rPr>
+      </w:pPr>
+      <w:ins w:id="39" w:author="Addie Clark" w:date="2026-02-17T09:05:00Z" w16du:dateUtc="2026-02-17T15:05:00Z">
+        <w:r>
+          <w:rPr>
+            <w:rFonts w:ascii="Arial" w:eastAsia="Arial" w:hAnsi="Arial" w:cs="Arial"/>
+            <w:sz w:val="22"/>
+            <w:szCs w:val="22"/>
+          </w:rPr>
+          <w:t>We call this set of figures SAM, and you will be using these figures to rate how you felt while reading each word. SAM shows different kinds of feelings: Happy vs. Unhappy</w:t>
+        </w:r>
+        <w:r>
+          <w:rPr>
+            <w:rFonts w:ascii="Arial" w:eastAsia="Arial" w:hAnsi="Arial" w:cs="Arial"/>
+            <w:sz w:val="22"/>
+            <w:szCs w:val="22"/>
+          </w:rPr>
+          <w:t xml:space="preserve"> </w:t>
+        </w:r>
+        <w:proofErr w:type="gramStart"/>
+        <w:r>
+          <w:rPr>
+            <w:rFonts w:ascii="Arial" w:eastAsia="Arial" w:hAnsi="Arial" w:cs="Arial"/>
+            <w:sz w:val="22"/>
+            <w:szCs w:val="22"/>
+          </w:rPr>
+          <w:t xml:space="preserve">and </w:t>
+        </w:r>
+        <w:r>
+          <w:rPr>
+            <w:rFonts w:ascii="Arial" w:eastAsia="Arial" w:hAnsi="Arial" w:cs="Arial"/>
+            <w:sz w:val="22"/>
+            <w:szCs w:val="22"/>
+          </w:rPr>
+          <w:t xml:space="preserve"> Excited</w:t>
+        </w:r>
+        <w:proofErr w:type="gramEnd"/>
+        <w:r>
+          <w:rPr>
+            <w:rFonts w:ascii="Arial" w:eastAsia="Arial" w:hAnsi="Arial" w:cs="Arial"/>
+            <w:sz w:val="22"/>
+            <w:szCs w:val="22"/>
+          </w:rPr>
+          <w:t xml:space="preserve"> vs. Calm. You will use these scales to make all ratings for each word that you read. Please notice that each of the feelings are arrayed along a different scale. </w:t>
+        </w:r>
+      </w:ins>
+    </w:p>
+    <w:p>
+      <w:pPr>
+        <w:jc w:val="both"/>
+        <w:rPr>
+          <w:ins w:id="40" w:author="Addie Clark" w:date="2026-02-17T09:06:00Z" w16du:dateUtc="2026-02-17T15:06:00Z"/>
+          <w:rFonts w:ascii="Arial" w:eastAsia="Arial" w:hAnsi="Arial" w:cs="Arial"/>
+          <w:sz w:val="22"/>
+          <w:szCs w:val="22"/>
+        </w:rPr>
+      </w:pPr>
+    </w:p>
+    <w:p>
+      <w:pPr>
+        <w:jc w:val="both"/>
+        <w:rPr>
+          <w:ins w:id="41" w:author="Addie Clark" w:date="2026-02-17T09:05:00Z" w16du:dateUtc="2026-02-17T15:05:00Z"/>
+          <w:rFonts w:ascii="Arial" w:eastAsia="Arial" w:hAnsi="Arial" w:cs="Arial"/>
+          <w:sz w:val="22"/>
+          <w:szCs w:val="22"/>
+        </w:rPr>
+      </w:pPr>
+      <w:ins w:id="42" w:author="Addie Clark" w:date="2026-02-17T09:05:00Z" w16du:dateUtc="2026-02-17T15:05:00Z">
+        <w:r>
+          <w:rPr>
+            <w:rFonts w:ascii="Arial" w:eastAsia="Arial" w:hAnsi="Arial" w:cs="Arial"/>
+            <w:sz w:val="22"/>
+            <w:szCs w:val="22"/>
+          </w:rPr>
+          <w:t xml:space="preserve">The </w:t>
+        </w:r>
+        <w:r>
+          <w:rPr>
+            <w:rFonts w:ascii="Arial" w:eastAsia="Arial" w:hAnsi="Arial" w:cs="Arial"/>
+            <w:sz w:val="22"/>
+            <w:szCs w:val="22"/>
+          </w:rPr>
+          <w:t>top</w:t>
+        </w:r>
+        <w:r>
+          <w:rPr>
+            <w:rFonts w:ascii="Arial" w:eastAsia="Arial" w:hAnsi="Arial" w:cs="Arial"/>
+            <w:sz w:val="22"/>
+            <w:szCs w:val="22"/>
+          </w:rPr>
+          <w:t xml:space="preserve"> </w:t>
+        </w:r>
+        <w:r>
+          <w:rPr>
+            <w:rFonts w:ascii="Arial" w:eastAsia="Arial" w:hAnsi="Arial" w:cs="Arial"/>
+            <w:sz w:val="22"/>
+            <w:szCs w:val="22"/>
+          </w:rPr>
+          <w:t xml:space="preserve">panel shows the happy-unhappy scale, which ranges from a </w:t>
+        </w:r>
+        <w:r>
+          <w:rPr>
+            <w:rFonts w:ascii="Arial" w:eastAsia="Arial" w:hAnsi="Arial" w:cs="Arial"/>
+            <w:sz w:val="22"/>
+            <w:szCs w:val="22"/>
+          </w:rPr>
+          <w:t>frown</w:t>
+        </w:r>
+        <w:r>
+          <w:rPr>
+            <w:rFonts w:ascii="Arial" w:eastAsia="Arial" w:hAnsi="Arial" w:cs="Arial"/>
+            <w:sz w:val="22"/>
+            <w:szCs w:val="22"/>
+          </w:rPr>
+          <w:t xml:space="preserve"> </w:t>
+        </w:r>
+        <w:r>
+          <w:rPr>
+            <w:rFonts w:ascii="Arial" w:eastAsia="Arial" w:hAnsi="Arial" w:cs="Arial"/>
+            <w:sz w:val="22"/>
+            <w:szCs w:val="22"/>
+          </w:rPr>
+          <w:t xml:space="preserve">to a </w:t>
+        </w:r>
+        <w:r>
+          <w:rPr>
+            <w:rFonts w:ascii="Arial" w:eastAsia="Arial" w:hAnsi="Arial" w:cs="Arial"/>
+            <w:sz w:val="22"/>
+            <w:szCs w:val="22"/>
+          </w:rPr>
+          <w:t>smile</w:t>
+        </w:r>
+        <w:r>
+          <w:rPr>
+            <w:rFonts w:ascii="Arial" w:eastAsia="Arial" w:hAnsi="Arial" w:cs="Arial"/>
+            <w:sz w:val="22"/>
+            <w:szCs w:val="22"/>
+          </w:rPr>
+          <w:t xml:space="preserve">. At one extreme of this scale, you are happy, pleased, satisfied, contented, hopeful. When you feel completely happy you should indicate this by selecting the </w:t>
+        </w:r>
+        <w:r>
+          <w:rPr>
+            <w:rFonts w:ascii="Arial" w:eastAsia="Arial" w:hAnsi="Arial" w:cs="Arial"/>
+            <w:sz w:val="22"/>
+            <w:szCs w:val="22"/>
+          </w:rPr>
+          <w:t>9</w:t>
+        </w:r>
+        <w:r>
+          <w:rPr>
+            <w:rFonts w:ascii="Arial" w:eastAsia="Arial" w:hAnsi="Arial" w:cs="Arial"/>
+            <w:sz w:val="22"/>
+            <w:szCs w:val="22"/>
+          </w:rPr>
+          <w:t xml:space="preserve"> on the </w:t>
+        </w:r>
+        <w:r>
+          <w:rPr>
+            <w:rFonts w:ascii="Arial" w:eastAsia="Arial" w:hAnsi="Arial" w:cs="Arial"/>
+            <w:sz w:val="22"/>
+            <w:szCs w:val="22"/>
+          </w:rPr>
+          <w:t>right</w:t>
+        </w:r>
+        <w:r>
+          <w:rPr>
+            <w:rFonts w:ascii="Arial" w:eastAsia="Arial" w:hAnsi="Arial" w:cs="Arial"/>
+            <w:sz w:val="22"/>
+            <w:szCs w:val="22"/>
+          </w:rPr>
+          <w:t xml:space="preserve">. The other end of the scale is when you feel completely unhappy, annoyed, unsatisfied, melancholic, despaired, or bored. You can indicate feeling completely unhappy by selecting the </w:t>
+        </w:r>
+        <w:r>
+          <w:rPr>
+            <w:rFonts w:ascii="Arial" w:eastAsia="Arial" w:hAnsi="Arial" w:cs="Arial"/>
+            <w:sz w:val="22"/>
+            <w:szCs w:val="22"/>
+          </w:rPr>
+          <w:t>1</w:t>
+        </w:r>
+        <w:r>
+          <w:rPr>
+            <w:rFonts w:ascii="Arial" w:eastAsia="Arial" w:hAnsi="Arial" w:cs="Arial"/>
+            <w:sz w:val="22"/>
+            <w:szCs w:val="22"/>
+          </w:rPr>
+          <w:t xml:space="preserve"> on the </w:t>
+        </w:r>
+        <w:r>
+          <w:rPr>
+            <w:rFonts w:ascii="Arial" w:eastAsia="Arial" w:hAnsi="Arial" w:cs="Arial"/>
+            <w:sz w:val="22"/>
+            <w:szCs w:val="22"/>
+          </w:rPr>
+          <w:t>left</w:t>
+        </w:r>
+        <w:r>
+          <w:rPr>
+            <w:rFonts w:ascii="Arial" w:eastAsia="Arial" w:hAnsi="Arial" w:cs="Arial"/>
+            <w:sz w:val="22"/>
+            <w:szCs w:val="22"/>
+          </w:rPr>
+          <w:t xml:space="preserve">. The figures also allow you to describe intermediate feelings of pleasure, by selecting any values in the middle. If you feel completely neutral, neither happy nor sad, select the 4 in the middle. </w:t>
+        </w:r>
+      </w:ins>
+    </w:p>
+    <w:p>
+      <w:pPr>
+        <w:jc w:val="both"/>
+        <w:rPr>
+          <w:ins w:id="43" w:author="Addie Clark" w:date="2026-02-17T09:05:00Z" w16du:dateUtc="2026-02-17T15:05:00Z"/>
+          <w:rFonts w:ascii="Arial" w:eastAsia="Arial" w:hAnsi="Arial" w:cs="Arial"/>
+          <w:sz w:val="22"/>
+          <w:szCs w:val="22"/>
+        </w:rPr>
+      </w:pPr>
+    </w:p>
+    <w:p>
+      <w:pPr>
+        <w:jc w:val="both"/>
+        <w:rPr>
+          <w:ins w:id="44" w:author="Addie Clark" w:date="2026-02-17T09:05:00Z" w16du:dateUtc="2026-02-17T15:05:00Z"/>
+          <w:rFonts w:ascii="Arial" w:eastAsia="Arial" w:hAnsi="Arial" w:cs="Arial"/>
+          <w:sz w:val="22"/>
+          <w:szCs w:val="22"/>
+        </w:rPr>
+      </w:pPr>
+      <w:ins w:id="45" w:author="Addie Clark" w:date="2026-02-17T09:05:00Z" w16du:dateUtc="2026-02-17T15:05:00Z">
+        <w:r>
+          <w:rPr>
+            <w:rFonts w:ascii="Arial" w:eastAsia="Arial" w:hAnsi="Arial" w:cs="Arial"/>
+            <w:sz w:val="22"/>
+            <w:szCs w:val="22"/>
+          </w:rPr>
+          <w:t>Please work at a rapid place and don’t spend too much time thinking about each word. Rather, make your ratings based on your first and immediate reaction as you read each word.</w:t>
+        </w:r>
+      </w:ins>
+    </w:p>
     <w:p/>
     <w:p>
       <w:pPr>
         <w:pStyle w:val="Heading3"/>
       </w:pPr>
       <w:r>
-        <w:lastRenderedPageBreak/>
         <w:t>Arousal</w:t>
       </w:r>
       <w:r>
         <w:t>: (Bradley &amp; Lang, 1999)</w:t>
       </w:r>
     </w:p>
-    <w:p/>
-    <w:p>
-      <w:pPr>
-        <w:jc w:val="both"/>
-        <w:rPr>
+    <w:p>
+      <w:pPr>
+        <w:rPr>
+          <w:del w:id="46" w:author="Addie Clark" w:date="2026-02-17T09:05:00Z" w16du:dateUtc="2026-02-17T15:05:00Z"/>
+        </w:rPr>
+      </w:pPr>
+    </w:p>
+    <w:p>
+      <w:pPr>
+        <w:jc w:val="both"/>
+        <w:rPr>
+          <w:del w:id="47" w:author="Addie Clark" w:date="2026-02-17T09:05:00Z" w16du:dateUtc="2026-02-17T15:05:00Z"/>
           <w:rFonts w:ascii="Arial" w:eastAsia="Arial" w:hAnsi="Arial" w:cs="Arial"/>
           <w:b/>
           <w:sz w:val="22"/>
           <w:szCs w:val="22"/>
         </w:rPr>
       </w:pPr>
-      <w:r>
-        <w:rPr>
+      <w:del w:id="48" w:author="Addie Clark" w:date="2026-02-17T08:59:00Z" w16du:dateUtc="2026-02-17T14:59:00Z">
+        <w:r>
+          <w:rPr>
+            <w:rFonts w:ascii="Arial" w:eastAsia="Arial" w:hAnsi="Arial" w:cs="Arial"/>
+            <w:b/>
+            <w:noProof/>
+            <w:sz w:val="22"/>
+            <w:szCs w:val="22"/>
+          </w:rPr>
+          <w:drawing>
+            <wp:inline distT="114300" distB="114300" distL="114300" distR="114300" wp14:anchorId="7FA22196" wp14:editId="6DDC8E44">
+              <wp:extent cx="3328988" cy="730883"/>
+              <wp:effectExtent l="0" t="0" r="0" b="6350"/>
+              <wp:docPr id="2" name="image1.png" descr="Diagram&#10;&#10;Description automatically generated with medium confidence"/>
+              <wp:cNvGraphicFramePr/>
+              <a:graphic xmlns:a="http://schemas.openxmlformats.org/drawingml/2006/main">
+                <a:graphicData uri="http://schemas.openxmlformats.org/drawingml/2006/picture">
+                  <pic:pic xmlns:pic="http://schemas.openxmlformats.org/drawingml/2006/picture">
+                    <pic:nvPicPr>
+                      <pic:cNvPr id="2" name="image1.png" descr="Diagram&#10;&#10;Description automatically generated with medium confidence"/>
+                      <pic:cNvPicPr preferRelativeResize="0"/>
+                    </pic:nvPicPr>
+                    <pic:blipFill>
+                      <a:blip r:embed="rId29"/>
+                      <a:srcRect/>
+                      <a:stretch>
+                        <a:fillRect/>
+                      </a:stretch>
+                    </pic:blipFill>
+                    <pic:spPr>
+                      <a:xfrm>
+                        <a:off x="0" y="0"/>
+                        <a:ext cx="3328988" cy="730883"/>
+                      </a:xfrm>
+                      <a:prstGeom prst="rect">
+                        <a:avLst/>
+                      </a:prstGeom>
+                      <a:ln/>
+                    </pic:spPr>
+                  </pic:pic>
+                </a:graphicData>
+              </a:graphic>
+            </wp:inline>
+          </w:drawing>
+        </w:r>
+      </w:del>
+      <w:del w:id="49" w:author="Addie Clark" w:date="2026-02-17T09:05:00Z" w16du:dateUtc="2026-02-17T15:05:00Z">
+        <w:r>
+          <w:rPr>
+            <w:rFonts w:ascii="Arial" w:eastAsia="Arial" w:hAnsi="Arial" w:cs="Arial"/>
+            <w:b/>
+            <w:sz w:val="22"/>
+            <w:szCs w:val="22"/>
+          </w:rPr>
+          <w:delText>V</w:delText>
+        </w:r>
+        <w:r>
+          <w:rPr>
+            <w:rFonts w:ascii="Arial" w:eastAsia="Arial" w:hAnsi="Arial" w:cs="Arial"/>
+            <w:b/>
+            <w:sz w:val="22"/>
+            <w:szCs w:val="22"/>
+          </w:rPr>
+          <w:delText>alence</w:delText>
+        </w:r>
+      </w:del>
+    </w:p>
+    <w:p>
+      <w:pPr>
+        <w:jc w:val="both"/>
+        <w:rPr>
+          <w:del w:id="50" w:author="Addie Clark" w:date="2026-02-17T09:05:00Z" w16du:dateUtc="2026-02-17T15:05:00Z"/>
           <w:rFonts w:ascii="Arial" w:eastAsia="Arial" w:hAnsi="Arial" w:cs="Arial"/>
           <w:b/>
-          <w:noProof/>
-          <w:sz w:val="22"/>
-          <w:szCs w:val="22"/>
-        </w:rPr>
-        <w:drawing>
-          <wp:inline distT="114300" distB="114300" distL="114300" distR="114300" wp14:anchorId="7FA22196" wp14:editId="09EF6710">
-            <wp:extent cx="3328988" cy="730883"/>
-            <wp:effectExtent l="0" t="0" r="0" b="0"/>
-            <wp:docPr id="2" name="image1.png" descr="Diagram&#10;&#10;Description automatically generated with medium confidence"/>
-            <wp:cNvGraphicFramePr/>
-            <a:graphic xmlns:a="http://schemas.openxmlformats.org/drawingml/2006/main">
-              <a:graphicData uri="http://schemas.openxmlformats.org/drawingml/2006/picture">
-                <pic:pic xmlns:pic="http://schemas.openxmlformats.org/drawingml/2006/picture">
-                  <pic:nvPicPr>
-                    <pic:cNvPr id="0" name="image1.png" descr="Diagram&#10;&#10;Description automatically generated with medium confidence"/>
-                    <pic:cNvPicPr preferRelativeResize="0"/>
-                  </pic:nvPicPr>
-                  <pic:blipFill>
-                    <a:blip r:embed="rId28"/>
-                    <a:srcRect/>
-                    <a:stretch>
-                      <a:fillRect/>
-                    </a:stretch>
-                  </pic:blipFill>
-                  <pic:spPr>
-                    <a:xfrm>
-                      <a:off x="0" y="0"/>
-                      <a:ext cx="3328988" cy="730883"/>
-                    </a:xfrm>
-                    <a:prstGeom prst="rect">
-                      <a:avLst/>
-                    </a:prstGeom>
-                    <a:ln/>
-                  </pic:spPr>
-                </pic:pic>
-              </a:graphicData>
-            </a:graphic>
-          </wp:inline>
-        </w:drawing>
-      </w:r>
-      <w:r>
+          <w:sz w:val="22"/>
+          <w:szCs w:val="22"/>
+        </w:rPr>
+      </w:pPr>
+    </w:p>
+    <w:p>
+      <w:pPr>
+        <w:jc w:val="both"/>
         <w:rPr>
           <w:rFonts w:ascii="Arial" w:eastAsia="Arial" w:hAnsi="Arial" w:cs="Arial"/>
           <w:b/>
           <w:sz w:val="22"/>
           <w:szCs w:val="22"/>
         </w:rPr>
-        <w:t>V</w:t>
-      </w:r>
+      </w:pPr>
+      <w:ins w:id="51" w:author="Addie Clark" w:date="2026-02-17T08:59:00Z" w16du:dateUtc="2026-02-17T14:59:00Z">
+        <w:r>
+          <w:rPr>
+            <w:rFonts w:ascii="Arial" w:eastAsia="Arial" w:hAnsi="Arial" w:cs="Arial"/>
+            <w:b/>
+            <w:noProof/>
+            <w:sz w:val="22"/>
+            <w:szCs w:val="22"/>
+          </w:rPr>
+          <w:drawing>
+            <wp:inline distT="0" distB="0" distL="0" distR="0" wp14:anchorId="62EBB09D" wp14:editId="54B2ACB9">
+              <wp:extent cx="5727700" cy="702945"/>
+              <wp:effectExtent l="0" t="0" r="0" b="0"/>
+              <wp:docPr id="300269140" name="Picture 1"/>
+              <wp:cNvGraphicFramePr>
+                <a:graphicFrameLocks xmlns:a="http://schemas.openxmlformats.org/drawingml/2006/main" noChangeAspect="1"/>
+              </wp:cNvGraphicFramePr>
+              <a:graphic xmlns:a="http://schemas.openxmlformats.org/drawingml/2006/main">
+                <a:graphicData uri="http://schemas.openxmlformats.org/drawingml/2006/picture">
+                  <pic:pic xmlns:pic="http://schemas.openxmlformats.org/drawingml/2006/picture">
+                    <pic:nvPicPr>
+                      <pic:cNvPr id="300269140" name="Picture 300269140"/>
+                      <pic:cNvPicPr/>
+                    </pic:nvPicPr>
+                    <pic:blipFill>
+                      <a:blip r:embed="rId30" cstate="print">
+                        <a:extLst>
+                          <a:ext uri="{28A0092B-C50C-407E-A947-70E740481C1C}">
+                            <a14:useLocalDpi xmlns:a14="http://schemas.microsoft.com/office/drawing/2010/main" val="0"/>
+                          </a:ext>
+                        </a:extLst>
+                      </a:blip>
+                      <a:stretch>
+                        <a:fillRect/>
+                      </a:stretch>
+                    </pic:blipFill>
+                    <pic:spPr>
+                      <a:xfrm>
+                        <a:off x="0" y="0"/>
+                        <a:ext cx="5727700" cy="702945"/>
+                      </a:xfrm>
+                      <a:prstGeom prst="rect">
+                        <a:avLst/>
+                      </a:prstGeom>
+                    </pic:spPr>
+                  </pic:pic>
+                </a:graphicData>
+              </a:graphic>
+            </wp:inline>
+          </w:drawing>
+        </w:r>
+      </w:ins>
+      <w:del w:id="52" w:author="Addie Clark" w:date="2026-02-17T08:59:00Z" w16du:dateUtc="2026-02-17T14:59:00Z">
+        <w:r>
+          <w:rPr>
+            <w:rFonts w:ascii="Arial" w:eastAsia="Arial" w:hAnsi="Arial" w:cs="Arial"/>
+            <w:b/>
+            <w:noProof/>
+            <w:sz w:val="22"/>
+            <w:szCs w:val="22"/>
+          </w:rPr>
+          <w:drawing>
+            <wp:inline distT="114300" distB="114300" distL="114300" distR="114300" wp14:anchorId="4051961F" wp14:editId="3F4F36F6">
+              <wp:extent cx="3186113" cy="673985"/>
+              <wp:effectExtent l="0" t="0" r="1905" b="0"/>
+              <wp:docPr id="3" name="image2.png" descr="Diagram&#10;&#10;Description automatically generated"/>
+              <wp:cNvGraphicFramePr/>
+              <a:graphic xmlns:a="http://schemas.openxmlformats.org/drawingml/2006/main">
+                <a:graphicData uri="http://schemas.openxmlformats.org/drawingml/2006/picture">
+                  <pic:pic xmlns:pic="http://schemas.openxmlformats.org/drawingml/2006/picture">
+                    <pic:nvPicPr>
+                      <pic:cNvPr id="0" name="image2.png" descr="Diagram&#10;&#10;Description automatically generated"/>
+                      <pic:cNvPicPr preferRelativeResize="0"/>
+                    </pic:nvPicPr>
+                    <pic:blipFill>
+                      <a:blip r:embed="rId31"/>
+                      <a:srcRect/>
+                      <a:stretch>
+                        <a:fillRect/>
+                      </a:stretch>
+                    </pic:blipFill>
+                    <pic:spPr>
+                      <a:xfrm>
+                        <a:off x="0" y="0"/>
+                        <a:ext cx="3186113" cy="673985"/>
+                      </a:xfrm>
+                      <a:prstGeom prst="rect">
+                        <a:avLst/>
+                      </a:prstGeom>
+                      <a:ln/>
+                    </pic:spPr>
+                  </pic:pic>
+                </a:graphicData>
+              </a:graphic>
+            </wp:inline>
+          </w:drawing>
+        </w:r>
+      </w:del>
       <w:r>
         <w:rPr>
           <w:rFonts w:ascii="Arial" w:eastAsia="Arial" w:hAnsi="Arial" w:cs="Arial"/>
@@ -2864,19 +4172,46 @@
           <w:sz w:val="22"/>
           <w:szCs w:val="22"/>
         </w:rPr>
-        <w:t>alence</w:t>
-      </w:r>
-    </w:p>
-    <w:p>
-      <w:pPr>
-        <w:jc w:val="both"/>
+        <w:t xml:space="preserve">   A</w:t>
+      </w:r>
+      <w:r>
         <w:rPr>
           <w:rFonts w:ascii="Arial" w:eastAsia="Arial" w:hAnsi="Arial" w:cs="Arial"/>
           <w:b/>
           <w:sz w:val="22"/>
           <w:szCs w:val="22"/>
         </w:rPr>
-      </w:pPr>
+        <w:t>rousal</w:t>
+      </w:r>
+      <w:ins w:id="53" w:author="Addie Clark" w:date="2026-02-17T09:03:00Z" w16du:dateUtc="2026-02-17T15:03:00Z">
+        <w:r>
+          <w:rPr>
+            <w:rFonts w:ascii="Arial" w:eastAsia="Arial" w:hAnsi="Arial" w:cs="Arial"/>
+            <w:b/>
+            <w:sz w:val="22"/>
+            <w:szCs w:val="22"/>
+          </w:rPr>
+          <w:t>,</w:t>
+        </w:r>
+        <w:r>
+          <w:rPr>
+            <w:rFonts w:ascii="Arial" w:eastAsia="Arial" w:hAnsi="Arial" w:cs="Arial"/>
+            <w:b/>
+            <w:sz w:val="18"/>
+            <w:szCs w:val="18"/>
+          </w:rPr>
+          <w:t xml:space="preserve"> </w:t>
+        </w:r>
+        <w:r>
+          <w:rPr>
+            <w:rFonts w:ascii="Arial" w:eastAsia="Arial" w:hAnsi="Arial" w:cs="Arial"/>
+            <w:b/>
+            <w:sz w:val="18"/>
+            <w:szCs w:val="18"/>
+          </w:rPr>
+          <w:t>image produced by Prete, Laeng, &amp; Tommasi (2022)</w:t>
+        </w:r>
+      </w:ins>
     </w:p>
     <w:p>
       <w:pPr>
@@ -2888,67 +4223,677 @@
           <w:szCs w:val="22"/>
         </w:rPr>
       </w:pPr>
-      <w:r>
-        <w:rPr>
+    </w:p>
+    <w:p>
+      <w:pPr>
+        <w:jc w:val="both"/>
+        <w:rPr>
+          <w:del w:id="54" w:author="Addie Clark" w:date="2026-02-17T08:59:00Z" w16du:dateUtc="2026-02-17T14:59:00Z"/>
           <w:rFonts w:ascii="Arial" w:eastAsia="Arial" w:hAnsi="Arial" w:cs="Arial"/>
           <w:b/>
-          <w:noProof/>
-          <w:sz w:val="22"/>
-          <w:szCs w:val="22"/>
-        </w:rPr>
-        <w:drawing>
-          <wp:inline distT="114300" distB="114300" distL="114300" distR="114300" wp14:anchorId="4051961F" wp14:editId="14F8FDC7">
-            <wp:extent cx="3186113" cy="673985"/>
-            <wp:effectExtent l="0" t="0" r="0" b="0"/>
-            <wp:docPr id="3" name="image2.png" descr="Diagram&#10;&#10;Description automatically generated"/>
-            <wp:cNvGraphicFramePr/>
-            <a:graphic xmlns:a="http://schemas.openxmlformats.org/drawingml/2006/main">
-              <a:graphicData uri="http://schemas.openxmlformats.org/drawingml/2006/picture">
-                <pic:pic xmlns:pic="http://schemas.openxmlformats.org/drawingml/2006/picture">
-                  <pic:nvPicPr>
-                    <pic:cNvPr id="0" name="image2.png" descr="Diagram&#10;&#10;Description automatically generated"/>
-                    <pic:cNvPicPr preferRelativeResize="0"/>
-                  </pic:nvPicPr>
-                  <pic:blipFill>
-                    <a:blip r:embed="rId29"/>
-                    <a:srcRect/>
-                    <a:stretch>
-                      <a:fillRect/>
-                    </a:stretch>
-                  </pic:blipFill>
-                  <pic:spPr>
-                    <a:xfrm>
-                      <a:off x="0" y="0"/>
-                      <a:ext cx="3186113" cy="673985"/>
-                    </a:xfrm>
-                    <a:prstGeom prst="rect">
-                      <a:avLst/>
-                    </a:prstGeom>
-                    <a:ln/>
-                  </pic:spPr>
-                </pic:pic>
-              </a:graphicData>
-            </a:graphic>
-          </wp:inline>
-        </w:drawing>
-      </w:r>
-      <w:r>
-        <w:rPr>
+          <w:sz w:val="22"/>
+          <w:szCs w:val="22"/>
+        </w:rPr>
+      </w:pPr>
+      <w:del w:id="55" w:author="Addie Clark" w:date="2026-02-17T08:58:00Z" w16du:dateUtc="2026-02-17T14:58:00Z">
+        <w:r>
+          <w:rPr>
+            <w:rFonts w:ascii="Arial" w:eastAsia="Arial" w:hAnsi="Arial" w:cs="Arial"/>
+            <w:b/>
+            <w:noProof/>
+            <w:sz w:val="22"/>
+            <w:szCs w:val="22"/>
+          </w:rPr>
+          <w:drawing>
+            <wp:inline distT="114300" distB="114300" distL="114300" distR="114300" wp14:anchorId="2F2C7EF4" wp14:editId="69D8FCB7">
+              <wp:extent cx="3005138" cy="640518"/>
+              <wp:effectExtent l="0" t="0" r="0" b="0"/>
+              <wp:docPr id="1" name="image3.png" descr="Diagram&#10;&#10;Description automatically generated with medium confidence"/>
+              <wp:cNvGraphicFramePr/>
+              <a:graphic xmlns:a="http://schemas.openxmlformats.org/drawingml/2006/main">
+                <a:graphicData uri="http://schemas.openxmlformats.org/drawingml/2006/picture">
+                  <pic:pic xmlns:pic="http://schemas.openxmlformats.org/drawingml/2006/picture">
+                    <pic:nvPicPr>
+                      <pic:cNvPr id="0" name="image3.png" descr="Diagram&#10;&#10;Description automatically generated with medium confidence"/>
+                      <pic:cNvPicPr preferRelativeResize="0"/>
+                    </pic:nvPicPr>
+                    <pic:blipFill>
+                      <a:blip r:embed="rId32"/>
+                      <a:srcRect/>
+                      <a:stretch>
+                        <a:fillRect/>
+                      </a:stretch>
+                    </pic:blipFill>
+                    <pic:spPr>
+                      <a:xfrm>
+                        <a:off x="0" y="0"/>
+                        <a:ext cx="3005138" cy="640518"/>
+                      </a:xfrm>
+                      <a:prstGeom prst="rect">
+                        <a:avLst/>
+                      </a:prstGeom>
+                      <a:ln/>
+                    </pic:spPr>
+                  </pic:pic>
+                </a:graphicData>
+              </a:graphic>
+            </wp:inline>
+          </w:drawing>
+        </w:r>
+      </w:del>
+      <w:del w:id="56" w:author="Addie Clark" w:date="2026-02-17T08:59:00Z" w16du:dateUtc="2026-02-17T14:59:00Z">
+        <w:r>
+          <w:rPr>
+            <w:rFonts w:ascii="Arial" w:eastAsia="Arial" w:hAnsi="Arial" w:cs="Arial"/>
+            <w:b/>
+            <w:sz w:val="22"/>
+            <w:szCs w:val="22"/>
+          </w:rPr>
+          <w:delText>dominance</w:delText>
+        </w:r>
+      </w:del>
+    </w:p>
+    <w:p>
+      <w:pPr>
+        <w:jc w:val="both"/>
+        <w:rPr>
+          <w:del w:id="57" w:author="Addie Clark" w:date="2026-02-17T08:59:00Z" w16du:dateUtc="2026-02-17T14:59:00Z"/>
           <w:rFonts w:ascii="Arial" w:eastAsia="Arial" w:hAnsi="Arial" w:cs="Arial"/>
           <w:b/>
           <w:sz w:val="22"/>
           <w:szCs w:val="22"/>
         </w:rPr>
-        <w:t xml:space="preserve">   A</w:t>
-      </w:r>
-      <w:r>
+      </w:pPr>
+    </w:p>
+    <w:p>
+      <w:pPr>
+        <w:jc w:val="both"/>
+        <w:rPr>
+          <w:rFonts w:ascii="Arial" w:eastAsia="Arial" w:hAnsi="Arial" w:cs="Arial"/>
+          <w:sz w:val="22"/>
+          <w:szCs w:val="22"/>
+        </w:rPr>
+      </w:pPr>
+      <w:r>
+        <w:rPr>
+          <w:rFonts w:ascii="Arial" w:eastAsia="Arial" w:hAnsi="Arial" w:cs="Arial"/>
+          <w:sz w:val="22"/>
+          <w:szCs w:val="22"/>
+        </w:rPr>
+        <w:t>The study being conducted today is investigating emotion, and how people respond to different types of words.</w:t>
+      </w:r>
+    </w:p>
+    <w:p>
+      <w:pPr>
+        <w:jc w:val="both"/>
+        <w:rPr>
+          <w:rFonts w:ascii="Arial" w:eastAsia="Arial" w:hAnsi="Arial" w:cs="Arial"/>
+          <w:sz w:val="22"/>
+          <w:szCs w:val="22"/>
+        </w:rPr>
+      </w:pPr>
+    </w:p>
+    <w:p>
+      <w:pPr>
+        <w:jc w:val="both"/>
+        <w:rPr>
+          <w:del w:id="58" w:author="Addie Clark" w:date="2026-02-17T09:06:00Z" w16du:dateUtc="2026-02-17T15:06:00Z"/>
+          <w:rFonts w:ascii="Arial" w:eastAsia="Arial" w:hAnsi="Arial" w:cs="Arial"/>
+          <w:sz w:val="22"/>
+          <w:szCs w:val="22"/>
+        </w:rPr>
+      </w:pPr>
+      <w:r>
+        <w:rPr>
+          <w:rFonts w:ascii="Arial" w:eastAsia="Arial" w:hAnsi="Arial" w:cs="Arial"/>
+          <w:sz w:val="22"/>
+          <w:szCs w:val="22"/>
+        </w:rPr>
+        <w:t xml:space="preserve">We call this set of figures SAM, and you will be using these figures to rate how you felt while reading each word. SAM shows </w:t>
+      </w:r>
+      <w:del w:id="59" w:author="Addie Clark" w:date="2026-02-17T08:58:00Z" w16du:dateUtc="2026-02-17T14:58:00Z">
+        <w:r>
+          <w:rPr>
+            <w:rFonts w:ascii="Arial" w:eastAsia="Arial" w:hAnsi="Arial" w:cs="Arial"/>
+            <w:sz w:val="22"/>
+            <w:szCs w:val="22"/>
+          </w:rPr>
+          <w:delText xml:space="preserve">three </w:delText>
+        </w:r>
+      </w:del>
+      <w:r>
+        <w:rPr>
+          <w:rFonts w:ascii="Arial" w:eastAsia="Arial" w:hAnsi="Arial" w:cs="Arial"/>
+          <w:sz w:val="22"/>
+          <w:szCs w:val="22"/>
+        </w:rPr>
+        <w:t xml:space="preserve">different kinds of feelings: </w:t>
+      </w:r>
+      <w:del w:id="60" w:author="Addie Clark" w:date="2026-02-17T09:06:00Z" w16du:dateUtc="2026-02-17T15:06:00Z">
+        <w:r>
+          <w:rPr>
+            <w:rFonts w:ascii="Arial" w:eastAsia="Arial" w:hAnsi="Arial" w:cs="Arial"/>
+            <w:sz w:val="22"/>
+            <w:szCs w:val="22"/>
+          </w:rPr>
+          <w:delText>Happy vs. Unhappy</w:delText>
+        </w:r>
+      </w:del>
+      <w:del w:id="61" w:author="Addie Clark" w:date="2026-02-17T08:58:00Z" w16du:dateUtc="2026-02-17T14:58:00Z">
+        <w:r>
+          <w:rPr>
+            <w:rFonts w:ascii="Arial" w:eastAsia="Arial" w:hAnsi="Arial" w:cs="Arial"/>
+            <w:sz w:val="22"/>
+            <w:szCs w:val="22"/>
+          </w:rPr>
+          <w:delText>,</w:delText>
+        </w:r>
+      </w:del>
+      <w:del w:id="62" w:author="Addie Clark" w:date="2026-02-17T09:06:00Z" w16du:dateUtc="2026-02-17T15:06:00Z">
+        <w:r>
+          <w:rPr>
+            <w:rFonts w:ascii="Arial" w:eastAsia="Arial" w:hAnsi="Arial" w:cs="Arial"/>
+            <w:sz w:val="22"/>
+            <w:szCs w:val="22"/>
+          </w:rPr>
+          <w:delText xml:space="preserve"> </w:delText>
+        </w:r>
+      </w:del>
+      <w:r>
+        <w:rPr>
+          <w:rFonts w:ascii="Arial" w:eastAsia="Arial" w:hAnsi="Arial" w:cs="Arial"/>
+          <w:sz w:val="22"/>
+          <w:szCs w:val="22"/>
+        </w:rPr>
+        <w:t>Excited vs. Calm</w:t>
+      </w:r>
+      <w:del w:id="63" w:author="Addie Clark" w:date="2026-02-17T08:58:00Z" w16du:dateUtc="2026-02-17T14:58:00Z">
+        <w:r>
+          <w:rPr>
+            <w:rFonts w:ascii="Arial" w:eastAsia="Arial" w:hAnsi="Arial" w:cs="Arial"/>
+            <w:sz w:val="22"/>
+            <w:szCs w:val="22"/>
+          </w:rPr>
+          <w:delText>, and Controlled vs. In-control</w:delText>
+        </w:r>
+      </w:del>
+      <w:r>
+        <w:rPr>
+          <w:rFonts w:ascii="Arial" w:eastAsia="Arial" w:hAnsi="Arial" w:cs="Arial"/>
+          <w:sz w:val="22"/>
+          <w:szCs w:val="22"/>
+        </w:rPr>
+        <w:t>. You will use these scales to make all</w:t>
+      </w:r>
+      <w:del w:id="64" w:author="Addie Clark" w:date="2026-02-17T09:00:00Z" w16du:dateUtc="2026-02-17T15:00:00Z">
+        <w:r>
+          <w:rPr>
+            <w:rFonts w:ascii="Arial" w:eastAsia="Arial" w:hAnsi="Arial" w:cs="Arial"/>
+            <w:sz w:val="22"/>
+            <w:szCs w:val="22"/>
+          </w:rPr>
+          <w:delText xml:space="preserve"> 3</w:delText>
+        </w:r>
+      </w:del>
+      <w:r>
+        <w:rPr>
+          <w:rFonts w:ascii="Arial" w:eastAsia="Arial" w:hAnsi="Arial" w:cs="Arial"/>
+          <w:sz w:val="22"/>
+          <w:szCs w:val="22"/>
+        </w:rPr>
+        <w:t xml:space="preserve"> ratings for each word that you read. Please notice that each of the </w:t>
+      </w:r>
+      <w:del w:id="65" w:author="Addie Clark" w:date="2026-02-17T09:00:00Z" w16du:dateUtc="2026-02-17T15:00:00Z">
+        <w:r>
+          <w:rPr>
+            <w:rFonts w:ascii="Arial" w:eastAsia="Arial" w:hAnsi="Arial" w:cs="Arial"/>
+            <w:sz w:val="22"/>
+            <w:szCs w:val="22"/>
+          </w:rPr>
+          <w:delText xml:space="preserve">three </w:delText>
+        </w:r>
+      </w:del>
+      <w:r>
+        <w:rPr>
+          <w:rFonts w:ascii="Arial" w:eastAsia="Arial" w:hAnsi="Arial" w:cs="Arial"/>
+          <w:sz w:val="22"/>
+          <w:szCs w:val="22"/>
+        </w:rPr>
+        <w:t xml:space="preserve">feelings are arrayed along a different scale. </w:t>
+      </w:r>
+      <w:del w:id="66" w:author="Addie Clark" w:date="2026-02-17T09:06:00Z" w16du:dateUtc="2026-02-17T15:06:00Z">
+        <w:r>
+          <w:rPr>
+            <w:rFonts w:ascii="Arial" w:eastAsia="Arial" w:hAnsi="Arial" w:cs="Arial"/>
+            <w:sz w:val="22"/>
+            <w:szCs w:val="22"/>
+          </w:rPr>
+          <w:delText xml:space="preserve">The </w:delText>
+        </w:r>
+      </w:del>
+      <w:del w:id="67" w:author="Addie Clark" w:date="2026-02-17T09:01:00Z" w16du:dateUtc="2026-02-17T15:01:00Z">
+        <w:r>
+          <w:rPr>
+            <w:rFonts w:ascii="Arial" w:eastAsia="Arial" w:hAnsi="Arial" w:cs="Arial"/>
+            <w:sz w:val="22"/>
+            <w:szCs w:val="22"/>
+          </w:rPr>
+          <w:delText xml:space="preserve">left </w:delText>
+        </w:r>
+      </w:del>
+      <w:del w:id="68" w:author="Addie Clark" w:date="2026-02-17T09:06:00Z" w16du:dateUtc="2026-02-17T15:06:00Z">
+        <w:r>
+          <w:rPr>
+            <w:rFonts w:ascii="Arial" w:eastAsia="Arial" w:hAnsi="Arial" w:cs="Arial"/>
+            <w:sz w:val="22"/>
+            <w:szCs w:val="22"/>
+          </w:rPr>
+          <w:delText xml:space="preserve">panel shows the happy-unhappy scale, which ranges from a </w:delText>
+        </w:r>
+      </w:del>
+      <w:del w:id="69" w:author="Addie Clark" w:date="2026-02-17T09:01:00Z" w16du:dateUtc="2026-02-17T15:01:00Z">
+        <w:r>
+          <w:rPr>
+            <w:rFonts w:ascii="Arial" w:eastAsia="Arial" w:hAnsi="Arial" w:cs="Arial"/>
+            <w:sz w:val="22"/>
+            <w:szCs w:val="22"/>
+          </w:rPr>
+          <w:delText xml:space="preserve">smile </w:delText>
+        </w:r>
+      </w:del>
+      <w:del w:id="70" w:author="Addie Clark" w:date="2026-02-17T09:06:00Z" w16du:dateUtc="2026-02-17T15:06:00Z">
+        <w:r>
+          <w:rPr>
+            <w:rFonts w:ascii="Arial" w:eastAsia="Arial" w:hAnsi="Arial" w:cs="Arial"/>
+            <w:sz w:val="22"/>
+            <w:szCs w:val="22"/>
+          </w:rPr>
+          <w:delText xml:space="preserve">to a </w:delText>
+        </w:r>
+      </w:del>
+      <w:del w:id="71" w:author="Addie Clark" w:date="2026-02-17T09:01:00Z" w16du:dateUtc="2026-02-17T15:01:00Z">
+        <w:r>
+          <w:rPr>
+            <w:rFonts w:ascii="Arial" w:eastAsia="Arial" w:hAnsi="Arial" w:cs="Arial"/>
+            <w:sz w:val="22"/>
+            <w:szCs w:val="22"/>
+          </w:rPr>
+          <w:delText>frown</w:delText>
+        </w:r>
+      </w:del>
+      <w:del w:id="72" w:author="Addie Clark" w:date="2026-02-17T09:06:00Z" w16du:dateUtc="2026-02-17T15:06:00Z">
+        <w:r>
+          <w:rPr>
+            <w:rFonts w:ascii="Arial" w:eastAsia="Arial" w:hAnsi="Arial" w:cs="Arial"/>
+            <w:sz w:val="22"/>
+            <w:szCs w:val="22"/>
+          </w:rPr>
+          <w:delText xml:space="preserve">. At one extreme of this scale, you are happy, pleased, satisfied, contented, hopeful. When you feel completely happy you should indicate this by selecting the </w:delText>
+        </w:r>
+      </w:del>
+      <w:del w:id="73" w:author="Addie Clark" w:date="2026-02-17T09:01:00Z" w16du:dateUtc="2026-02-17T15:01:00Z">
+        <w:r>
+          <w:rPr>
+            <w:rFonts w:ascii="Arial" w:eastAsia="Arial" w:hAnsi="Arial" w:cs="Arial"/>
+            <w:sz w:val="22"/>
+            <w:szCs w:val="22"/>
+          </w:rPr>
+          <w:delText>1</w:delText>
+        </w:r>
+      </w:del>
+      <w:del w:id="74" w:author="Addie Clark" w:date="2026-02-17T09:06:00Z" w16du:dateUtc="2026-02-17T15:06:00Z">
+        <w:r>
+          <w:rPr>
+            <w:rFonts w:ascii="Arial" w:eastAsia="Arial" w:hAnsi="Arial" w:cs="Arial"/>
+            <w:sz w:val="22"/>
+            <w:szCs w:val="22"/>
+          </w:rPr>
+          <w:delText xml:space="preserve"> on the </w:delText>
+        </w:r>
+      </w:del>
+      <w:del w:id="75" w:author="Addie Clark" w:date="2026-02-17T09:01:00Z" w16du:dateUtc="2026-02-17T15:01:00Z">
+        <w:r>
+          <w:rPr>
+            <w:rFonts w:ascii="Arial" w:eastAsia="Arial" w:hAnsi="Arial" w:cs="Arial"/>
+            <w:sz w:val="22"/>
+            <w:szCs w:val="22"/>
+          </w:rPr>
+          <w:delText>left</w:delText>
+        </w:r>
+      </w:del>
+      <w:del w:id="76" w:author="Addie Clark" w:date="2026-02-17T09:06:00Z" w16du:dateUtc="2026-02-17T15:06:00Z">
+        <w:r>
+          <w:rPr>
+            <w:rFonts w:ascii="Arial" w:eastAsia="Arial" w:hAnsi="Arial" w:cs="Arial"/>
+            <w:sz w:val="22"/>
+            <w:szCs w:val="22"/>
+          </w:rPr>
+          <w:delText xml:space="preserve">. The other end of the scale is when you feel completely unhappy, annoyed, unsatisfied, melancholic, despaired, or bored. You can indicate feeling completely unhappy by selecting the </w:delText>
+        </w:r>
+      </w:del>
+      <w:del w:id="77" w:author="Addie Clark" w:date="2026-02-17T09:01:00Z" w16du:dateUtc="2026-02-17T15:01:00Z">
+        <w:r>
+          <w:rPr>
+            <w:rFonts w:ascii="Arial" w:eastAsia="Arial" w:hAnsi="Arial" w:cs="Arial"/>
+            <w:sz w:val="22"/>
+            <w:szCs w:val="22"/>
+          </w:rPr>
+          <w:delText>9</w:delText>
+        </w:r>
+      </w:del>
+      <w:del w:id="78" w:author="Addie Clark" w:date="2026-02-17T09:06:00Z" w16du:dateUtc="2026-02-17T15:06:00Z">
+        <w:r>
+          <w:rPr>
+            <w:rFonts w:ascii="Arial" w:eastAsia="Arial" w:hAnsi="Arial" w:cs="Arial"/>
+            <w:sz w:val="22"/>
+            <w:szCs w:val="22"/>
+          </w:rPr>
+          <w:delText xml:space="preserve"> on the </w:delText>
+        </w:r>
+      </w:del>
+      <w:del w:id="79" w:author="Addie Clark" w:date="2026-02-17T09:01:00Z" w16du:dateUtc="2026-02-17T15:01:00Z">
+        <w:r>
+          <w:rPr>
+            <w:rFonts w:ascii="Arial" w:eastAsia="Arial" w:hAnsi="Arial" w:cs="Arial"/>
+            <w:sz w:val="22"/>
+            <w:szCs w:val="22"/>
+          </w:rPr>
+          <w:delText>right</w:delText>
+        </w:r>
+      </w:del>
+      <w:del w:id="80" w:author="Addie Clark" w:date="2026-02-17T09:06:00Z" w16du:dateUtc="2026-02-17T15:06:00Z">
+        <w:r>
+          <w:rPr>
+            <w:rFonts w:ascii="Arial" w:eastAsia="Arial" w:hAnsi="Arial" w:cs="Arial"/>
+            <w:sz w:val="22"/>
+            <w:szCs w:val="22"/>
+          </w:rPr>
+          <w:delText xml:space="preserve">. The figures also allow you to describe intermediate feelings of pleasure, by selecting any values in the middle. If you feel completely neutral, neither happy nor sad, select the 4 in the middle. </w:delText>
+        </w:r>
+      </w:del>
+    </w:p>
+    <w:p>
+      <w:pPr>
+        <w:jc w:val="both"/>
+        <w:rPr>
+          <w:ins w:id="81" w:author="Addie Clark" w:date="2026-02-17T09:06:00Z" w16du:dateUtc="2026-02-17T15:06:00Z"/>
+          <w:rFonts w:ascii="Arial" w:eastAsia="Arial" w:hAnsi="Arial" w:cs="Arial"/>
+          <w:sz w:val="22"/>
+          <w:szCs w:val="22"/>
+        </w:rPr>
+      </w:pPr>
+    </w:p>
+    <w:p>
+      <w:pPr>
+        <w:jc w:val="both"/>
+        <w:rPr>
+          <w:rFonts w:ascii="Arial" w:eastAsia="Arial" w:hAnsi="Arial" w:cs="Arial"/>
+          <w:sz w:val="22"/>
+          <w:szCs w:val="22"/>
+        </w:rPr>
+      </w:pPr>
+    </w:p>
+    <w:p>
+      <w:pPr>
+        <w:jc w:val="both"/>
+        <w:rPr>
+          <w:rFonts w:ascii="Arial" w:eastAsia="Arial" w:hAnsi="Arial" w:cs="Arial"/>
+          <w:sz w:val="22"/>
+          <w:szCs w:val="22"/>
+        </w:rPr>
+      </w:pPr>
+      <w:r>
+        <w:rPr>
+          <w:rFonts w:ascii="Arial" w:eastAsia="Arial" w:hAnsi="Arial" w:cs="Arial"/>
+          <w:sz w:val="22"/>
+          <w:szCs w:val="22"/>
+        </w:rPr>
+        <w:t xml:space="preserve">The excited or calm scale is the second type of feeling displayed here. At one extreme of this scale you are stimulated, excited, frenzied, jittery, wide-awake, or aroused.  When you feel completely aroused, select the </w:t>
+      </w:r>
+      <w:del w:id="82" w:author="Addie Clark" w:date="2026-02-17T09:03:00Z" w16du:dateUtc="2026-02-17T15:03:00Z">
+        <w:r>
+          <w:rPr>
+            <w:rFonts w:ascii="Arial" w:eastAsia="Arial" w:hAnsi="Arial" w:cs="Arial"/>
+            <w:sz w:val="22"/>
+            <w:szCs w:val="22"/>
+          </w:rPr>
+          <w:delText>1</w:delText>
+        </w:r>
+      </w:del>
+      <w:ins w:id="83" w:author="Addie Clark" w:date="2026-02-17T09:03:00Z" w16du:dateUtc="2026-02-17T15:03:00Z">
+        <w:r>
+          <w:rPr>
+            <w:rFonts w:ascii="Arial" w:eastAsia="Arial" w:hAnsi="Arial" w:cs="Arial"/>
+            <w:sz w:val="22"/>
+            <w:szCs w:val="22"/>
+          </w:rPr>
+          <w:t>9</w:t>
+        </w:r>
+      </w:ins>
+      <w:r>
+        <w:rPr>
+          <w:rFonts w:ascii="Arial" w:eastAsia="Arial" w:hAnsi="Arial" w:cs="Arial"/>
+          <w:sz w:val="22"/>
+          <w:szCs w:val="22"/>
+        </w:rPr>
+        <w:t xml:space="preserve"> on the </w:t>
+      </w:r>
+      <w:del w:id="84" w:author="Addie Clark" w:date="2026-02-17T09:03:00Z" w16du:dateUtc="2026-02-17T15:03:00Z">
+        <w:r>
+          <w:rPr>
+            <w:rFonts w:ascii="Arial" w:eastAsia="Arial" w:hAnsi="Arial" w:cs="Arial"/>
+            <w:sz w:val="22"/>
+            <w:szCs w:val="22"/>
+          </w:rPr>
+          <w:delText>left</w:delText>
+        </w:r>
+      </w:del>
+      <w:ins w:id="85" w:author="Addie Clark" w:date="2026-02-17T09:03:00Z" w16du:dateUtc="2026-02-17T15:03:00Z">
+        <w:r>
+          <w:rPr>
+            <w:rFonts w:ascii="Arial" w:eastAsia="Arial" w:hAnsi="Arial" w:cs="Arial"/>
+            <w:sz w:val="22"/>
+            <w:szCs w:val="22"/>
+          </w:rPr>
+          <w:t>right</w:t>
+        </w:r>
+      </w:ins>
+      <w:r>
+        <w:rPr>
+          <w:rFonts w:ascii="Arial" w:eastAsia="Arial" w:hAnsi="Arial" w:cs="Arial"/>
+          <w:sz w:val="22"/>
+          <w:szCs w:val="22"/>
+        </w:rPr>
+        <w:t xml:space="preserve">. Now look at the other end of the excited-calm scale, which is the completely opposite feeling. Here you would feel completely relaxed, calm, sluggish, dull, sleepy, or unaroused. Indicate feeling calm by selecting the </w:t>
+      </w:r>
+      <w:del w:id="86" w:author="Addie Clark" w:date="2026-02-17T09:03:00Z" w16du:dateUtc="2026-02-17T15:03:00Z">
+        <w:r>
+          <w:rPr>
+            <w:rFonts w:ascii="Arial" w:eastAsia="Arial" w:hAnsi="Arial" w:cs="Arial"/>
+            <w:sz w:val="22"/>
+            <w:szCs w:val="22"/>
+          </w:rPr>
+          <w:delText>9</w:delText>
+        </w:r>
+      </w:del>
+      <w:ins w:id="87" w:author="Addie Clark" w:date="2026-02-17T09:03:00Z" w16du:dateUtc="2026-02-17T15:03:00Z">
+        <w:r>
+          <w:rPr>
+            <w:rFonts w:ascii="Arial" w:eastAsia="Arial" w:hAnsi="Arial" w:cs="Arial"/>
+            <w:sz w:val="22"/>
+            <w:szCs w:val="22"/>
+          </w:rPr>
+          <w:t>1</w:t>
+        </w:r>
+      </w:ins>
+      <w:r>
+        <w:rPr>
+          <w:rFonts w:ascii="Arial" w:eastAsia="Arial" w:hAnsi="Arial" w:cs="Arial"/>
+          <w:sz w:val="22"/>
+          <w:szCs w:val="22"/>
+        </w:rPr>
+        <w:t xml:space="preserve"> on the </w:t>
+      </w:r>
+      <w:del w:id="88" w:author="Addie Clark" w:date="2026-02-17T09:03:00Z" w16du:dateUtc="2026-02-17T15:03:00Z">
+        <w:r>
+          <w:rPr>
+            <w:rFonts w:ascii="Arial" w:eastAsia="Arial" w:hAnsi="Arial" w:cs="Arial"/>
+            <w:sz w:val="22"/>
+            <w:szCs w:val="22"/>
+          </w:rPr>
+          <w:delText>right</w:delText>
+        </w:r>
+      </w:del>
+      <w:ins w:id="89" w:author="Addie Clark" w:date="2026-02-17T09:03:00Z" w16du:dateUtc="2026-02-17T15:03:00Z">
+        <w:r>
+          <w:rPr>
+            <w:rFonts w:ascii="Arial" w:eastAsia="Arial" w:hAnsi="Arial" w:cs="Arial"/>
+            <w:sz w:val="22"/>
+            <w:szCs w:val="22"/>
+          </w:rPr>
+          <w:t>left</w:t>
+        </w:r>
+      </w:ins>
+      <w:ins w:id="90" w:author="Addie Clark" w:date="2026-02-17T09:07:00Z" w16du:dateUtc="2026-02-17T15:07:00Z">
+        <w:r>
+          <w:rPr>
+            <w:rFonts w:ascii="Arial" w:eastAsia="Arial" w:hAnsi="Arial" w:cs="Arial"/>
+            <w:sz w:val="22"/>
+            <w:szCs w:val="22"/>
+          </w:rPr>
+          <w:t>.</w:t>
+        </w:r>
+        <w:r>
+          <w:rPr>
+            <w:rFonts w:ascii="Arial" w:eastAsia="Arial" w:hAnsi="Arial" w:cs="Arial"/>
+            <w:sz w:val="22"/>
+            <w:szCs w:val="22"/>
+          </w:rPr>
+          <w:t xml:space="preserve"> </w:t>
+        </w:r>
+        <w:r>
+          <w:rPr>
+            <w:rFonts w:ascii="Arial" w:eastAsia="Arial" w:hAnsi="Arial" w:cs="Arial"/>
+            <w:sz w:val="22"/>
+            <w:szCs w:val="22"/>
+          </w:rPr>
+          <w:t>The figures also allow you to describe intermediate feelings</w:t>
+        </w:r>
+      </w:ins>
+      <w:del w:id="91" w:author="Addie Clark" w:date="2026-02-17T09:07:00Z" w16du:dateUtc="2026-02-17T15:07:00Z">
+        <w:r>
+          <w:rPr>
+            <w:rFonts w:ascii="Arial" w:eastAsia="Arial" w:hAnsi="Arial" w:cs="Arial"/>
+            <w:sz w:val="22"/>
+            <w:szCs w:val="22"/>
+          </w:rPr>
+          <w:delText xml:space="preserve">. As with the happy-unhappy scale, you can represent intermediate levels </w:delText>
+        </w:r>
+      </w:del>
+      <w:ins w:id="92" w:author="Addie Clark" w:date="2026-02-17T09:07:00Z" w16du:dateUtc="2026-02-17T15:07:00Z">
+        <w:r>
+          <w:rPr>
+            <w:rFonts w:ascii="Arial" w:eastAsia="Arial" w:hAnsi="Arial" w:cs="Arial"/>
+            <w:sz w:val="22"/>
+            <w:szCs w:val="22"/>
+          </w:rPr>
+          <w:t xml:space="preserve"> </w:t>
+        </w:r>
+      </w:ins>
+      <w:r>
+        <w:rPr>
+          <w:rFonts w:ascii="Arial" w:eastAsia="Arial" w:hAnsi="Arial" w:cs="Arial"/>
+          <w:sz w:val="22"/>
+          <w:szCs w:val="22"/>
+        </w:rPr>
+        <w:t xml:space="preserve">of excitedness or calmness by selecting any other number. If you are not excited nor at all calm, select the 4 in the middle. </w:t>
+      </w:r>
+    </w:p>
+    <w:p>
+      <w:pPr>
+        <w:jc w:val="both"/>
+        <w:rPr>
+          <w:rFonts w:ascii="Arial" w:eastAsia="Arial" w:hAnsi="Arial" w:cs="Arial"/>
+          <w:sz w:val="22"/>
+          <w:szCs w:val="22"/>
+        </w:rPr>
+      </w:pPr>
+    </w:p>
+    <w:p>
+      <w:pPr>
+        <w:jc w:val="both"/>
+        <w:rPr>
+          <w:del w:id="93" w:author="Addie Clark" w:date="2026-02-17T09:03:00Z" w16du:dateUtc="2026-02-17T15:03:00Z"/>
+          <w:rFonts w:ascii="Arial" w:eastAsia="Arial" w:hAnsi="Arial" w:cs="Arial"/>
+          <w:sz w:val="22"/>
+          <w:szCs w:val="22"/>
+        </w:rPr>
+      </w:pPr>
+      <w:del w:id="94" w:author="Addie Clark" w:date="2026-02-17T09:03:00Z" w16du:dateUtc="2026-02-17T15:03:00Z">
+        <w:r>
+          <w:rPr>
+            <w:rFonts w:ascii="Arial" w:eastAsia="Arial" w:hAnsi="Arial" w:cs="Arial"/>
+            <w:sz w:val="22"/>
+            <w:szCs w:val="22"/>
+          </w:rPr>
+          <w:delText xml:space="preserve">The last scale of feeling which you will rate is whether you felt controlled or in control. At one end of the scale you have feelings characterized as completely controlled, influenced, cared-for, awed, submissive, or  guided. Please indicate feeling controlled by selecting the 1 on the left. At the opposite end of this scale, you would select the 9 if you feel completely in control, influential, important, dominant, autonomous, or controlling. You can indicate feeling dominant selecting the 9 on the right. Note that when the figure is large, you feel in control, and that it will be very small when you feel controlled. If you feel neither in control nor controlled you should select the 4. </w:delText>
+        </w:r>
+      </w:del>
+    </w:p>
+    <w:p>
+      <w:pPr>
+        <w:jc w:val="both"/>
+        <w:rPr>
+          <w:del w:id="95" w:author="Addie Clark" w:date="2026-02-17T09:03:00Z" w16du:dateUtc="2026-02-17T15:03:00Z"/>
+          <w:rFonts w:ascii="Arial" w:eastAsia="Arial" w:hAnsi="Arial" w:cs="Arial"/>
+          <w:sz w:val="22"/>
+          <w:szCs w:val="22"/>
+        </w:rPr>
+      </w:pPr>
+    </w:p>
+    <w:p>
+      <w:pPr>
+        <w:jc w:val="both"/>
+        <w:rPr>
+          <w:rFonts w:ascii="Arial" w:eastAsia="Arial" w:hAnsi="Arial" w:cs="Arial"/>
+          <w:sz w:val="22"/>
+          <w:szCs w:val="22"/>
+        </w:rPr>
+      </w:pPr>
+      <w:r>
+        <w:rPr>
+          <w:rFonts w:ascii="Arial" w:eastAsia="Arial" w:hAnsi="Arial" w:cs="Arial"/>
+          <w:sz w:val="22"/>
+          <w:szCs w:val="22"/>
+        </w:rPr>
+        <w:t>Please work at a rapid place and don’t spend too much time thinking about each word. Rather, make your ratings based on your first and immediate reaction as you read each word.</w:t>
+      </w:r>
+    </w:p>
+    <w:p>
+      <w:pPr>
+        <w:jc w:val="both"/>
         <w:rPr>
           <w:rFonts w:ascii="Arial" w:eastAsia="Arial" w:hAnsi="Arial" w:cs="Arial"/>
           <w:b/>
           <w:sz w:val="22"/>
           <w:szCs w:val="22"/>
         </w:rPr>
-        <w:t>rousal</w:t>
+      </w:pPr>
+    </w:p>
+    <w:p>
+      <w:pPr>
+        <w:pStyle w:val="Heading3"/>
+      </w:pPr>
+      <w:r>
+        <w:t xml:space="preserve">Familiarity task: (Gilhooly &amp; </w:t>
+      </w:r>
+      <w:proofErr w:type="spellStart"/>
+      <w:r>
+        <w:t>Logie</w:t>
+      </w:r>
+      <w:proofErr w:type="spellEnd"/>
+      <w:r>
+        <w:t>, 1980)</w:t>
       </w:r>
     </w:p>
     <w:p>
@@ -2967,320 +4912,570 @@
         <w:jc w:val="both"/>
         <w:rPr>
           <w:rFonts w:ascii="Arial" w:eastAsia="Arial" w:hAnsi="Arial" w:cs="Arial"/>
+          <w:sz w:val="22"/>
+          <w:szCs w:val="22"/>
+        </w:rPr>
+      </w:pPr>
+      <w:r>
+        <w:rPr>
+          <w:rFonts w:ascii="Arial" w:eastAsia="Arial" w:hAnsi="Arial" w:cs="Arial"/>
+          <w:sz w:val="22"/>
+          <w:szCs w:val="22"/>
+        </w:rPr>
+        <w:t xml:space="preserve">This is an experiment to find out how often you have </w:t>
+      </w:r>
+      <w:proofErr w:type="gramStart"/>
+      <w:r>
+        <w:rPr>
+          <w:rFonts w:ascii="Arial" w:eastAsia="Arial" w:hAnsi="Arial" w:cs="Arial"/>
+          <w:sz w:val="22"/>
+          <w:szCs w:val="22"/>
+        </w:rPr>
+        <w:t>come in contact with</w:t>
+      </w:r>
+      <w:proofErr w:type="gramEnd"/>
+      <w:r>
+        <w:rPr>
+          <w:rFonts w:ascii="Arial" w:eastAsia="Arial" w:hAnsi="Arial" w:cs="Arial"/>
+          <w:sz w:val="22"/>
+          <w:szCs w:val="22"/>
+        </w:rPr>
+        <w:t xml:space="preserve"> certain words. You will be given a list of </w:t>
+      </w:r>
+      <w:proofErr w:type="gramStart"/>
+      <w:r>
+        <w:rPr>
+          <w:rFonts w:ascii="Arial" w:eastAsia="Arial" w:hAnsi="Arial" w:cs="Arial"/>
+          <w:sz w:val="22"/>
+          <w:szCs w:val="22"/>
+        </w:rPr>
+        <w:t>words</w:t>
+      </w:r>
+      <w:proofErr w:type="gramEnd"/>
+      <w:r>
+        <w:rPr>
+          <w:rFonts w:ascii="Arial" w:eastAsia="Arial" w:hAnsi="Arial" w:cs="Arial"/>
+          <w:sz w:val="22"/>
+          <w:szCs w:val="22"/>
+        </w:rPr>
+        <w:t xml:space="preserve"> and you are to rate each one as to the number of times that you experienced it by simply writing down a number according to a 1 to </w:t>
+      </w:r>
+      <w:del w:id="96" w:author="Addie Clark" w:date="2026-02-18T09:13:00Z" w16du:dateUtc="2026-02-18T15:13:00Z">
+        <w:r>
+          <w:rPr>
+            <w:rFonts w:ascii="Arial" w:eastAsia="Arial" w:hAnsi="Arial" w:cs="Arial"/>
+            <w:sz w:val="22"/>
+            <w:szCs w:val="22"/>
+          </w:rPr>
+          <w:delText>7</w:delText>
+        </w:r>
+      </w:del>
+      <w:ins w:id="97" w:author="Addie Clark" w:date="2026-02-18T09:13:00Z" w16du:dateUtc="2026-02-18T15:13:00Z">
+        <w:r>
+          <w:rPr>
+            <w:rFonts w:ascii="Arial" w:eastAsia="Arial" w:hAnsi="Arial" w:cs="Arial"/>
+            <w:sz w:val="22"/>
+            <w:szCs w:val="22"/>
+          </w:rPr>
+          <w:t>9</w:t>
+        </w:r>
+      </w:ins>
+      <w:r>
+        <w:rPr>
+          <w:rFonts w:ascii="Arial" w:eastAsia="Arial" w:hAnsi="Arial" w:cs="Arial"/>
+          <w:sz w:val="22"/>
+          <w:szCs w:val="22"/>
+        </w:rPr>
+        <w:t xml:space="preserve"> scale. In this scale, 1 represents “NEVER,” that is, you have never seen or heard or used the word in your life; the number 2 represents “RARELY,” that is you have seen or heard or used the word at least once before, but only rarely; and so on until </w:t>
+      </w:r>
+      <w:del w:id="98" w:author="Addie Clark" w:date="2026-02-18T09:13:00Z" w16du:dateUtc="2026-02-18T15:13:00Z">
+        <w:r>
+          <w:rPr>
+            <w:rFonts w:ascii="Arial" w:eastAsia="Arial" w:hAnsi="Arial" w:cs="Arial"/>
+            <w:sz w:val="22"/>
+            <w:szCs w:val="22"/>
+          </w:rPr>
+          <w:delText>7</w:delText>
+        </w:r>
+      </w:del>
+      <w:ins w:id="99" w:author="Addie Clark" w:date="2026-02-18T09:13:00Z" w16du:dateUtc="2026-02-18T15:13:00Z">
+        <w:r>
+          <w:rPr>
+            <w:rFonts w:ascii="Arial" w:eastAsia="Arial" w:hAnsi="Arial" w:cs="Arial"/>
+            <w:sz w:val="22"/>
+            <w:szCs w:val="22"/>
+          </w:rPr>
+          <w:t>9</w:t>
+        </w:r>
+      </w:ins>
+      <w:r>
+        <w:rPr>
+          <w:rFonts w:ascii="Arial" w:eastAsia="Arial" w:hAnsi="Arial" w:cs="Arial"/>
+          <w:sz w:val="22"/>
+          <w:szCs w:val="22"/>
+        </w:rPr>
+        <w:t>, which represents “VERY OFTEN,” that is, you have seen or heard or used the word nearly every day of your life.</w:t>
+      </w:r>
+    </w:p>
+    <w:p>
+      <w:pPr>
+        <w:jc w:val="both"/>
+        <w:rPr>
+          <w:rFonts w:ascii="Arial" w:eastAsia="Arial" w:hAnsi="Arial" w:cs="Arial"/>
+          <w:sz w:val="22"/>
+          <w:szCs w:val="22"/>
+        </w:rPr>
+      </w:pPr>
+    </w:p>
+    <w:p>
+      <w:pPr>
+        <w:jc w:val="both"/>
+        <w:rPr>
+          <w:rFonts w:ascii="Arial" w:eastAsia="Arial" w:hAnsi="Arial" w:cs="Arial"/>
+          <w:sz w:val="22"/>
+          <w:szCs w:val="22"/>
+        </w:rPr>
+      </w:pPr>
+      <w:r>
+        <w:rPr>
+          <w:rFonts w:ascii="Arial" w:eastAsia="Arial" w:hAnsi="Arial" w:cs="Arial"/>
+          <w:sz w:val="22"/>
+          <w:szCs w:val="22"/>
+        </w:rPr>
+        <w:t xml:space="preserve">Do not be bothered if you are unable to give a definition of some of the words. Simply rate each one as to the number of times you have </w:t>
+      </w:r>
+      <w:proofErr w:type="gramStart"/>
+      <w:r>
+        <w:rPr>
+          <w:rFonts w:ascii="Arial" w:eastAsia="Arial" w:hAnsi="Arial" w:cs="Arial"/>
+          <w:sz w:val="22"/>
+          <w:szCs w:val="22"/>
+        </w:rPr>
+        <w:t>come in contact with</w:t>
+      </w:r>
+      <w:proofErr w:type="gramEnd"/>
+      <w:r>
+        <w:rPr>
+          <w:rFonts w:ascii="Arial" w:eastAsia="Arial" w:hAnsi="Arial" w:cs="Arial"/>
+          <w:sz w:val="22"/>
+          <w:szCs w:val="22"/>
+        </w:rPr>
+        <w:t xml:space="preserve"> it regardless of its meaning. There may be some words which you have used or heard more often than you have seen them. Or there may be other words which you have seen more often than you have used or heard them. In such cases, always give the word in the highest rating of the three. For example, you probably use or hear the word “cheers” often, but you may never have seen it in print. In this case, you would rate “cheers” as “OFTEN” and write down the number 6.</w:t>
+      </w:r>
+    </w:p>
+    <w:p>
+      <w:pPr>
+        <w:jc w:val="both"/>
+        <w:rPr>
+          <w:rFonts w:ascii="Arial" w:eastAsia="Arial" w:hAnsi="Arial" w:cs="Arial"/>
+          <w:sz w:val="22"/>
+          <w:szCs w:val="22"/>
+        </w:rPr>
+      </w:pPr>
+    </w:p>
+    <w:p>
+      <w:pPr>
+        <w:jc w:val="both"/>
+        <w:rPr>
+          <w:ins w:id="100" w:author="Addie Clark" w:date="2026-02-17T13:47:00Z" w16du:dateUtc="2026-02-17T19:47:00Z"/>
+          <w:rFonts w:ascii="Arial" w:eastAsia="Arial" w:hAnsi="Arial" w:cs="Arial"/>
+          <w:sz w:val="22"/>
+          <w:szCs w:val="22"/>
+        </w:rPr>
+      </w:pPr>
+      <w:r>
+        <w:rPr>
+          <w:rFonts w:ascii="Arial" w:eastAsia="Arial" w:hAnsi="Arial" w:cs="Arial"/>
+          <w:sz w:val="22"/>
+          <w:szCs w:val="22"/>
+        </w:rPr>
+        <w:t xml:space="preserve">Go to the list of words and begin rating them at your own speed. This is not a “speed” experiment, each participant will be given plenty of time to finish. On the other hand, do not spend too much time on each word. The important thing is for you to be as accurate as possible. Be as honest in your ratings as you can. Many of the words in this experiment are very rare, so you are not expected to have </w:t>
+      </w:r>
+      <w:proofErr w:type="gramStart"/>
+      <w:r>
+        <w:rPr>
+          <w:rFonts w:ascii="Arial" w:eastAsia="Arial" w:hAnsi="Arial" w:cs="Arial"/>
+          <w:sz w:val="22"/>
+          <w:szCs w:val="22"/>
+        </w:rPr>
+        <w:t>come in contact with</w:t>
+      </w:r>
+      <w:proofErr w:type="gramEnd"/>
+      <w:r>
+        <w:rPr>
+          <w:rFonts w:ascii="Arial" w:eastAsia="Arial" w:hAnsi="Arial" w:cs="Arial"/>
+          <w:sz w:val="22"/>
+          <w:szCs w:val="22"/>
+        </w:rPr>
+        <w:t xml:space="preserve"> all of them. Just make the best estimates you are capable of. </w:t>
+      </w:r>
+    </w:p>
+    <w:p>
+      <w:pPr>
+        <w:jc w:val="both"/>
+        <w:rPr>
+          <w:ins w:id="101" w:author="Addie Clark" w:date="2026-02-17T13:47:00Z" w16du:dateUtc="2026-02-17T19:47:00Z"/>
+          <w:rFonts w:ascii="Arial" w:eastAsia="Arial" w:hAnsi="Arial" w:cs="Arial"/>
+          <w:sz w:val="22"/>
+          <w:szCs w:val="22"/>
+        </w:rPr>
+      </w:pPr>
+    </w:p>
+    <w:p>
+      <w:pPr>
+        <w:jc w:val="both"/>
+        <w:rPr>
+          <w:rFonts w:ascii="Arial" w:eastAsia="Arial" w:hAnsi="Arial" w:cs="Arial"/>
+          <w:sz w:val="22"/>
+          <w:szCs w:val="22"/>
+        </w:rPr>
+      </w:pPr>
+    </w:p>
+    <w:p>
+      <w:pPr>
+        <w:pStyle w:val="Heading3"/>
+        <w:rPr>
+          <w:ins w:id="102" w:author="Addie Clark" w:date="2026-02-17T13:47:00Z" w16du:dateUtc="2026-02-17T19:47:00Z"/>
+        </w:rPr>
+      </w:pPr>
+      <w:ins w:id="103" w:author="Addie Clark" w:date="2026-02-17T13:47:00Z" w16du:dateUtc="2026-02-17T19:47:00Z">
+        <w:r>
+          <w:t>Imageability</w:t>
+        </w:r>
+        <w:r>
+          <w:t xml:space="preserve"> task: (</w:t>
+        </w:r>
+      </w:ins>
+      <w:ins w:id="104" w:author="Addie Clark" w:date="2026-02-18T08:05:00Z" w16du:dateUtc="2026-02-18T14:05:00Z">
+        <w:r>
+          <w:t>Cortese &amp; Fugett, 2004</w:t>
+        </w:r>
+      </w:ins>
+      <w:ins w:id="105" w:author="Addie Clark" w:date="2026-02-17T13:47:00Z" w16du:dateUtc="2026-02-17T19:47:00Z">
+        <w:r>
+          <w:t>)</w:t>
+        </w:r>
+      </w:ins>
+    </w:p>
+    <w:p>
+      <w:pPr>
+        <w:jc w:val="both"/>
+        <w:rPr>
+          <w:ins w:id="106" w:author="Addie Clark" w:date="2026-02-17T13:47:00Z" w16du:dateUtc="2026-02-17T19:47:00Z"/>
+          <w:rFonts w:ascii="Arial" w:eastAsia="Arial" w:hAnsi="Arial" w:cs="Arial"/>
           <w:b/>
           <w:sz w:val="22"/>
           <w:szCs w:val="22"/>
         </w:rPr>
       </w:pPr>
-      <w:r>
-        <w:rPr>
-          <w:rFonts w:ascii="Arial" w:eastAsia="Arial" w:hAnsi="Arial" w:cs="Arial"/>
-          <w:b/>
-          <w:noProof/>
-          <w:sz w:val="22"/>
-          <w:szCs w:val="22"/>
-        </w:rPr>
-        <w:drawing>
-          <wp:inline distT="114300" distB="114300" distL="114300" distR="114300" wp14:anchorId="2F2C7EF4" wp14:editId="590F314D">
-            <wp:extent cx="3005138" cy="640518"/>
-            <wp:effectExtent l="0" t="0" r="0" b="0"/>
-            <wp:docPr id="1" name="image3.png" descr="Diagram&#10;&#10;Description automatically generated with medium confidence"/>
-            <wp:cNvGraphicFramePr/>
-            <a:graphic xmlns:a="http://schemas.openxmlformats.org/drawingml/2006/main">
-              <a:graphicData uri="http://schemas.openxmlformats.org/drawingml/2006/picture">
-                <pic:pic xmlns:pic="http://schemas.openxmlformats.org/drawingml/2006/picture">
-                  <pic:nvPicPr>
-                    <pic:cNvPr id="0" name="image3.png" descr="Diagram&#10;&#10;Description automatically generated with medium confidence"/>
-                    <pic:cNvPicPr preferRelativeResize="0"/>
-                  </pic:nvPicPr>
-                  <pic:blipFill>
-                    <a:blip r:embed="rId30"/>
-                    <a:srcRect/>
-                    <a:stretch>
-                      <a:fillRect/>
-                    </a:stretch>
-                  </pic:blipFill>
-                  <pic:spPr>
-                    <a:xfrm>
-                      <a:off x="0" y="0"/>
-                      <a:ext cx="3005138" cy="640518"/>
-                    </a:xfrm>
-                    <a:prstGeom prst="rect">
-                      <a:avLst/>
-                    </a:prstGeom>
-                    <a:ln/>
-                  </pic:spPr>
-                </pic:pic>
-              </a:graphicData>
-            </a:graphic>
-          </wp:inline>
-        </w:drawing>
-      </w:r>
-      <w:r>
-        <w:rPr>
-          <w:rFonts w:ascii="Arial" w:eastAsia="Arial" w:hAnsi="Arial" w:cs="Arial"/>
-          <w:b/>
-          <w:sz w:val="22"/>
-          <w:szCs w:val="22"/>
-        </w:rPr>
-        <w:t>dominance</w:t>
-      </w:r>
-    </w:p>
-    <w:p>
-      <w:pPr>
-        <w:jc w:val="both"/>
-        <w:rPr>
-          <w:rFonts w:ascii="Arial" w:eastAsia="Arial" w:hAnsi="Arial" w:cs="Arial"/>
-          <w:b/>
-          <w:sz w:val="22"/>
-          <w:szCs w:val="22"/>
-        </w:rPr>
-      </w:pPr>
-    </w:p>
-    <w:p>
-      <w:pPr>
-        <w:jc w:val="both"/>
-        <w:rPr>
-          <w:rFonts w:ascii="Arial" w:eastAsia="Arial" w:hAnsi="Arial" w:cs="Arial"/>
-          <w:sz w:val="22"/>
-          <w:szCs w:val="22"/>
-        </w:rPr>
-      </w:pPr>
-      <w:r>
-        <w:rPr>
-          <w:rFonts w:ascii="Arial" w:eastAsia="Arial" w:hAnsi="Arial" w:cs="Arial"/>
-          <w:sz w:val="22"/>
-          <w:szCs w:val="22"/>
-        </w:rPr>
-        <w:t>The study being conducted today is investigating emotion, and how people respond to different types of words.</w:t>
-      </w:r>
-    </w:p>
-    <w:p>
-      <w:pPr>
-        <w:jc w:val="both"/>
-        <w:rPr>
-          <w:rFonts w:ascii="Arial" w:eastAsia="Arial" w:hAnsi="Arial" w:cs="Arial"/>
-          <w:sz w:val="22"/>
-          <w:szCs w:val="22"/>
-        </w:rPr>
-      </w:pPr>
-    </w:p>
-    <w:p>
-      <w:pPr>
-        <w:jc w:val="both"/>
-        <w:rPr>
-          <w:rFonts w:ascii="Arial" w:eastAsia="Arial" w:hAnsi="Arial" w:cs="Arial"/>
-          <w:sz w:val="22"/>
-          <w:szCs w:val="22"/>
-        </w:rPr>
-      </w:pPr>
-      <w:r>
-        <w:rPr>
-          <w:rFonts w:ascii="Arial" w:eastAsia="Arial" w:hAnsi="Arial" w:cs="Arial"/>
-          <w:sz w:val="22"/>
-          <w:szCs w:val="22"/>
-        </w:rPr>
-        <w:t xml:space="preserve">We call this set of figures SAM, and you will be using these figures to rate how you felt while reading each word. SAM shows three different kinds of feelings: Happy vs. Unhappy, Excited vs. Calm, and Controlled vs. In-control. You will use these scales to make all 3 ratings for each word that you read. Please notice that each of the three feelings are arrayed along a different scale. The left panel shows the happy-unhappy scale, which ranges from a smile to a frown. At one extreme of this scale, you are happy, pleased, satisfied, contented, hopeful. When you feel completely happy you should indicate this by selecting the 1 on the left. The other end of the scale is when you feel completely unhappy, annoyed, unsatisfied, melancholic, despaired, or bored. You can indicate feeling completely unhappy by selecting the 9 on the right. The figures also allow you to describe intermediate feelings of pleasure, by selecting any values in the middle. If you feel completely neutral, neither happy nor sad, select the 4 in the middle. </w:t>
-      </w:r>
-    </w:p>
-    <w:p>
-      <w:pPr>
-        <w:jc w:val="both"/>
-        <w:rPr>
-          <w:rFonts w:ascii="Arial" w:eastAsia="Arial" w:hAnsi="Arial" w:cs="Arial"/>
-          <w:sz w:val="22"/>
-          <w:szCs w:val="22"/>
-        </w:rPr>
-      </w:pPr>
-    </w:p>
-    <w:p>
-      <w:pPr>
-        <w:jc w:val="both"/>
-        <w:rPr>
-          <w:rFonts w:ascii="Arial" w:eastAsia="Arial" w:hAnsi="Arial" w:cs="Arial"/>
-          <w:sz w:val="22"/>
-          <w:szCs w:val="22"/>
-        </w:rPr>
-      </w:pPr>
-      <w:r>
-        <w:rPr>
-          <w:rFonts w:ascii="Arial" w:eastAsia="Arial" w:hAnsi="Arial" w:cs="Arial"/>
-          <w:sz w:val="22"/>
-          <w:szCs w:val="22"/>
-        </w:rPr>
-        <w:t xml:space="preserve">The excited or calm scale is the second type of feeling displayed here. At one extreme of this scale you are stimulated, excited, frenzied, jittery, wide-awake, or aroused.  When you feel completely aroused, select the 1 on the left. Now look at the other end of the excited-calm scale, which is the completely opposite feeling. Here you would feel completely relaxed, calm, sluggish, dull, sleepy, or unaroused. Indicate feeling calm by selecting the 9 on the right. As with the happy-unhappy scale, you can represent intermediate levels of excitedness or calmness by selecting any other number. If you are not excited nor at all calm, select the 4 in the middle. </w:t>
-      </w:r>
-    </w:p>
-    <w:p>
-      <w:pPr>
-        <w:jc w:val="both"/>
-        <w:rPr>
-          <w:rFonts w:ascii="Arial" w:eastAsia="Arial" w:hAnsi="Arial" w:cs="Arial"/>
-          <w:sz w:val="22"/>
-          <w:szCs w:val="22"/>
-        </w:rPr>
-      </w:pPr>
-    </w:p>
-    <w:p>
-      <w:pPr>
-        <w:jc w:val="both"/>
-        <w:rPr>
-          <w:rFonts w:ascii="Arial" w:eastAsia="Arial" w:hAnsi="Arial" w:cs="Arial"/>
-          <w:sz w:val="22"/>
-          <w:szCs w:val="22"/>
-        </w:rPr>
-      </w:pPr>
-      <w:r>
-        <w:rPr>
-          <w:rFonts w:ascii="Arial" w:eastAsia="Arial" w:hAnsi="Arial" w:cs="Arial"/>
-          <w:sz w:val="22"/>
-          <w:szCs w:val="22"/>
-        </w:rPr>
-        <w:t xml:space="preserve">The last scale of feeling which you will rate is whether you felt controlled or in control. At one end of the scale you have feelings characterized as completely controlled, influenced, cared-for, awed, submissive, or  guided. Please indicate feeling controlled by selecting the 1 on the left. At the opposite end of this scale, you would select the 9 if you feel completely in control, influential, important, dominant, autonomous, or controlling. You can indicate feeling dominant selecting the 9 on the right. Note that when the figure is large, you feel in control, and that it will be very small when you feel controlled. If you feel neither in control nor controlled you should select the 4. </w:t>
-      </w:r>
-    </w:p>
-    <w:p>
-      <w:pPr>
-        <w:jc w:val="both"/>
-        <w:rPr>
-          <w:rFonts w:ascii="Arial" w:eastAsia="Arial" w:hAnsi="Arial" w:cs="Arial"/>
-          <w:sz w:val="22"/>
-          <w:szCs w:val="22"/>
-        </w:rPr>
-      </w:pPr>
-    </w:p>
-    <w:p>
-      <w:pPr>
-        <w:jc w:val="both"/>
-        <w:rPr>
-          <w:rFonts w:ascii="Arial" w:eastAsia="Arial" w:hAnsi="Arial" w:cs="Arial"/>
-          <w:sz w:val="22"/>
-          <w:szCs w:val="22"/>
-        </w:rPr>
-      </w:pPr>
-      <w:r>
-        <w:rPr>
-          <w:rFonts w:ascii="Arial" w:eastAsia="Arial" w:hAnsi="Arial" w:cs="Arial"/>
-          <w:sz w:val="22"/>
-          <w:szCs w:val="22"/>
-        </w:rPr>
-        <w:t>Please work at a rapid place and don’t spend too much time thinking about each word. Rather, make your ratings based on your first and immediate reaction as you read each word.</w:t>
-      </w:r>
-    </w:p>
-    <w:p>
-      <w:pPr>
-        <w:jc w:val="both"/>
-        <w:rPr>
-          <w:rFonts w:ascii="Arial" w:eastAsia="Arial" w:hAnsi="Arial" w:cs="Arial"/>
-          <w:b/>
-          <w:sz w:val="22"/>
-          <w:szCs w:val="22"/>
-        </w:rPr>
-      </w:pPr>
-    </w:p>
-    <w:p>
-      <w:pPr>
-        <w:pStyle w:val="Heading3"/>
-      </w:pPr>
-      <w:r>
-        <w:lastRenderedPageBreak/>
-        <w:t>Familiarity task: (Gilhooly &amp; Logie, 1980)</w:t>
-      </w:r>
-    </w:p>
-    <w:p>
-      <w:pPr>
-        <w:jc w:val="both"/>
-        <w:rPr>
-          <w:rFonts w:ascii="Arial" w:eastAsia="Arial" w:hAnsi="Arial" w:cs="Arial"/>
-          <w:b/>
-          <w:sz w:val="22"/>
-          <w:szCs w:val="22"/>
-        </w:rPr>
-      </w:pPr>
-    </w:p>
-    <w:p>
-      <w:pPr>
-        <w:jc w:val="both"/>
-        <w:rPr>
-          <w:rFonts w:ascii="Arial" w:eastAsia="Arial" w:hAnsi="Arial" w:cs="Arial"/>
-          <w:sz w:val="22"/>
-          <w:szCs w:val="22"/>
-        </w:rPr>
-      </w:pPr>
-      <w:r>
-        <w:rPr>
-          <w:rFonts w:ascii="Arial" w:eastAsia="Arial" w:hAnsi="Arial" w:cs="Arial"/>
-          <w:sz w:val="22"/>
-          <w:szCs w:val="22"/>
-        </w:rPr>
-        <w:t>This is an experiment to find out how often you have come in contact with certain words. You will be given a list of words and you are to rate each one as to the number of times that you experienced it by simply writing down a number according to a 1 to 7 scale. In this scale, 1 represents “NEVER,” that is, you have never seen or heard or used the word in your life; the number 2 represents “RARELY,” that is you have seen or heard or used the word at least once before, but only rarely; and so on until 7, which represents “VERY OFTEN,” that is, you have seen or heard or used the word nearly every day of your life.</w:t>
-      </w:r>
-    </w:p>
-    <w:p>
-      <w:pPr>
-        <w:jc w:val="both"/>
-        <w:rPr>
-          <w:rFonts w:ascii="Arial" w:eastAsia="Arial" w:hAnsi="Arial" w:cs="Arial"/>
-          <w:sz w:val="22"/>
-          <w:szCs w:val="22"/>
-        </w:rPr>
-      </w:pPr>
-    </w:p>
-    <w:p>
-      <w:pPr>
-        <w:jc w:val="both"/>
-        <w:rPr>
-          <w:rFonts w:ascii="Arial" w:eastAsia="Arial" w:hAnsi="Arial" w:cs="Arial"/>
-          <w:sz w:val="22"/>
-          <w:szCs w:val="22"/>
-        </w:rPr>
-      </w:pPr>
-      <w:r>
-        <w:rPr>
-          <w:rFonts w:ascii="Arial" w:eastAsia="Arial" w:hAnsi="Arial" w:cs="Arial"/>
-          <w:sz w:val="22"/>
-          <w:szCs w:val="22"/>
-        </w:rPr>
-        <w:t>Do not be bothered if you are unable to give a definition of some of the words. Simply rate each one as to the number of times you have come in contact with it regardless of its meaning. There may be some words which you have used or heard more often than you have seen them. Or there may be other words which you have seen more often than you have used or heard them. In such cases, always give the word in the highest rating of the three. For example, you probably use or hear the word “cheers” often, but you may never have seen it in print. In this case, you would rate “cheers” as “OFTEN” and write down the number 6.</w:t>
-      </w:r>
-    </w:p>
-    <w:p>
-      <w:pPr>
-        <w:jc w:val="both"/>
-        <w:rPr>
-          <w:rFonts w:ascii="Arial" w:eastAsia="Arial" w:hAnsi="Arial" w:cs="Arial"/>
-          <w:sz w:val="22"/>
-          <w:szCs w:val="22"/>
-        </w:rPr>
-      </w:pPr>
-    </w:p>
-    <w:p>
-      <w:pPr>
-        <w:jc w:val="both"/>
-        <w:rPr>
-          <w:rFonts w:ascii="Arial" w:eastAsia="Arial" w:hAnsi="Arial" w:cs="Arial"/>
-          <w:sz w:val="22"/>
-          <w:szCs w:val="22"/>
-        </w:rPr>
-      </w:pPr>
-      <w:r>
-        <w:rPr>
-          <w:rFonts w:ascii="Arial" w:eastAsia="Arial" w:hAnsi="Arial" w:cs="Arial"/>
-          <w:sz w:val="22"/>
-          <w:szCs w:val="22"/>
-        </w:rPr>
-        <w:t xml:space="preserve">Go to the list of words and begin rating them at your own speed. This is not a “speed” experiment, each participant will be given plenty of time to finish. On the other hand, do not spend too much time on each word. The important thing is for you to be as accurate as possible. Be as honest in your ratings as you can. Many of the words in this experiment are very rare, so you are not expected to have come in contact with all of them. Just make the best estimates you are capable of. </w:t>
-      </w:r>
-    </w:p>
-    <w:p>
-      <w:pPr>
-        <w:jc w:val="both"/>
-        <w:rPr>
-          <w:rFonts w:ascii="Arial" w:eastAsia="Arial" w:hAnsi="Arial" w:cs="Arial"/>
-          <w:sz w:val="22"/>
-          <w:szCs w:val="22"/>
-        </w:rPr>
-      </w:pPr>
+    </w:p>
+    <w:p>
+      <w:pPr>
+        <w:jc w:val="both"/>
+        <w:rPr>
+          <w:ins w:id="107" w:author="Addie Clark" w:date="2026-02-18T08:26:00Z" w16du:dateUtc="2026-02-18T14:26:00Z"/>
+          <w:rFonts w:ascii="Arial" w:eastAsia="Arial" w:hAnsi="Arial" w:cs="Arial"/>
+          <w:sz w:val="22"/>
+          <w:szCs w:val="22"/>
+        </w:rPr>
+      </w:pPr>
+      <w:ins w:id="108" w:author="Addie Clark" w:date="2026-02-18T08:29:00Z" w16du:dateUtc="2026-02-18T14:29:00Z">
+        <w:r>
+          <w:rPr>
+            <w:rFonts w:ascii="Arial" w:eastAsia="Arial" w:hAnsi="Arial" w:cs="Arial"/>
+            <w:sz w:val="22"/>
+            <w:szCs w:val="22"/>
+          </w:rPr>
+          <w:t xml:space="preserve">This is an experiment to find out </w:t>
+        </w:r>
+      </w:ins>
+      <w:ins w:id="109" w:author="Addie Clark" w:date="2026-02-18T08:30:00Z" w16du:dateUtc="2026-02-18T14:30:00Z">
+        <w:r>
+          <w:rPr>
+            <w:rFonts w:ascii="Arial" w:eastAsia="Arial" w:hAnsi="Arial" w:cs="Arial"/>
+            <w:sz w:val="22"/>
+            <w:szCs w:val="22"/>
+          </w:rPr>
+          <w:t>how easy or difficult it is to imagine a mental picture of</w:t>
+        </w:r>
+        <w:r>
+          <w:rPr>
+            <w:rFonts w:ascii="Arial" w:eastAsia="Arial" w:hAnsi="Arial" w:cs="Arial"/>
+            <w:sz w:val="22"/>
+            <w:szCs w:val="22"/>
+          </w:rPr>
+          <w:t xml:space="preserve"> the word presented to you</w:t>
+        </w:r>
+      </w:ins>
+      <w:ins w:id="110" w:author="Addie Clark" w:date="2026-02-18T08:29:00Z" w16du:dateUtc="2026-02-18T14:29:00Z">
+        <w:r>
+          <w:rPr>
+            <w:rFonts w:ascii="Arial" w:eastAsia="Arial" w:hAnsi="Arial" w:cs="Arial"/>
+            <w:sz w:val="22"/>
+            <w:szCs w:val="22"/>
+          </w:rPr>
+          <w:t xml:space="preserve">. You will be given a list of </w:t>
+        </w:r>
+        <w:proofErr w:type="gramStart"/>
+        <w:r>
+          <w:rPr>
+            <w:rFonts w:ascii="Arial" w:eastAsia="Arial" w:hAnsi="Arial" w:cs="Arial"/>
+            <w:sz w:val="22"/>
+            <w:szCs w:val="22"/>
+          </w:rPr>
+          <w:t>words</w:t>
+        </w:r>
+        <w:proofErr w:type="gramEnd"/>
+        <w:r>
+          <w:rPr>
+            <w:rFonts w:ascii="Arial" w:eastAsia="Arial" w:hAnsi="Arial" w:cs="Arial"/>
+            <w:sz w:val="22"/>
+            <w:szCs w:val="22"/>
+          </w:rPr>
+          <w:t xml:space="preserve"> and you are to rate each one </w:t>
+        </w:r>
+      </w:ins>
+      <w:ins w:id="111" w:author="Addie Clark" w:date="2026-02-18T08:42:00Z" w16du:dateUtc="2026-02-18T14:42:00Z">
+        <w:r>
+          <w:rPr>
+            <w:rFonts w:ascii="Arial" w:eastAsia="Arial" w:hAnsi="Arial" w:cs="Arial"/>
+            <w:sz w:val="22"/>
+            <w:szCs w:val="22"/>
+          </w:rPr>
+          <w:t>from how easy it is to picture t</w:t>
+        </w:r>
+      </w:ins>
+      <w:ins w:id="112" w:author="Addie Clark" w:date="2026-02-18T08:43:00Z" w16du:dateUtc="2026-02-18T14:43:00Z">
+        <w:r>
+          <w:rPr>
+            <w:rFonts w:ascii="Arial" w:eastAsia="Arial" w:hAnsi="Arial" w:cs="Arial"/>
+            <w:sz w:val="22"/>
+            <w:szCs w:val="22"/>
+          </w:rPr>
+          <w:t xml:space="preserve">he word (apple; high imagery) to words that may not be imagined easily (fact; low imagery). </w:t>
+        </w:r>
+      </w:ins>
+      <w:ins w:id="113" w:author="Addie Clark" w:date="2026-02-18T08:29:00Z" w16du:dateUtc="2026-02-18T14:29:00Z">
+        <w:r>
+          <w:rPr>
+            <w:rFonts w:ascii="Arial" w:eastAsia="Arial" w:hAnsi="Arial" w:cs="Arial"/>
+            <w:sz w:val="22"/>
+            <w:szCs w:val="22"/>
+          </w:rPr>
+          <w:t xml:space="preserve">In this scale, </w:t>
+        </w:r>
+      </w:ins>
+      <w:ins w:id="114" w:author="Addie Clark" w:date="2026-02-18T08:44:00Z" w16du:dateUtc="2026-02-18T14:44:00Z">
+        <w:r>
+          <w:rPr>
+            <w:rFonts w:ascii="Arial" w:eastAsia="Arial" w:hAnsi="Arial" w:cs="Arial"/>
+            <w:sz w:val="22"/>
+            <w:szCs w:val="22"/>
+          </w:rPr>
+          <w:t>9</w:t>
+        </w:r>
+      </w:ins>
+      <w:ins w:id="115" w:author="Addie Clark" w:date="2026-02-18T08:29:00Z" w16du:dateUtc="2026-02-18T14:29:00Z">
+        <w:r>
+          <w:rPr>
+            <w:rFonts w:ascii="Arial" w:eastAsia="Arial" w:hAnsi="Arial" w:cs="Arial"/>
+            <w:sz w:val="22"/>
+            <w:szCs w:val="22"/>
+          </w:rPr>
+          <w:t xml:space="preserve"> represents “</w:t>
+        </w:r>
+      </w:ins>
+      <w:ins w:id="116" w:author="Addie Clark" w:date="2026-02-18T08:43:00Z" w16du:dateUtc="2026-02-18T14:43:00Z">
+        <w:r>
+          <w:rPr>
+            <w:rFonts w:ascii="Arial" w:eastAsia="Arial" w:hAnsi="Arial" w:cs="Arial"/>
+            <w:sz w:val="22"/>
+            <w:szCs w:val="22"/>
+          </w:rPr>
+          <w:t xml:space="preserve">easy to </w:t>
+        </w:r>
+      </w:ins>
+      <w:ins w:id="117" w:author="Addie Clark" w:date="2026-02-18T08:44:00Z" w16du:dateUtc="2026-02-18T14:44:00Z">
+        <w:r>
+          <w:rPr>
+            <w:rFonts w:ascii="Arial" w:eastAsia="Arial" w:hAnsi="Arial" w:cs="Arial"/>
+            <w:sz w:val="22"/>
+            <w:szCs w:val="22"/>
+          </w:rPr>
+          <w:t>imagine</w:t>
+        </w:r>
+      </w:ins>
+      <w:ins w:id="118" w:author="Addie Clark" w:date="2026-02-18T08:29:00Z" w16du:dateUtc="2026-02-18T14:29:00Z">
+        <w:r>
+          <w:rPr>
+            <w:rFonts w:ascii="Arial" w:eastAsia="Arial" w:hAnsi="Arial" w:cs="Arial"/>
+            <w:sz w:val="22"/>
+            <w:szCs w:val="22"/>
+          </w:rPr>
+          <w:t xml:space="preserve">,” </w:t>
+        </w:r>
+      </w:ins>
+      <w:ins w:id="119" w:author="Addie Clark" w:date="2026-02-18T08:56:00Z" w16du:dateUtc="2026-02-18T14:56:00Z">
+        <w:r>
+          <w:rPr>
+            <w:rFonts w:ascii="Arial" w:eastAsia="Arial" w:hAnsi="Arial" w:cs="Arial"/>
+            <w:sz w:val="22"/>
+            <w:szCs w:val="22"/>
+          </w:rPr>
+          <w:t>there is</w:t>
+        </w:r>
+      </w:ins>
+      <w:ins w:id="120" w:author="Addie Clark" w:date="2026-02-18T08:44:00Z" w16du:dateUtc="2026-02-18T14:44:00Z">
+        <w:r>
+          <w:rPr>
+            <w:rFonts w:ascii="Arial" w:eastAsia="Arial" w:hAnsi="Arial" w:cs="Arial"/>
+            <w:sz w:val="22"/>
+            <w:szCs w:val="22"/>
+          </w:rPr>
+          <w:t xml:space="preserve"> no issue picturing intricate details of the word</w:t>
+        </w:r>
+      </w:ins>
+      <w:ins w:id="121" w:author="Addie Clark" w:date="2026-02-18T08:29:00Z" w16du:dateUtc="2026-02-18T14:29:00Z">
+        <w:r>
+          <w:rPr>
+            <w:rFonts w:ascii="Arial" w:eastAsia="Arial" w:hAnsi="Arial" w:cs="Arial"/>
+            <w:sz w:val="22"/>
+            <w:szCs w:val="22"/>
+          </w:rPr>
+          <w:t xml:space="preserve">; </w:t>
+        </w:r>
+      </w:ins>
+      <w:ins w:id="122" w:author="Addie Clark" w:date="2026-02-18T08:50:00Z" w16du:dateUtc="2026-02-18T14:50:00Z">
+        <w:r>
+          <w:rPr>
+            <w:rFonts w:ascii="Arial" w:eastAsia="Arial" w:hAnsi="Arial" w:cs="Arial"/>
+            <w:sz w:val="22"/>
+            <w:szCs w:val="22"/>
+          </w:rPr>
+          <w:t>while 1</w:t>
+        </w:r>
+      </w:ins>
+      <w:ins w:id="123" w:author="Addie Clark" w:date="2026-02-18T08:29:00Z" w16du:dateUtc="2026-02-18T14:29:00Z">
+        <w:r>
+          <w:rPr>
+            <w:rFonts w:ascii="Arial" w:eastAsia="Arial" w:hAnsi="Arial" w:cs="Arial"/>
+            <w:sz w:val="22"/>
+            <w:szCs w:val="22"/>
+          </w:rPr>
+          <w:t xml:space="preserve"> represents “</w:t>
+        </w:r>
+      </w:ins>
+      <w:ins w:id="124" w:author="Addie Clark" w:date="2026-02-18T08:51:00Z" w16du:dateUtc="2026-02-18T14:51:00Z">
+        <w:r>
+          <w:rPr>
+            <w:rFonts w:ascii="Arial" w:eastAsia="Arial" w:hAnsi="Arial" w:cs="Arial"/>
+            <w:sz w:val="22"/>
+            <w:szCs w:val="22"/>
+          </w:rPr>
+          <w:t>difficult to image</w:t>
+        </w:r>
+      </w:ins>
+      <w:ins w:id="125" w:author="Addie Clark" w:date="2026-02-18T08:29:00Z" w16du:dateUtc="2026-02-18T14:29:00Z">
+        <w:r>
+          <w:rPr>
+            <w:rFonts w:ascii="Arial" w:eastAsia="Arial" w:hAnsi="Arial" w:cs="Arial"/>
+            <w:sz w:val="22"/>
+            <w:szCs w:val="22"/>
+          </w:rPr>
+          <w:t xml:space="preserve">,” that is, </w:t>
+        </w:r>
+      </w:ins>
+      <w:ins w:id="126" w:author="Addie Clark" w:date="2026-02-18T08:51:00Z" w16du:dateUtc="2026-02-18T14:51:00Z">
+        <w:r>
+          <w:rPr>
+            <w:rFonts w:ascii="Arial" w:eastAsia="Arial" w:hAnsi="Arial" w:cs="Arial"/>
+            <w:sz w:val="22"/>
+            <w:szCs w:val="22"/>
+          </w:rPr>
+          <w:t xml:space="preserve">the word is more abstract and </w:t>
+        </w:r>
+      </w:ins>
+      <w:ins w:id="127" w:author="Addie Clark" w:date="2026-02-18T08:53:00Z" w16du:dateUtc="2026-02-18T14:53:00Z">
+        <w:r>
+          <w:rPr>
+            <w:rFonts w:ascii="Arial" w:eastAsia="Arial" w:hAnsi="Arial" w:cs="Arial"/>
+            <w:sz w:val="22"/>
+            <w:szCs w:val="22"/>
+          </w:rPr>
+          <w:t>harder to picture</w:t>
+        </w:r>
+      </w:ins>
+      <w:ins w:id="128" w:author="Addie Clark" w:date="2026-02-18T08:29:00Z" w16du:dateUtc="2026-02-18T14:29:00Z">
+        <w:r>
+          <w:rPr>
+            <w:rFonts w:ascii="Arial" w:eastAsia="Arial" w:hAnsi="Arial" w:cs="Arial"/>
+            <w:sz w:val="22"/>
+            <w:szCs w:val="22"/>
+          </w:rPr>
+          <w:t>.</w:t>
+        </w:r>
+      </w:ins>
+      <w:ins w:id="129" w:author="Addie Clark" w:date="2026-02-18T08:55:00Z" w16du:dateUtc="2026-02-18T14:55:00Z">
+        <w:r>
+          <w:rPr>
+            <w:rFonts w:ascii="Arial" w:eastAsia="Arial" w:hAnsi="Arial" w:cs="Arial"/>
+            <w:sz w:val="22"/>
+            <w:szCs w:val="22"/>
+          </w:rPr>
+          <w:t xml:space="preserve"> If you do not know the word </w:t>
+        </w:r>
+      </w:ins>
+      <w:ins w:id="130" w:author="Addie Clark" w:date="2026-02-18T08:56:00Z" w16du:dateUtc="2026-02-18T14:56:00Z">
+        <w:r>
+          <w:rPr>
+            <w:rFonts w:ascii="Arial" w:eastAsia="Arial" w:hAnsi="Arial" w:cs="Arial"/>
+            <w:sz w:val="22"/>
+            <w:szCs w:val="22"/>
+          </w:rPr>
+          <w:t>presented,</w:t>
+        </w:r>
+      </w:ins>
+      <w:ins w:id="131" w:author="Addie Clark" w:date="2026-02-18T08:55:00Z" w16du:dateUtc="2026-02-18T14:55:00Z">
+        <w:r>
+          <w:rPr>
+            <w:rFonts w:ascii="Arial" w:eastAsia="Arial" w:hAnsi="Arial" w:cs="Arial"/>
+            <w:sz w:val="22"/>
+            <w:szCs w:val="22"/>
+          </w:rPr>
+          <w:t xml:space="preserve"> please select “X”. </w:t>
+        </w:r>
+      </w:ins>
+    </w:p>
+    <w:p>
+      <w:pPr>
+        <w:jc w:val="both"/>
+        <w:rPr>
+          <w:ins w:id="132" w:author="Addie Clark" w:date="2026-02-18T08:26:00Z" w16du:dateUtc="2026-02-18T14:26:00Z"/>
+          <w:rFonts w:ascii="Arial" w:eastAsia="Arial" w:hAnsi="Arial" w:cs="Arial"/>
+          <w:sz w:val="22"/>
+          <w:szCs w:val="22"/>
+        </w:rPr>
+      </w:pPr>
+    </w:p>
+    <w:p>
+      <w:pPr>
+        <w:jc w:val="both"/>
+        <w:rPr>
+          <w:rFonts w:ascii="Arial" w:eastAsia="Arial" w:hAnsi="Arial" w:cs="Arial"/>
+          <w:sz w:val="22"/>
+          <w:szCs w:val="22"/>
+        </w:rPr>
+      </w:pPr>
+      <w:ins w:id="133" w:author="Addie Clark" w:date="2026-02-17T13:48:00Z" w16du:dateUtc="2026-02-17T19:48:00Z">
+        <w:r>
+          <w:rPr>
+            <w:rFonts w:ascii="Arial" w:eastAsia="Arial" w:hAnsi="Arial" w:cs="Arial"/>
+            <w:sz w:val="22"/>
+            <w:szCs w:val="22"/>
+          </w:rPr>
+          <w:t xml:space="preserve"> </w:t>
+        </w:r>
+      </w:ins>
     </w:p>
     <w:p>
       <w:pPr>
@@ -3292,7 +5487,7 @@
           <w:szCs w:val="26"/>
         </w:rPr>
       </w:pPr>
-      <w:bookmarkStart w:id="7" w:name="_Toc221803140"/>
+      <w:bookmarkStart w:id="134" w:name="_Toc221803140"/>
       <w:r>
         <w:rPr>
           <w:rFonts w:ascii="Arial" w:eastAsia="Arial" w:hAnsi="Arial" w:cs="Arial"/>
@@ -3301,7 +5496,7 @@
         </w:rPr>
         <w:t>Consent Form:</w:t>
       </w:r>
-      <w:bookmarkEnd w:id="7"/>
+      <w:bookmarkEnd w:id="134"/>
       <w:r>
         <w:rPr>
           <w:rFonts w:ascii="Arial" w:eastAsia="Arial" w:hAnsi="Arial" w:cs="Arial"/>
@@ -3582,7 +5777,469 @@
           <w:sz w:val="22"/>
           <w:szCs w:val="22"/>
         </w:rPr>
-        <w:t xml:space="preserve">No identifying information will be collected from you, and therefore, your responses should be anonymous. The current study is similar to an online game, which may cause some fatigue or boredom based on the task you are asked to complete. </w:t>
+        <w:t xml:space="preserve">No identifying information will be collected from you, and therefore, your responses should be anonymous. The current study is </w:t>
+      </w:r>
+      <w:proofErr w:type="gramStart"/>
+      <w:r>
+        <w:rPr>
+          <w:rFonts w:ascii="Arial" w:eastAsia="Arial" w:hAnsi="Arial" w:cs="Arial"/>
+          <w:sz w:val="22"/>
+          <w:szCs w:val="22"/>
+        </w:rPr>
+        <w:t>similar to</w:t>
+      </w:r>
+      <w:proofErr w:type="gramEnd"/>
+      <w:r>
+        <w:rPr>
+          <w:rFonts w:ascii="Arial" w:eastAsia="Arial" w:hAnsi="Arial" w:cs="Arial"/>
+          <w:sz w:val="22"/>
+          <w:szCs w:val="22"/>
+        </w:rPr>
+        <w:t xml:space="preserve"> an online game, which may cause some fatigue or boredom based on the task you are asked to complete. </w:t>
+      </w:r>
+    </w:p>
+    <w:p>
+      <w:pPr>
+        <w:jc w:val="both"/>
+        <w:rPr>
+          <w:rFonts w:ascii="Arial" w:eastAsia="Arial" w:hAnsi="Arial" w:cs="Arial"/>
+          <w:sz w:val="22"/>
+          <w:szCs w:val="22"/>
+        </w:rPr>
+      </w:pPr>
+      <w:r>
+        <w:rPr>
+          <w:rFonts w:ascii="Arial" w:eastAsia="Arial" w:hAnsi="Arial" w:cs="Arial"/>
+          <w:sz w:val="22"/>
+          <w:szCs w:val="22"/>
+        </w:rPr>
+        <w:t xml:space="preserve"> </w:t>
+      </w:r>
+    </w:p>
+    <w:p>
+      <w:pPr>
+        <w:jc w:val="both"/>
+        <w:rPr>
+          <w:rFonts w:ascii="Arial" w:eastAsia="Arial" w:hAnsi="Arial" w:cs="Arial"/>
+          <w:sz w:val="22"/>
+          <w:szCs w:val="22"/>
+        </w:rPr>
+      </w:pPr>
+      <w:r>
+        <w:rPr>
+          <w:rFonts w:ascii="Arial" w:eastAsia="Arial" w:hAnsi="Arial" w:cs="Arial"/>
+          <w:sz w:val="22"/>
+          <w:szCs w:val="22"/>
+        </w:rPr>
+        <w:t>There is no direct benefit to you for participating in this study. However, your responses will contribute to our understanding of language and cognitive memory processes.</w:t>
+      </w:r>
+    </w:p>
+    <w:p>
+      <w:pPr>
+        <w:jc w:val="both"/>
+        <w:rPr>
+          <w:rFonts w:ascii="Arial" w:eastAsia="Arial" w:hAnsi="Arial" w:cs="Arial"/>
+          <w:sz w:val="22"/>
+          <w:szCs w:val="22"/>
+        </w:rPr>
+      </w:pPr>
+      <w:r>
+        <w:rPr>
+          <w:rFonts w:ascii="Arial" w:eastAsia="Arial" w:hAnsi="Arial" w:cs="Arial"/>
+          <w:sz w:val="22"/>
+          <w:szCs w:val="22"/>
+        </w:rPr>
+        <w:t xml:space="preserve"> </w:t>
+      </w:r>
+    </w:p>
+    <w:p>
+      <w:pPr>
+        <w:jc w:val="both"/>
+        <w:rPr>
+          <w:rFonts w:ascii="Arial" w:eastAsia="Arial" w:hAnsi="Arial" w:cs="Arial"/>
+          <w:b/>
+          <w:sz w:val="22"/>
+          <w:szCs w:val="22"/>
+          <w:u w:val="single"/>
+        </w:rPr>
+      </w:pPr>
+      <w:r>
+        <w:rPr>
+          <w:rFonts w:ascii="Arial" w:eastAsia="Arial" w:hAnsi="Arial" w:cs="Arial"/>
+          <w:b/>
+          <w:sz w:val="22"/>
+          <w:szCs w:val="22"/>
+          <w:u w:val="single"/>
+        </w:rPr>
+        <w:t>Compensation:</w:t>
+      </w:r>
+    </w:p>
+    <w:p>
+      <w:pPr>
+        <w:jc w:val="both"/>
+        <w:rPr>
+          <w:rFonts w:ascii="Arial" w:eastAsia="Arial" w:hAnsi="Arial" w:cs="Arial"/>
+          <w:sz w:val="22"/>
+          <w:szCs w:val="22"/>
+        </w:rPr>
+      </w:pPr>
+      <w:r>
+        <w:rPr>
+          <w:rFonts w:ascii="Arial" w:eastAsia="Arial" w:hAnsi="Arial" w:cs="Arial"/>
+          <w:sz w:val="22"/>
+          <w:szCs w:val="22"/>
+        </w:rPr>
+        <w:t xml:space="preserve">You may be compensated when taking part in this study through your local researcher. </w:t>
+      </w:r>
+    </w:p>
+    <w:p>
+      <w:pPr>
+        <w:jc w:val="both"/>
+        <w:rPr>
+          <w:rFonts w:ascii="Arial" w:eastAsia="Arial" w:hAnsi="Arial" w:cs="Arial"/>
+          <w:sz w:val="22"/>
+          <w:szCs w:val="22"/>
+        </w:rPr>
+      </w:pPr>
+      <w:r>
+        <w:rPr>
+          <w:rFonts w:ascii="Arial" w:eastAsia="Arial" w:hAnsi="Arial" w:cs="Arial"/>
+          <w:sz w:val="22"/>
+          <w:szCs w:val="22"/>
+        </w:rPr>
+        <w:t xml:space="preserve"> </w:t>
+      </w:r>
+    </w:p>
+    <w:p>
+      <w:pPr>
+        <w:jc w:val="both"/>
+        <w:rPr>
+          <w:rFonts w:ascii="Arial" w:eastAsia="Arial" w:hAnsi="Arial" w:cs="Arial"/>
+          <w:b/>
+          <w:sz w:val="22"/>
+          <w:szCs w:val="22"/>
+          <w:u w:val="single"/>
+        </w:rPr>
+      </w:pPr>
+      <w:r>
+        <w:rPr>
+          <w:rFonts w:ascii="Arial" w:eastAsia="Arial" w:hAnsi="Arial" w:cs="Arial"/>
+          <w:b/>
+          <w:sz w:val="22"/>
+          <w:szCs w:val="22"/>
+          <w:u w:val="single"/>
+        </w:rPr>
+        <w:t>Confidentiality and Data Sharing:</w:t>
+      </w:r>
+    </w:p>
+    <w:p>
+      <w:pPr>
+        <w:jc w:val="both"/>
+        <w:rPr>
+          <w:rFonts w:ascii="Arial" w:eastAsia="Arial" w:hAnsi="Arial" w:cs="Arial"/>
+          <w:sz w:val="22"/>
+          <w:szCs w:val="22"/>
+        </w:rPr>
+      </w:pPr>
+      <w:r>
+        <w:rPr>
+          <w:rFonts w:ascii="Arial" w:eastAsia="Arial" w:hAnsi="Arial" w:cs="Arial"/>
+          <w:sz w:val="22"/>
+          <w:szCs w:val="22"/>
+        </w:rPr>
+        <w:t xml:space="preserve">Measures are taken to ensure that all information you provide will be anonymous. The data from this project will be posted publicly for other researchers to use; however, no data will be directly linked to you. Your name or other identifying information will not be entered into the </w:t>
+      </w:r>
+      <w:proofErr w:type="gramStart"/>
+      <w:r>
+        <w:rPr>
+          <w:rFonts w:ascii="Arial" w:eastAsia="Arial" w:hAnsi="Arial" w:cs="Arial"/>
+          <w:sz w:val="22"/>
+          <w:szCs w:val="22"/>
+        </w:rPr>
+        <w:t>dataset</w:t>
+      </w:r>
+      <w:proofErr w:type="gramEnd"/>
+      <w:r>
+        <w:rPr>
+          <w:rFonts w:ascii="Arial" w:eastAsia="Arial" w:hAnsi="Arial" w:cs="Arial"/>
+          <w:sz w:val="22"/>
+          <w:szCs w:val="22"/>
+        </w:rPr>
+        <w:t xml:space="preserve"> and no references will be made in verbal or written reports that could link you to the study. In any publication, information will be provided in such a way that you cannot be identified.</w:t>
+      </w:r>
+    </w:p>
+    <w:p>
+      <w:pPr>
+        <w:shd w:val="clear" w:color="auto" w:fill="FFFFFF"/>
+        <w:jc w:val="both"/>
+        <w:rPr>
+          <w:rFonts w:ascii="Arial" w:eastAsia="Arial" w:hAnsi="Arial" w:cs="Arial"/>
+          <w:sz w:val="22"/>
+          <w:szCs w:val="22"/>
+        </w:rPr>
+      </w:pPr>
+    </w:p>
+    <w:p>
+      <w:pPr>
+        <w:shd w:val="clear" w:color="auto" w:fill="FFFFFF"/>
+        <w:jc w:val="both"/>
+        <w:rPr>
+          <w:rFonts w:ascii="Arial" w:eastAsia="Arial" w:hAnsi="Arial" w:cs="Arial"/>
+          <w:sz w:val="22"/>
+          <w:szCs w:val="22"/>
+        </w:rPr>
+      </w:pPr>
+      <w:r>
+        <w:rPr>
+          <w:rFonts w:ascii="Arial" w:eastAsia="Arial" w:hAnsi="Arial" w:cs="Arial"/>
+          <w:sz w:val="22"/>
+          <w:szCs w:val="22"/>
+        </w:rPr>
+        <w:t>Before your data are shared outside the research team, any potentially identifying information will be removed. The anonymous data may be used by the research team or shared with other researchers, for both related and unrelated research purposes in the future. Your anonymous data may also be made available in online data repositories such as the Open Science Framework (which are free data repositories that require registration to have access), which allow other researchers and interested parties to access the data for further analysis.</w:t>
+      </w:r>
+    </w:p>
+    <w:p>
+      <w:pPr>
+        <w:shd w:val="clear" w:color="auto" w:fill="FFFFFF"/>
+        <w:jc w:val="both"/>
+        <w:rPr>
+          <w:rFonts w:ascii="Arial" w:eastAsia="Arial" w:hAnsi="Arial" w:cs="Arial"/>
+          <w:sz w:val="22"/>
+          <w:szCs w:val="22"/>
+        </w:rPr>
+      </w:pPr>
+    </w:p>
+    <w:p>
+      <w:pPr>
+        <w:shd w:val="clear" w:color="auto" w:fill="FFFFFF"/>
+        <w:jc w:val="both"/>
+        <w:rPr>
+          <w:rFonts w:ascii="Arial" w:eastAsia="Arial" w:hAnsi="Arial" w:cs="Arial"/>
+          <w:b/>
+          <w:sz w:val="22"/>
+          <w:szCs w:val="22"/>
+        </w:rPr>
+      </w:pPr>
+      <w:r>
+        <w:rPr>
+          <w:rFonts w:ascii="Arial" w:eastAsia="Arial" w:hAnsi="Arial" w:cs="Arial"/>
+          <w:b/>
+          <w:sz w:val="22"/>
+          <w:szCs w:val="22"/>
+        </w:rPr>
+        <w:t>Please note that your data will be anonymous, which means you cannot ask for it to be removed once you have completed the study.</w:t>
+      </w:r>
+    </w:p>
+    <w:p>
+      <w:pPr>
+        <w:jc w:val="both"/>
+        <w:rPr>
+          <w:rFonts w:ascii="Arial" w:eastAsia="Arial" w:hAnsi="Arial" w:cs="Arial"/>
+          <w:sz w:val="22"/>
+          <w:szCs w:val="22"/>
+        </w:rPr>
+      </w:pPr>
+      <w:r>
+        <w:rPr>
+          <w:rFonts w:ascii="Arial" w:eastAsia="Arial" w:hAnsi="Arial" w:cs="Arial"/>
+          <w:sz w:val="22"/>
+          <w:szCs w:val="22"/>
+        </w:rPr>
+        <w:t xml:space="preserve"> </w:t>
+      </w:r>
+    </w:p>
+    <w:p>
+      <w:pPr>
+        <w:jc w:val="both"/>
+        <w:rPr>
+          <w:rFonts w:ascii="Arial" w:eastAsia="Arial" w:hAnsi="Arial" w:cs="Arial"/>
+          <w:b/>
+          <w:sz w:val="22"/>
+          <w:szCs w:val="22"/>
+          <w:u w:val="single"/>
+        </w:rPr>
+      </w:pPr>
+      <w:r>
+        <w:rPr>
+          <w:rFonts w:ascii="Arial" w:eastAsia="Arial" w:hAnsi="Arial" w:cs="Arial"/>
+          <w:b/>
+          <w:sz w:val="22"/>
+          <w:szCs w:val="22"/>
+          <w:u w:val="single"/>
+        </w:rPr>
+        <w:t>Voluntary Nature of the Study:</w:t>
+      </w:r>
+    </w:p>
+    <w:p>
+      <w:pPr>
+        <w:jc w:val="both"/>
+        <w:rPr>
+          <w:rFonts w:ascii="Arial" w:eastAsia="Arial" w:hAnsi="Arial" w:cs="Arial"/>
+          <w:b/>
+          <w:sz w:val="22"/>
+          <w:szCs w:val="22"/>
+        </w:rPr>
+      </w:pPr>
+      <w:r>
+        <w:rPr>
+          <w:rFonts w:ascii="Arial" w:eastAsia="Arial" w:hAnsi="Arial" w:cs="Arial"/>
+          <w:b/>
+          <w:sz w:val="22"/>
+          <w:szCs w:val="22"/>
+        </w:rPr>
+        <w:t>Participation in this study is voluntary:</w:t>
+      </w:r>
+    </w:p>
+    <w:p>
+      <w:pPr>
+        <w:jc w:val="both"/>
+        <w:rPr>
+          <w:rFonts w:ascii="Arial" w:eastAsia="Arial" w:hAnsi="Arial" w:cs="Arial"/>
+          <w:sz w:val="22"/>
+          <w:szCs w:val="22"/>
+        </w:rPr>
+      </w:pPr>
+      <w:r>
+        <w:rPr>
+          <w:rFonts w:ascii="Arial" w:eastAsia="Arial" w:hAnsi="Arial" w:cs="Arial"/>
+          <w:sz w:val="22"/>
+          <w:szCs w:val="22"/>
+        </w:rPr>
+        <w:t>Your decision whether to participate will not affect your current or future relations with Harrisburg University of Science and Technology or your local institution. If you decide to participate, you are free to not answer any question or withdraw at any time without affecting those relationships.</w:t>
+      </w:r>
+    </w:p>
+    <w:p>
+      <w:pPr>
+        <w:jc w:val="both"/>
+        <w:rPr>
+          <w:rFonts w:ascii="Arial" w:eastAsia="Arial" w:hAnsi="Arial" w:cs="Arial"/>
+          <w:sz w:val="22"/>
+          <w:szCs w:val="22"/>
+        </w:rPr>
+      </w:pPr>
+      <w:r>
+        <w:rPr>
+          <w:rFonts w:ascii="Arial" w:eastAsia="Arial" w:hAnsi="Arial" w:cs="Arial"/>
+          <w:sz w:val="22"/>
+          <w:szCs w:val="22"/>
+        </w:rPr>
+        <w:t xml:space="preserve"> </w:t>
+      </w:r>
+    </w:p>
+    <w:p>
+      <w:pPr>
+        <w:jc w:val="both"/>
+        <w:rPr>
+          <w:rFonts w:ascii="Arial" w:eastAsia="Arial" w:hAnsi="Arial" w:cs="Arial"/>
+          <w:b/>
+          <w:sz w:val="22"/>
+          <w:szCs w:val="22"/>
+          <w:u w:val="single"/>
+        </w:rPr>
+      </w:pPr>
+      <w:r>
+        <w:rPr>
+          <w:rFonts w:ascii="Arial" w:eastAsia="Arial" w:hAnsi="Arial" w:cs="Arial"/>
+          <w:b/>
+          <w:sz w:val="22"/>
+          <w:szCs w:val="22"/>
+          <w:u w:val="single"/>
+        </w:rPr>
+        <w:t>Contacts and Questions:</w:t>
+      </w:r>
+    </w:p>
+    <w:p>
+      <w:pPr>
+        <w:jc w:val="both"/>
+        <w:rPr>
+          <w:rFonts w:ascii="Arial" w:eastAsia="Arial" w:hAnsi="Arial" w:cs="Arial"/>
+          <w:sz w:val="22"/>
+          <w:szCs w:val="22"/>
+        </w:rPr>
+      </w:pPr>
+      <w:r>
+        <w:rPr>
+          <w:rFonts w:ascii="Arial" w:eastAsia="Arial" w:hAnsi="Arial" w:cs="Arial"/>
+          <w:sz w:val="22"/>
+          <w:szCs w:val="22"/>
+        </w:rPr>
+        <w:t xml:space="preserve">The researchers conducting this study are Dr. Erin M. Buchanan in partnership with the Psychological Science Accelerator. You may ask any questions you have now. If you have questions later, </w:t>
+      </w:r>
+      <w:r>
+        <w:rPr>
+          <w:rFonts w:ascii="Arial" w:eastAsia="Arial" w:hAnsi="Arial" w:cs="Arial"/>
+          <w:b/>
+          <w:sz w:val="22"/>
+          <w:szCs w:val="22"/>
+        </w:rPr>
+        <w:t>you are encouraged</w:t>
+      </w:r>
+      <w:r>
+        <w:rPr>
+          <w:rFonts w:ascii="Arial" w:eastAsia="Arial" w:hAnsi="Arial" w:cs="Arial"/>
+          <w:sz w:val="22"/>
+          <w:szCs w:val="22"/>
+        </w:rPr>
+        <w:t xml:space="preserve"> to contact Dr. Erin M. Buchanan at </w:t>
+      </w:r>
+      <w:hyperlink r:id="rId33">
+        <w:r>
+          <w:rPr>
+            <w:rFonts w:ascii="Arial" w:eastAsia="Arial" w:hAnsi="Arial" w:cs="Arial"/>
+            <w:sz w:val="22"/>
+            <w:szCs w:val="22"/>
+            <w:u w:val="single"/>
+          </w:rPr>
+          <w:t>ebuchanan@harrisburgu.edu</w:t>
+        </w:r>
+      </w:hyperlink>
+      <w:r>
+        <w:rPr>
+          <w:rFonts w:ascii="Arial" w:eastAsia="Arial" w:hAnsi="Arial" w:cs="Arial"/>
+          <w:sz w:val="22"/>
+          <w:szCs w:val="22"/>
+        </w:rPr>
+        <w:t xml:space="preserve">. </w:t>
+      </w:r>
+    </w:p>
+    <w:p>
+      <w:pPr>
+        <w:jc w:val="both"/>
+        <w:rPr>
+          <w:rFonts w:ascii="Arial" w:eastAsia="Arial" w:hAnsi="Arial" w:cs="Arial"/>
+          <w:sz w:val="22"/>
+          <w:szCs w:val="22"/>
+        </w:rPr>
+      </w:pPr>
+      <w:r>
+        <w:rPr>
+          <w:rFonts w:ascii="Arial" w:eastAsia="Arial" w:hAnsi="Arial" w:cs="Arial"/>
+          <w:sz w:val="22"/>
+          <w:szCs w:val="22"/>
+        </w:rPr>
+        <w:t xml:space="preserve"> </w:t>
+      </w:r>
+    </w:p>
+    <w:p>
+      <w:pPr>
+        <w:jc w:val="both"/>
+        <w:rPr>
+          <w:rFonts w:ascii="Arial" w:eastAsia="Arial" w:hAnsi="Arial" w:cs="Arial"/>
+          <w:b/>
+          <w:sz w:val="22"/>
+          <w:szCs w:val="22"/>
+          <w:u w:val="single"/>
+        </w:rPr>
+      </w:pPr>
+      <w:r>
+        <w:rPr>
+          <w:rFonts w:ascii="Arial" w:eastAsia="Arial" w:hAnsi="Arial" w:cs="Arial"/>
+          <w:b/>
+          <w:sz w:val="22"/>
+          <w:szCs w:val="22"/>
+          <w:u w:val="single"/>
+        </w:rPr>
+        <w:t>Questions or Concerns:</w:t>
       </w:r>
     </w:p>
     <w:p>
@@ -3601,432 +6258,6 @@
           <w:szCs w:val="22"/>
         </w:rPr>
         <w:lastRenderedPageBreak/>
-        <w:t xml:space="preserve"> </w:t>
-      </w:r>
-    </w:p>
-    <w:p>
-      <w:pPr>
-        <w:jc w:val="both"/>
-        <w:rPr>
-          <w:rFonts w:ascii="Arial" w:eastAsia="Arial" w:hAnsi="Arial" w:cs="Arial"/>
-          <w:sz w:val="22"/>
-          <w:szCs w:val="22"/>
-        </w:rPr>
-      </w:pPr>
-      <w:r>
-        <w:rPr>
-          <w:rFonts w:ascii="Arial" w:eastAsia="Arial" w:hAnsi="Arial" w:cs="Arial"/>
-          <w:sz w:val="22"/>
-          <w:szCs w:val="22"/>
-        </w:rPr>
-        <w:t>There is no direct benefit to you for participating in this study. However, your responses will contribute to our understanding of language and cognitive memory processes.</w:t>
-      </w:r>
-    </w:p>
-    <w:p>
-      <w:pPr>
-        <w:jc w:val="both"/>
-        <w:rPr>
-          <w:rFonts w:ascii="Arial" w:eastAsia="Arial" w:hAnsi="Arial" w:cs="Arial"/>
-          <w:sz w:val="22"/>
-          <w:szCs w:val="22"/>
-        </w:rPr>
-      </w:pPr>
-      <w:r>
-        <w:rPr>
-          <w:rFonts w:ascii="Arial" w:eastAsia="Arial" w:hAnsi="Arial" w:cs="Arial"/>
-          <w:sz w:val="22"/>
-          <w:szCs w:val="22"/>
-        </w:rPr>
-        <w:t xml:space="preserve"> </w:t>
-      </w:r>
-    </w:p>
-    <w:p>
-      <w:pPr>
-        <w:jc w:val="both"/>
-        <w:rPr>
-          <w:rFonts w:ascii="Arial" w:eastAsia="Arial" w:hAnsi="Arial" w:cs="Arial"/>
-          <w:b/>
-          <w:sz w:val="22"/>
-          <w:szCs w:val="22"/>
-          <w:u w:val="single"/>
-        </w:rPr>
-      </w:pPr>
-      <w:r>
-        <w:rPr>
-          <w:rFonts w:ascii="Arial" w:eastAsia="Arial" w:hAnsi="Arial" w:cs="Arial"/>
-          <w:b/>
-          <w:sz w:val="22"/>
-          <w:szCs w:val="22"/>
-          <w:u w:val="single"/>
-        </w:rPr>
-        <w:t>Compensation:</w:t>
-      </w:r>
-    </w:p>
-    <w:p>
-      <w:pPr>
-        <w:jc w:val="both"/>
-        <w:rPr>
-          <w:rFonts w:ascii="Arial" w:eastAsia="Arial" w:hAnsi="Arial" w:cs="Arial"/>
-          <w:sz w:val="22"/>
-          <w:szCs w:val="22"/>
-        </w:rPr>
-      </w:pPr>
-      <w:r>
-        <w:rPr>
-          <w:rFonts w:ascii="Arial" w:eastAsia="Arial" w:hAnsi="Arial" w:cs="Arial"/>
-          <w:sz w:val="22"/>
-          <w:szCs w:val="22"/>
-        </w:rPr>
-        <w:t xml:space="preserve">You may be compensated when taking part in this study through your local researcher. </w:t>
-      </w:r>
-    </w:p>
-    <w:p>
-      <w:pPr>
-        <w:jc w:val="both"/>
-        <w:rPr>
-          <w:rFonts w:ascii="Arial" w:eastAsia="Arial" w:hAnsi="Arial" w:cs="Arial"/>
-          <w:sz w:val="22"/>
-          <w:szCs w:val="22"/>
-        </w:rPr>
-      </w:pPr>
-      <w:r>
-        <w:rPr>
-          <w:rFonts w:ascii="Arial" w:eastAsia="Arial" w:hAnsi="Arial" w:cs="Arial"/>
-          <w:sz w:val="22"/>
-          <w:szCs w:val="22"/>
-        </w:rPr>
-        <w:t xml:space="preserve"> </w:t>
-      </w:r>
-    </w:p>
-    <w:p>
-      <w:pPr>
-        <w:jc w:val="both"/>
-        <w:rPr>
-          <w:rFonts w:ascii="Arial" w:eastAsia="Arial" w:hAnsi="Arial" w:cs="Arial"/>
-          <w:b/>
-          <w:sz w:val="22"/>
-          <w:szCs w:val="22"/>
-          <w:u w:val="single"/>
-        </w:rPr>
-      </w:pPr>
-      <w:r>
-        <w:rPr>
-          <w:rFonts w:ascii="Arial" w:eastAsia="Arial" w:hAnsi="Arial" w:cs="Arial"/>
-          <w:b/>
-          <w:sz w:val="22"/>
-          <w:szCs w:val="22"/>
-          <w:u w:val="single"/>
-        </w:rPr>
-        <w:t>Confidentiality and Data Sharing:</w:t>
-      </w:r>
-    </w:p>
-    <w:p>
-      <w:pPr>
-        <w:jc w:val="both"/>
-        <w:rPr>
-          <w:rFonts w:ascii="Arial" w:eastAsia="Arial" w:hAnsi="Arial" w:cs="Arial"/>
-          <w:sz w:val="22"/>
-          <w:szCs w:val="22"/>
-        </w:rPr>
-      </w:pPr>
-      <w:r>
-        <w:rPr>
-          <w:rFonts w:ascii="Arial" w:eastAsia="Arial" w:hAnsi="Arial" w:cs="Arial"/>
-          <w:sz w:val="22"/>
-          <w:szCs w:val="22"/>
-        </w:rPr>
-        <w:t>Measures are taken to ensure that all information you provide will be anonymous. The data from this project will be posted publicly for other researchers to use; however, no data will be directly linked to you. Your name or other identifying information will not be entered into the dataset and no references will be made in verbal or written reports that could link you to the study. In any publication, information will be provided in such a way that you cannot be identified.</w:t>
-      </w:r>
-    </w:p>
-    <w:p>
-      <w:pPr>
-        <w:shd w:val="clear" w:color="auto" w:fill="FFFFFF"/>
-        <w:jc w:val="both"/>
-        <w:rPr>
-          <w:rFonts w:ascii="Arial" w:eastAsia="Arial" w:hAnsi="Arial" w:cs="Arial"/>
-          <w:sz w:val="22"/>
-          <w:szCs w:val="22"/>
-        </w:rPr>
-      </w:pPr>
-    </w:p>
-    <w:p>
-      <w:pPr>
-        <w:shd w:val="clear" w:color="auto" w:fill="FFFFFF"/>
-        <w:jc w:val="both"/>
-        <w:rPr>
-          <w:rFonts w:ascii="Arial" w:eastAsia="Arial" w:hAnsi="Arial" w:cs="Arial"/>
-          <w:sz w:val="22"/>
-          <w:szCs w:val="22"/>
-        </w:rPr>
-      </w:pPr>
-      <w:r>
-        <w:rPr>
-          <w:rFonts w:ascii="Arial" w:eastAsia="Arial" w:hAnsi="Arial" w:cs="Arial"/>
-          <w:sz w:val="22"/>
-          <w:szCs w:val="22"/>
-        </w:rPr>
-        <w:t>Before your data are shared outside the research team, any potentially identifying information will be removed. The anonymous data may be used by the research team or shared with other researchers, for both related and unrelated research purposes in the future. Your anonymous data may also be made available in online data repositories such as the Open Science Framework (which are free data repositories that require registration to have access), which allow other researchers and interested parties to access the data for further analysis.</w:t>
-      </w:r>
-    </w:p>
-    <w:p>
-      <w:pPr>
-        <w:shd w:val="clear" w:color="auto" w:fill="FFFFFF"/>
-        <w:jc w:val="both"/>
-        <w:rPr>
-          <w:rFonts w:ascii="Arial" w:eastAsia="Arial" w:hAnsi="Arial" w:cs="Arial"/>
-          <w:sz w:val="22"/>
-          <w:szCs w:val="22"/>
-        </w:rPr>
-      </w:pPr>
-    </w:p>
-    <w:p>
-      <w:pPr>
-        <w:shd w:val="clear" w:color="auto" w:fill="FFFFFF"/>
-        <w:jc w:val="both"/>
-        <w:rPr>
-          <w:rFonts w:ascii="Arial" w:eastAsia="Arial" w:hAnsi="Arial" w:cs="Arial"/>
-          <w:b/>
-          <w:sz w:val="22"/>
-          <w:szCs w:val="22"/>
-        </w:rPr>
-      </w:pPr>
-      <w:r>
-        <w:rPr>
-          <w:rFonts w:ascii="Arial" w:eastAsia="Arial" w:hAnsi="Arial" w:cs="Arial"/>
-          <w:b/>
-          <w:sz w:val="22"/>
-          <w:szCs w:val="22"/>
-        </w:rPr>
-        <w:t>Please note that your data will be anonymous, which means you cannot ask for it to be removed once you have completed the study.</w:t>
-      </w:r>
-    </w:p>
-    <w:p>
-      <w:pPr>
-        <w:jc w:val="both"/>
-        <w:rPr>
-          <w:rFonts w:ascii="Arial" w:eastAsia="Arial" w:hAnsi="Arial" w:cs="Arial"/>
-          <w:sz w:val="22"/>
-          <w:szCs w:val="22"/>
-        </w:rPr>
-      </w:pPr>
-      <w:r>
-        <w:rPr>
-          <w:rFonts w:ascii="Arial" w:eastAsia="Arial" w:hAnsi="Arial" w:cs="Arial"/>
-          <w:sz w:val="22"/>
-          <w:szCs w:val="22"/>
-        </w:rPr>
-        <w:t xml:space="preserve"> </w:t>
-      </w:r>
-    </w:p>
-    <w:p>
-      <w:pPr>
-        <w:jc w:val="both"/>
-        <w:rPr>
-          <w:rFonts w:ascii="Arial" w:eastAsia="Arial" w:hAnsi="Arial" w:cs="Arial"/>
-          <w:b/>
-          <w:sz w:val="22"/>
-          <w:szCs w:val="22"/>
-          <w:u w:val="single"/>
-        </w:rPr>
-      </w:pPr>
-      <w:r>
-        <w:rPr>
-          <w:rFonts w:ascii="Arial" w:eastAsia="Arial" w:hAnsi="Arial" w:cs="Arial"/>
-          <w:b/>
-          <w:sz w:val="22"/>
-          <w:szCs w:val="22"/>
-          <w:u w:val="single"/>
-        </w:rPr>
-        <w:t>Voluntary Nature of the Study:</w:t>
-      </w:r>
-    </w:p>
-    <w:p>
-      <w:pPr>
-        <w:jc w:val="both"/>
-        <w:rPr>
-          <w:rFonts w:ascii="Arial" w:eastAsia="Arial" w:hAnsi="Arial" w:cs="Arial"/>
-          <w:b/>
-          <w:sz w:val="22"/>
-          <w:szCs w:val="22"/>
-        </w:rPr>
-      </w:pPr>
-      <w:r>
-        <w:rPr>
-          <w:rFonts w:ascii="Arial" w:eastAsia="Arial" w:hAnsi="Arial" w:cs="Arial"/>
-          <w:b/>
-          <w:sz w:val="22"/>
-          <w:szCs w:val="22"/>
-        </w:rPr>
-        <w:t>Participation in this study is voluntary:</w:t>
-      </w:r>
-    </w:p>
-    <w:p>
-      <w:pPr>
-        <w:jc w:val="both"/>
-        <w:rPr>
-          <w:rFonts w:ascii="Arial" w:eastAsia="Arial" w:hAnsi="Arial" w:cs="Arial"/>
-          <w:sz w:val="22"/>
-          <w:szCs w:val="22"/>
-        </w:rPr>
-      </w:pPr>
-      <w:r>
-        <w:rPr>
-          <w:rFonts w:ascii="Arial" w:eastAsia="Arial" w:hAnsi="Arial" w:cs="Arial"/>
-          <w:sz w:val="22"/>
-          <w:szCs w:val="22"/>
-        </w:rPr>
-        <w:t>Your decision whether to participate will not affect your current or future relations with Harrisburg University of Science and Technology or your local institution. If you decide to participate, you are free to not answer any question or withdraw at any time without affecting those relationships.</w:t>
-      </w:r>
-    </w:p>
-    <w:p>
-      <w:pPr>
-        <w:jc w:val="both"/>
-        <w:rPr>
-          <w:rFonts w:ascii="Arial" w:eastAsia="Arial" w:hAnsi="Arial" w:cs="Arial"/>
-          <w:sz w:val="22"/>
-          <w:szCs w:val="22"/>
-        </w:rPr>
-      </w:pPr>
-      <w:r>
-        <w:rPr>
-          <w:rFonts w:ascii="Arial" w:eastAsia="Arial" w:hAnsi="Arial" w:cs="Arial"/>
-          <w:sz w:val="22"/>
-          <w:szCs w:val="22"/>
-        </w:rPr>
-        <w:t xml:space="preserve"> </w:t>
-      </w:r>
-    </w:p>
-    <w:p>
-      <w:pPr>
-        <w:jc w:val="both"/>
-        <w:rPr>
-          <w:rFonts w:ascii="Arial" w:eastAsia="Arial" w:hAnsi="Arial" w:cs="Arial"/>
-          <w:b/>
-          <w:sz w:val="22"/>
-          <w:szCs w:val="22"/>
-          <w:u w:val="single"/>
-        </w:rPr>
-      </w:pPr>
-      <w:r>
-        <w:rPr>
-          <w:rFonts w:ascii="Arial" w:eastAsia="Arial" w:hAnsi="Arial" w:cs="Arial"/>
-          <w:b/>
-          <w:sz w:val="22"/>
-          <w:szCs w:val="22"/>
-          <w:u w:val="single"/>
-        </w:rPr>
-        <w:t>Contacts and Questions:</w:t>
-      </w:r>
-    </w:p>
-    <w:p>
-      <w:pPr>
-        <w:jc w:val="both"/>
-        <w:rPr>
-          <w:rFonts w:ascii="Arial" w:eastAsia="Arial" w:hAnsi="Arial" w:cs="Arial"/>
-          <w:sz w:val="22"/>
-          <w:szCs w:val="22"/>
-        </w:rPr>
-      </w:pPr>
-      <w:r>
-        <w:rPr>
-          <w:rFonts w:ascii="Arial" w:eastAsia="Arial" w:hAnsi="Arial" w:cs="Arial"/>
-          <w:sz w:val="22"/>
-          <w:szCs w:val="22"/>
-        </w:rPr>
-        <w:t xml:space="preserve">The researchers conducting this study are Dr. Erin M. Buchanan in partnership with the Psychological Science Accelerator. You may ask any questions you have now. If you have questions later, </w:t>
-      </w:r>
-      <w:r>
-        <w:rPr>
-          <w:rFonts w:ascii="Arial" w:eastAsia="Arial" w:hAnsi="Arial" w:cs="Arial"/>
-          <w:b/>
-          <w:sz w:val="22"/>
-          <w:szCs w:val="22"/>
-        </w:rPr>
-        <w:t>you are encouraged</w:t>
-      </w:r>
-      <w:r>
-        <w:rPr>
-          <w:rFonts w:ascii="Arial" w:eastAsia="Arial" w:hAnsi="Arial" w:cs="Arial"/>
-          <w:sz w:val="22"/>
-          <w:szCs w:val="22"/>
-        </w:rPr>
-        <w:t xml:space="preserve"> to contact Dr. Erin M. Buchanan at </w:t>
-      </w:r>
-      <w:hyperlink r:id="rId31">
-        <w:r>
-          <w:rPr>
-            <w:rFonts w:ascii="Arial" w:eastAsia="Arial" w:hAnsi="Arial" w:cs="Arial"/>
-            <w:sz w:val="22"/>
-            <w:szCs w:val="22"/>
-            <w:u w:val="single"/>
-          </w:rPr>
-          <w:t>ebuchanan@harrisburgu.edu</w:t>
-        </w:r>
-      </w:hyperlink>
-      <w:r>
-        <w:rPr>
-          <w:rFonts w:ascii="Arial" w:eastAsia="Arial" w:hAnsi="Arial" w:cs="Arial"/>
-          <w:sz w:val="22"/>
-          <w:szCs w:val="22"/>
-        </w:rPr>
-        <w:t xml:space="preserve">. </w:t>
-      </w:r>
-    </w:p>
-    <w:p>
-      <w:pPr>
-        <w:jc w:val="both"/>
-        <w:rPr>
-          <w:rFonts w:ascii="Arial" w:eastAsia="Arial" w:hAnsi="Arial" w:cs="Arial"/>
-          <w:sz w:val="22"/>
-          <w:szCs w:val="22"/>
-        </w:rPr>
-      </w:pPr>
-      <w:r>
-        <w:rPr>
-          <w:rFonts w:ascii="Arial" w:eastAsia="Arial" w:hAnsi="Arial" w:cs="Arial"/>
-          <w:sz w:val="22"/>
-          <w:szCs w:val="22"/>
-        </w:rPr>
-        <w:t xml:space="preserve"> </w:t>
-      </w:r>
-    </w:p>
-    <w:p>
-      <w:pPr>
-        <w:jc w:val="both"/>
-        <w:rPr>
-          <w:rFonts w:ascii="Arial" w:eastAsia="Arial" w:hAnsi="Arial" w:cs="Arial"/>
-          <w:b/>
-          <w:sz w:val="22"/>
-          <w:szCs w:val="22"/>
-          <w:u w:val="single"/>
-        </w:rPr>
-      </w:pPr>
-      <w:r>
-        <w:rPr>
-          <w:rFonts w:ascii="Arial" w:eastAsia="Arial" w:hAnsi="Arial" w:cs="Arial"/>
-          <w:b/>
-          <w:sz w:val="22"/>
-          <w:szCs w:val="22"/>
-          <w:u w:val="single"/>
-        </w:rPr>
-        <w:t>Questions or Concerns:</w:t>
-      </w:r>
-    </w:p>
-    <w:p>
-      <w:pPr>
-        <w:jc w:val="both"/>
-        <w:rPr>
-          <w:rFonts w:ascii="Arial" w:eastAsia="Arial" w:hAnsi="Arial" w:cs="Arial"/>
-          <w:sz w:val="22"/>
-          <w:szCs w:val="22"/>
-        </w:rPr>
-      </w:pPr>
-      <w:r>
-        <w:rPr>
-          <w:rFonts w:ascii="Arial" w:eastAsia="Arial" w:hAnsi="Arial" w:cs="Arial"/>
-          <w:sz w:val="22"/>
-          <w:szCs w:val="22"/>
-        </w:rPr>
         <w:t xml:space="preserve">This study has been reviewed by Harrisburg University of Science and Technology’s Institutional Review Board (IRB).  The IRB has determined that this study fulfills the human research subject protections obligations required by state and federal law and University policies. </w:t>
       </w:r>
     </w:p>
@@ -4090,7 +6321,24 @@
 
 <file path=word/comments.xml><?xml version="1.0" encoding="utf-8"?>
 <w:comments xmlns:wpc="http://schemas.microsoft.com/office/word/2010/wordprocessingCanvas" xmlns:cx="http://schemas.microsoft.com/office/drawing/2014/chartex" xmlns:cx1="http://schemas.microsoft.com/office/drawing/2015/9/8/chartex" xmlns:cx2="http://schemas.microsoft.com/office/drawing/2015/10/21/chartex" xmlns:cx3="http://schemas.microsoft.com/office/drawing/2016/5/9/chartex" xmlns:cx4="http://schemas.microsoft.com/office/drawing/2016/5/10/chartex" xmlns:cx5="http://schemas.microsoft.com/office/drawing/2016/5/11/chartex" xmlns:cx6="http://schemas.microsoft.com/office/drawing/2016/5/12/chartex" xmlns:cx7="http://schemas.microsoft.com/office/drawing/2016/5/13/chartex" xmlns:cx8="http://schemas.microsoft.com/office/drawing/2016/5/14/chartex" xmlns:mc="http://schemas.openxmlformats.org/markup-compatibility/2006" xmlns:aink="http://schemas.microsoft.com/office/drawing/2016/ink" xmlns:am3d="http://schemas.microsoft.com/office/drawing/2017/model3d" xmlns:o="urn:schemas-microsoft-com:office:office" xmlns:oel="http://schemas.microsoft.com/office/2019/extlst" xmlns:r="http://schemas.openxmlformats.org/officeDocument/2006/relationships" xmlns:m="http://schemas.openxmlformats.org/officeDocument/2006/math" xmlns:v="urn:schemas-microsoft-com:vml" xmlns:wp14="http://schemas.microsoft.com/office/word/2010/wordprocessingDrawing" xmlns:wp="http://schemas.openxmlformats.org/drawingml/2006/wordprocessingDrawing" xmlns:w10="urn:schemas-microsoft-com:office:word" xmlns:w="http://schemas.openxmlformats.org/wordprocessingml/2006/main" xmlns:w14="http://schemas.microsoft.com/office/word/2010/wordml" xmlns:w15="http://schemas.microsoft.com/office/word/2012/wordml" xmlns:w16cex="http://schemas.microsoft.com/office/word/2018/wordml/cex" xmlns:w16cid="http://schemas.microsoft.com/office/word/2016/wordml/cid" xmlns:w16="http://schemas.microsoft.com/office/word/2018/wordml" xmlns:w16du="http://schemas.microsoft.com/office/word/2023/wordml/word16du" xmlns:w16sdtdh="http://schemas.microsoft.com/office/word/2020/wordml/sdtdatahash" xmlns:w16sdtfl="http://schemas.microsoft.com/office/word/2024/wordml/sdtformatlock" xmlns:w16se="http://schemas.microsoft.com/office/word/2015/wordml/symex" xmlns:wpg="http://schemas.microsoft.com/office/word/2010/wordprocessingGroup" xmlns:wpi="http://schemas.microsoft.com/office/word/2010/wordprocessingInk" xmlns:wne="http://schemas.microsoft.com/office/word/2006/wordml" xmlns:wps="http://schemas.microsoft.com/office/word/2010/wordprocessingShape" mc:Ignorable="w14 w15 w16se w16cid w16 w16cex w16sdtdh w16sdtfl w16du wp14">
-  <w:comment w:id="6" w:author="Erin M. Buchanan" w:date="2026-02-12T15:50:00Z" w:initials="EB">
+  <w:comment w:id="6" w:author="Addie Clark" w:date="2026-02-17T08:54:00Z" w:initials="AC">
+    <w:p>
+      <w:r>
+        <w:rPr>
+          <w:rStyle w:val="CommentReference"/>
+        </w:rPr>
+        <w:annotationRef/>
+      </w:r>
+      <w:r>
+        <w:rPr>
+          <w:sz w:val="20"/>
+          <w:szCs w:val="20"/>
+        </w:rPr>
+        <w:t>not in demo on JATOS files, what was this originally for?</w:t>
+      </w:r>
+    </w:p>
+  </w:comment>
+  <w:comment w:id="11" w:author="Erin M. Buchanan" w:date="2026-02-12T15:50:00Z" w:initials="EB">
     <w:p>
       <w:r>
         <w:rPr>
@@ -4112,18 +6360,21 @@
 
 <file path=word/commentsExtended.xml><?xml version="1.0" encoding="utf-8"?>
 <w15:commentsEx xmlns:wpc="http://schemas.microsoft.com/office/word/2010/wordprocessingCanvas" xmlns:cx="http://schemas.microsoft.com/office/drawing/2014/chartex" xmlns:cx1="http://schemas.microsoft.com/office/drawing/2015/9/8/chartex" xmlns:cx2="http://schemas.microsoft.com/office/drawing/2015/10/21/chartex" xmlns:cx3="http://schemas.microsoft.com/office/drawing/2016/5/9/chartex" xmlns:cx4="http://schemas.microsoft.com/office/drawing/2016/5/10/chartex" xmlns:cx5="http://schemas.microsoft.com/office/drawing/2016/5/11/chartex" xmlns:cx6="http://schemas.microsoft.com/office/drawing/2016/5/12/chartex" xmlns:cx7="http://schemas.microsoft.com/office/drawing/2016/5/13/chartex" xmlns:cx8="http://schemas.microsoft.com/office/drawing/2016/5/14/chartex" xmlns:mc="http://schemas.openxmlformats.org/markup-compatibility/2006" xmlns:aink="http://schemas.microsoft.com/office/drawing/2016/ink" xmlns:am3d="http://schemas.microsoft.com/office/drawing/2017/model3d" xmlns:o="urn:schemas-microsoft-com:office:office" xmlns:oel="http://schemas.microsoft.com/office/2019/extlst" xmlns:r="http://schemas.openxmlformats.org/officeDocument/2006/relationships" xmlns:m="http://schemas.openxmlformats.org/officeDocument/2006/math" xmlns:v="urn:schemas-microsoft-com:vml" xmlns:wp14="http://schemas.microsoft.com/office/word/2010/wordprocessingDrawing" xmlns:wp="http://schemas.openxmlformats.org/drawingml/2006/wordprocessingDrawing" xmlns:w10="urn:schemas-microsoft-com:office:word" xmlns:w="http://schemas.openxmlformats.org/wordprocessingml/2006/main" xmlns:w14="http://schemas.microsoft.com/office/word/2010/wordml" xmlns:w15="http://schemas.microsoft.com/office/word/2012/wordml" xmlns:w16cex="http://schemas.microsoft.com/office/word/2018/wordml/cex" xmlns:w16cid="http://schemas.microsoft.com/office/word/2016/wordml/cid" xmlns:w16="http://schemas.microsoft.com/office/word/2018/wordml" xmlns:w16du="http://schemas.microsoft.com/office/word/2023/wordml/word16du" xmlns:w16sdtdh="http://schemas.microsoft.com/office/word/2020/wordml/sdtdatahash" xmlns:w16sdtfl="http://schemas.microsoft.com/office/word/2024/wordml/sdtformatlock" xmlns:w16se="http://schemas.microsoft.com/office/word/2015/wordml/symex" xmlns:wpg="http://schemas.microsoft.com/office/word/2010/wordprocessingGroup" xmlns:wpi="http://schemas.microsoft.com/office/word/2010/wordprocessingInk" xmlns:wne="http://schemas.microsoft.com/office/word/2006/wordml" xmlns:wps="http://schemas.microsoft.com/office/word/2010/wordprocessingShape" mc:Ignorable="w14 w15 w16se w16cid w16 w16cex w16sdtdh w16sdtfl w16du wp14">
+  <w15:commentEx w15:paraId="0521A5D8" w15:done="0"/>
   <w15:commentEx w15:paraId="65E91A34" w15:done="0"/>
 </w15:commentsEx>
 </file>
 
 <file path=word/commentsExtensible.xml><?xml version="1.0" encoding="utf-8"?>
 <w16cex:commentsExtensible xmlns:wpc="http://schemas.microsoft.com/office/word/2010/wordprocessingCanvas" xmlns:cx="http://schemas.microsoft.com/office/drawing/2014/chartex" xmlns:cx1="http://schemas.microsoft.com/office/drawing/2015/9/8/chartex" xmlns:cx2="http://schemas.microsoft.com/office/drawing/2015/10/21/chartex" xmlns:cx3="http://schemas.microsoft.com/office/drawing/2016/5/9/chartex" xmlns:cx4="http://schemas.microsoft.com/office/drawing/2016/5/10/chartex" xmlns:cx5="http://schemas.microsoft.com/office/drawing/2016/5/11/chartex" xmlns:cx6="http://schemas.microsoft.com/office/drawing/2016/5/12/chartex" xmlns:cx7="http://schemas.microsoft.com/office/drawing/2016/5/13/chartex" xmlns:cx8="http://schemas.microsoft.com/office/drawing/2016/5/14/chartex" xmlns:cr="http://schemas.microsoft.com/office/comments/2020/reactions" xmlns:mc="http://schemas.openxmlformats.org/markup-compatibility/2006" xmlns:aink="http://schemas.microsoft.com/office/drawing/2016/ink" xmlns:am3d="http://schemas.microsoft.com/office/drawing/2017/model3d" xmlns:o="urn:schemas-microsoft-com:office:office" xmlns:oel="http://schemas.microsoft.com/office/2019/extlst" xmlns:r="http://schemas.openxmlformats.org/officeDocument/2006/relationships" xmlns:m="http://schemas.openxmlformats.org/officeDocument/2006/math" xmlns:v="urn:schemas-microsoft-com:vml" xmlns:wp14="http://schemas.microsoft.com/office/word/2010/wordprocessingDrawing" xmlns:wp="http://schemas.openxmlformats.org/drawingml/2006/wordprocessingDrawing" xmlns:w10="urn:schemas-microsoft-com:office:word" xmlns:w="http://schemas.openxmlformats.org/wordprocessingml/2006/main" xmlns:w14="http://schemas.microsoft.com/office/word/2010/wordml" xmlns:w15="http://schemas.microsoft.com/office/word/2012/wordml" xmlns:w16cex="http://schemas.microsoft.com/office/word/2018/wordml/cex" xmlns:w16cid="http://schemas.microsoft.com/office/word/2016/wordml/cid" xmlns:w16="http://schemas.microsoft.com/office/word/2018/wordml" xmlns:w16du="http://schemas.microsoft.com/office/word/2023/wordml/word16du" xmlns:w16sdtdh="http://schemas.microsoft.com/office/word/2020/wordml/sdtdatahash" xmlns:w16sdtfl="http://schemas.microsoft.com/office/word/2024/wordml/sdtformatlock" xmlns:w16se="http://schemas.microsoft.com/office/word/2015/wordml/symex" xmlns:wpg="http://schemas.microsoft.com/office/word/2010/wordprocessingGroup" xmlns:wpi="http://schemas.microsoft.com/office/word/2010/wordprocessingInk" xmlns:wne="http://schemas.microsoft.com/office/word/2006/wordml" xmlns:wps="http://schemas.microsoft.com/office/word/2010/wordprocessingShape" mc:Ignorable="w14 w15 w16se w16cid w16 w16cex w16sdtdh w16sdtfl cr w16du wp14">
+  <w16cex:commentExtensible w16cex:durableId="23507CEC" w16cex:dateUtc="2026-02-17T14:54:00Z"/>
   <w16cex:commentExtensible w16cex:durableId="4D0C5547" w16cex:dateUtc="2026-02-12T21:50:00Z"/>
 </w16cex:commentsExtensible>
 </file>
 
 <file path=word/commentsIds.xml><?xml version="1.0" encoding="utf-8"?>
 <w16cid:commentsIds xmlns:wpc="http://schemas.microsoft.com/office/word/2010/wordprocessingCanvas" xmlns:cx="http://schemas.microsoft.com/office/drawing/2014/chartex" xmlns:cx1="http://schemas.microsoft.com/office/drawing/2015/9/8/chartex" xmlns:cx2="http://schemas.microsoft.com/office/drawing/2015/10/21/chartex" xmlns:cx3="http://schemas.microsoft.com/office/drawing/2016/5/9/chartex" xmlns:cx4="http://schemas.microsoft.com/office/drawing/2016/5/10/chartex" xmlns:cx5="http://schemas.microsoft.com/office/drawing/2016/5/11/chartex" xmlns:cx6="http://schemas.microsoft.com/office/drawing/2016/5/12/chartex" xmlns:cx7="http://schemas.microsoft.com/office/drawing/2016/5/13/chartex" xmlns:cx8="http://schemas.microsoft.com/office/drawing/2016/5/14/chartex" xmlns:mc="http://schemas.openxmlformats.org/markup-compatibility/2006" xmlns:aink="http://schemas.microsoft.com/office/drawing/2016/ink" xmlns:am3d="http://schemas.microsoft.com/office/drawing/2017/model3d" xmlns:o="urn:schemas-microsoft-com:office:office" xmlns:oel="http://schemas.microsoft.com/office/2019/extlst" xmlns:r="http://schemas.openxmlformats.org/officeDocument/2006/relationships" xmlns:m="http://schemas.openxmlformats.org/officeDocument/2006/math" xmlns:v="urn:schemas-microsoft-com:vml" xmlns:wp14="http://schemas.microsoft.com/office/word/2010/wordprocessingDrawing" xmlns:wp="http://schemas.openxmlformats.org/drawingml/2006/wordprocessingDrawing" xmlns:w10="urn:schemas-microsoft-com:office:word" xmlns:w="http://schemas.openxmlformats.org/wordprocessingml/2006/main" xmlns:w14="http://schemas.microsoft.com/office/word/2010/wordml" xmlns:w15="http://schemas.microsoft.com/office/word/2012/wordml" xmlns:w16cex="http://schemas.microsoft.com/office/word/2018/wordml/cex" xmlns:w16cid="http://schemas.microsoft.com/office/word/2016/wordml/cid" xmlns:w16="http://schemas.microsoft.com/office/word/2018/wordml" xmlns:w16du="http://schemas.microsoft.com/office/word/2023/wordml/word16du" xmlns:w16sdtdh="http://schemas.microsoft.com/office/word/2020/wordml/sdtdatahash" xmlns:w16sdtfl="http://schemas.microsoft.com/office/word/2024/wordml/sdtformatlock" xmlns:w16se="http://schemas.microsoft.com/office/word/2015/wordml/symex" xmlns:wpg="http://schemas.microsoft.com/office/word/2010/wordprocessingGroup" xmlns:wpi="http://schemas.microsoft.com/office/word/2010/wordprocessingInk" xmlns:wne="http://schemas.microsoft.com/office/word/2006/wordml" xmlns:wps="http://schemas.microsoft.com/office/word/2010/wordprocessingShape" mc:Ignorable="w14 w15 w16se w16cid w16 w16cex w16sdtdh w16sdtfl w16du wp14">
+  <w16cid:commentId w16cid:paraId="0521A5D8" w16cid:durableId="23507CEC"/>
   <w16cid:commentId w16cid:paraId="65E91A34" w16cid:durableId="4D0C5547"/>
 </w16cid:commentsIds>
 </file>
@@ -4251,6 +6502,9 @@
 
 <file path=word/people.xml><?xml version="1.0" encoding="utf-8"?>
 <w15:people xmlns:wpc="http://schemas.microsoft.com/office/word/2010/wordprocessingCanvas" xmlns:cx="http://schemas.microsoft.com/office/drawing/2014/chartex" xmlns:cx1="http://schemas.microsoft.com/office/drawing/2015/9/8/chartex" xmlns:cx2="http://schemas.microsoft.com/office/drawing/2015/10/21/chartex" xmlns:cx3="http://schemas.microsoft.com/office/drawing/2016/5/9/chartex" xmlns:cx4="http://schemas.microsoft.com/office/drawing/2016/5/10/chartex" xmlns:cx5="http://schemas.microsoft.com/office/drawing/2016/5/11/chartex" xmlns:cx6="http://schemas.microsoft.com/office/drawing/2016/5/12/chartex" xmlns:cx7="http://schemas.microsoft.com/office/drawing/2016/5/13/chartex" xmlns:cx8="http://schemas.microsoft.com/office/drawing/2016/5/14/chartex" xmlns:mc="http://schemas.openxmlformats.org/markup-compatibility/2006" xmlns:aink="http://schemas.microsoft.com/office/drawing/2016/ink" xmlns:am3d="http://schemas.microsoft.com/office/drawing/2017/model3d" xmlns:o="urn:schemas-microsoft-com:office:office" xmlns:oel="http://schemas.microsoft.com/office/2019/extlst" xmlns:r="http://schemas.openxmlformats.org/officeDocument/2006/relationships" xmlns:m="http://schemas.openxmlformats.org/officeDocument/2006/math" xmlns:v="urn:schemas-microsoft-com:vml" xmlns:wp14="http://schemas.microsoft.com/office/word/2010/wordprocessingDrawing" xmlns:wp="http://schemas.openxmlformats.org/drawingml/2006/wordprocessingDrawing" xmlns:w10="urn:schemas-microsoft-com:office:word" xmlns:w="http://schemas.openxmlformats.org/wordprocessingml/2006/main" xmlns:w14="http://schemas.microsoft.com/office/word/2010/wordml" xmlns:w15="http://schemas.microsoft.com/office/word/2012/wordml" xmlns:w16cex="http://schemas.microsoft.com/office/word/2018/wordml/cex" xmlns:w16cid="http://schemas.microsoft.com/office/word/2016/wordml/cid" xmlns:w16="http://schemas.microsoft.com/office/word/2018/wordml" xmlns:w16du="http://schemas.microsoft.com/office/word/2023/wordml/word16du" xmlns:w16sdtdh="http://schemas.microsoft.com/office/word/2020/wordml/sdtdatahash" xmlns:w16sdtfl="http://schemas.microsoft.com/office/word/2024/wordml/sdtformatlock" xmlns:w16se="http://schemas.microsoft.com/office/word/2015/wordml/symex" xmlns:wpg="http://schemas.microsoft.com/office/word/2010/wordprocessingGroup" xmlns:wpi="http://schemas.microsoft.com/office/word/2010/wordprocessingInk" xmlns:wne="http://schemas.microsoft.com/office/word/2006/wordml" xmlns:wps="http://schemas.microsoft.com/office/word/2010/wordprocessingShape" mc:Ignorable="w14 w15 w16se w16cid w16 w16cex w16sdtdh w16sdtfl w16du wp14">
+  <w15:person w15:author="Addie Clark">
+    <w15:presenceInfo w15:providerId="AD" w15:userId="S::AClark2@my.harrisburgu.edu::0bfef028-7007-49f9-b706-ebe73ca4ed85"/>
+  </w15:person>
   <w15:person w15:author="Erin M. Buchanan">
     <w15:presenceInfo w15:providerId="AD" w15:userId="S::EBuchanan@HarrisburgU.edu::a202a620-6e05-42b1-a3fc-fcfad0b42cdc"/>
   </w15:person>
@@ -4930,6 +7184,13 @@
       <w:szCs w:val="20"/>
     </w:rPr>
   </w:style>
+  <w:style w:type="paragraph" w:styleId="Revision">
+    <w:name w:val="Revision"/>
+    <w:hidden/>
+    <w:uiPriority w:val="99"/>
+    <w:semiHidden/>
+    <w:rsid w:val="00132F53"/>
+  </w:style>
 </w:styles>
 </file>
 

--- a/04-Ethics/01_Ethics_Packet_awc.docx
+++ b/04-Ethics/01_Ethics_Packet_awc.docx
@@ -2297,7 +2297,25 @@
           <w:sz w:val="22"/>
           <w:szCs w:val="22"/>
         </w:rPr>
-        <w:t xml:space="preserve">Please tell us your education level: less than High School diploma, High School, Associates or </w:t>
+        <w:t>Please tell us your education level: less than High School diploma, High School</w:t>
+      </w:r>
+      <w:ins w:id="8" w:author="Addie Clark" w:date="2026-02-18T15:12:00Z" w16du:dateUtc="2026-02-18T21:12:00Z">
+        <w:r>
+          <w:rPr>
+            <w:rFonts w:ascii="Arial" w:eastAsia="Arial" w:hAnsi="Arial" w:cs="Arial"/>
+            <w:sz w:val="22"/>
+            <w:szCs w:val="22"/>
+          </w:rPr>
+          <w:t xml:space="preserve"> diploma</w:t>
+        </w:r>
+      </w:ins>
+      <w:r>
+        <w:rPr>
+          <w:rFonts w:ascii="Arial" w:eastAsia="Arial" w:hAnsi="Arial" w:cs="Arial"/>
+          <w:sz w:val="22"/>
+          <w:szCs w:val="22"/>
+        </w:rPr>
+        <w:t xml:space="preserve">, Associates or </w:t>
       </w:r>
       <w:proofErr w:type="gramStart"/>
       <w:r>
@@ -2367,13 +2385,13 @@
     <w:p>
       <w:pPr>
         <w:rPr>
-          <w:ins w:id="8" w:author="Addie Clark" w:date="2026-02-17T08:56:00Z" w16du:dateUtc="2026-02-17T14:56:00Z"/>
-          <w:rFonts w:ascii="Arial" w:eastAsia="Arial" w:hAnsi="Arial" w:cs="Arial"/>
-          <w:sz w:val="22"/>
-          <w:szCs w:val="22"/>
-        </w:rPr>
-      </w:pPr>
-      <w:ins w:id="9" w:author="Addie Clark" w:date="2026-02-17T08:56:00Z" w16du:dateUtc="2026-02-17T14:56:00Z">
+          <w:ins w:id="9" w:author="Addie Clark" w:date="2026-02-17T08:56:00Z" w16du:dateUtc="2026-02-17T14:56:00Z"/>
+          <w:rFonts w:ascii="Arial" w:eastAsia="Arial" w:hAnsi="Arial" w:cs="Arial"/>
+          <w:sz w:val="22"/>
+          <w:szCs w:val="22"/>
+        </w:rPr>
+      </w:pPr>
+      <w:ins w:id="10" w:author="Addie Clark" w:date="2026-02-17T08:56:00Z" w16du:dateUtc="2026-02-17T14:56:00Z">
         <w:r>
           <w:rPr>
             <w:rFonts w:ascii="Arial" w:eastAsia="Arial" w:hAnsi="Arial" w:cs="Arial"/>
@@ -2409,7 +2427,7 @@
           <w:t xml:space="preserve"> Left-h</w:t>
         </w:r>
       </w:ins>
-      <w:ins w:id="10" w:author="Addie Clark" w:date="2026-02-17T08:57:00Z" w16du:dateUtc="2026-02-17T14:57:00Z">
+      <w:ins w:id="11" w:author="Addie Clark" w:date="2026-02-17T08:57:00Z" w16du:dateUtc="2026-02-17T14:57:00Z">
         <w:r>
           <w:rPr>
             <w:rFonts w:ascii="Arial" w:eastAsia="Arial" w:hAnsi="Arial" w:cs="Arial"/>
@@ -2458,18 +2476,18 @@
       <w:r>
         <w:t xml:space="preserve">Semantic priming </w:t>
       </w:r>
-      <w:commentRangeStart w:id="11"/>
+      <w:commentRangeStart w:id="12"/>
       <w:r>
         <w:t>task</w:t>
       </w:r>
-      <w:commentRangeEnd w:id="11"/>
+      <w:commentRangeEnd w:id="12"/>
       <w:r>
         <w:rPr>
           <w:rStyle w:val="CommentReference"/>
           <w:sz w:val="28"/>
           <w:szCs w:val="28"/>
         </w:rPr>
-        <w:commentReference w:id="11"/>
+        <w:commentReference w:id="12"/>
       </w:r>
       <w:r>
         <w:t>:</w:t>
@@ -3079,7 +3097,7 @@
         </w:rPr>
         <w:t xml:space="preserve"> we rely on language to understand them. We want you to indicate how concrete the meaning of each word is for you by using a </w:t>
       </w:r>
-      <w:del w:id="12" w:author="Addie Clark" w:date="2026-02-17T13:31:00Z" w16du:dateUtc="2026-02-17T19:31:00Z">
+      <w:del w:id="13" w:author="Addie Clark" w:date="2026-02-17T13:31:00Z" w16du:dateUtc="2026-02-17T19:31:00Z">
         <w:r>
           <w:rPr>
             <w:rFonts w:ascii="Arial" w:eastAsia="Arial" w:hAnsi="Arial" w:cs="Arial"/>
@@ -3089,7 +3107,7 @@
           <w:delText>5</w:delText>
         </w:r>
       </w:del>
-      <w:ins w:id="13" w:author="Addie Clark" w:date="2026-02-17T13:31:00Z" w16du:dateUtc="2026-02-17T19:31:00Z">
+      <w:ins w:id="14" w:author="Addie Clark" w:date="2026-02-17T13:31:00Z" w16du:dateUtc="2026-02-17T19:31:00Z">
         <w:r>
           <w:rPr>
             <w:rFonts w:ascii="Arial" w:eastAsia="Arial" w:hAnsi="Arial" w:cs="Arial"/>
@@ -3125,7 +3143,7 @@
         </w:rPr>
         <w:t xml:space="preserve">, you will encounter several words you do not know well enough to give a useful rating. This is informative to us too, as in our research we only want to use words known to people. We may also include one or two fake words which cannot be known by you. Please indicate when you don't know a word by using the letter </w:t>
       </w:r>
-      <w:del w:id="14" w:author="Addie Clark" w:date="2026-02-17T13:33:00Z" w16du:dateUtc="2026-02-17T19:33:00Z">
+      <w:del w:id="15" w:author="Addie Clark" w:date="2026-02-17T13:33:00Z" w16du:dateUtc="2026-02-17T19:33:00Z">
         <w:r>
           <w:rPr>
             <w:rFonts w:ascii="Arial" w:eastAsia="Arial" w:hAnsi="Arial" w:cs="Arial"/>
@@ -3135,7 +3153,7 @@
           <w:delText>N</w:delText>
         </w:r>
       </w:del>
-      <w:ins w:id="15" w:author="Addie Clark" w:date="2026-02-17T13:33:00Z" w16du:dateUtc="2026-02-17T19:33:00Z">
+      <w:ins w:id="16" w:author="Addie Clark" w:date="2026-02-17T13:33:00Z" w16du:dateUtc="2026-02-17T19:33:00Z">
         <w:r>
           <w:rPr>
             <w:rFonts w:ascii="Arial" w:eastAsia="Arial" w:hAnsi="Arial" w:cs="Arial"/>
@@ -3153,7 +3171,7 @@
         </w:rPr>
         <w:t xml:space="preserve"> (or </w:t>
       </w:r>
-      <w:del w:id="16" w:author="Addie Clark" w:date="2026-02-17T13:33:00Z" w16du:dateUtc="2026-02-17T19:33:00Z">
+      <w:del w:id="17" w:author="Addie Clark" w:date="2026-02-17T13:33:00Z" w16du:dateUtc="2026-02-17T19:33:00Z">
         <w:r>
           <w:rPr>
             <w:rFonts w:ascii="Arial" w:eastAsia="Arial" w:hAnsi="Arial" w:cs="Arial"/>
@@ -3163,7 +3181,7 @@
           <w:delText>n</w:delText>
         </w:r>
       </w:del>
-      <w:ins w:id="17" w:author="Addie Clark" w:date="2026-02-17T13:33:00Z" w16du:dateUtc="2026-02-17T19:33:00Z">
+      <w:ins w:id="18" w:author="Addie Clark" w:date="2026-02-17T13:33:00Z" w16du:dateUtc="2026-02-17T19:33:00Z">
         <w:r>
           <w:rPr>
             <w:rFonts w:ascii="Arial" w:eastAsia="Arial" w:hAnsi="Arial" w:cs="Arial"/>
@@ -3209,7 +3227,7 @@
         </w:rPr>
         <w:t xml:space="preserve">So, we ask you to use a </w:t>
       </w:r>
-      <w:ins w:id="18" w:author="Addie Clark" w:date="2026-02-17T13:28:00Z" w16du:dateUtc="2026-02-17T19:28:00Z">
+      <w:ins w:id="19" w:author="Addie Clark" w:date="2026-02-17T13:28:00Z" w16du:dateUtc="2026-02-17T19:28:00Z">
         <w:r>
           <w:rPr>
             <w:rFonts w:ascii="Arial" w:eastAsia="Arial" w:hAnsi="Arial" w:cs="Arial"/>
@@ -3219,7 +3237,7 @@
           <w:t>9</w:t>
         </w:r>
       </w:ins>
-      <w:del w:id="19" w:author="Addie Clark" w:date="2026-02-17T13:28:00Z" w16du:dateUtc="2026-02-17T19:28:00Z">
+      <w:del w:id="20" w:author="Addie Clark" w:date="2026-02-17T13:28:00Z" w16du:dateUtc="2026-02-17T19:28:00Z">
         <w:r>
           <w:rPr>
             <w:rFonts w:ascii="Arial" w:eastAsia="Arial" w:hAnsi="Arial" w:cs="Arial"/>
@@ -3237,7 +3255,7 @@
         </w:rPr>
         <w:t xml:space="preserve">-point rating scale going from abstract to concrete and to use the letter </w:t>
       </w:r>
-      <w:del w:id="20" w:author="Addie Clark" w:date="2026-02-17T13:32:00Z" w16du:dateUtc="2026-02-17T19:32:00Z">
+      <w:del w:id="21" w:author="Addie Clark" w:date="2026-02-17T13:32:00Z" w16du:dateUtc="2026-02-17T19:32:00Z">
         <w:r>
           <w:rPr>
             <w:rFonts w:ascii="Arial" w:eastAsia="Arial" w:hAnsi="Arial" w:cs="Arial"/>
@@ -3247,7 +3265,7 @@
           <w:delText>N</w:delText>
         </w:r>
       </w:del>
-      <w:ins w:id="21" w:author="Addie Clark" w:date="2026-02-17T13:32:00Z" w16du:dateUtc="2026-02-17T19:32:00Z">
+      <w:ins w:id="22" w:author="Addie Clark" w:date="2026-02-17T13:32:00Z" w16du:dateUtc="2026-02-17T19:32:00Z">
         <w:r>
           <w:rPr>
             <w:rFonts w:ascii="Arial" w:eastAsia="Arial" w:hAnsi="Arial" w:cs="Arial"/>
@@ -3293,7 +3311,7 @@
         </w:rPr>
         <w:t>Abstract (language based</w:t>
       </w:r>
-      <w:ins w:id="22" w:author="Addie Clark" w:date="2026-02-17T13:36:00Z" w16du:dateUtc="2026-02-17T19:36:00Z">
+      <w:ins w:id="23" w:author="Addie Clark" w:date="2026-02-17T13:36:00Z" w16du:dateUtc="2026-02-17T19:36:00Z">
         <w:r>
           <w:rPr>
             <w:rFonts w:ascii="Arial" w:eastAsia="Arial" w:hAnsi="Arial" w:cs="Arial"/>
@@ -3311,7 +3329,7 @@
         </w:rPr>
         <w:t xml:space="preserve">) </w:t>
       </w:r>
-      <w:ins w:id="23" w:author="Addie Clark" w:date="2026-02-17T13:36:00Z" w16du:dateUtc="2026-02-17T19:36:00Z">
+      <w:ins w:id="24" w:author="Addie Clark" w:date="2026-02-17T13:36:00Z" w16du:dateUtc="2026-02-17T19:36:00Z">
         <w:r>
           <w:rPr>
             <w:rFonts w:ascii="Arial" w:eastAsia="Arial" w:hAnsi="Arial" w:cs="Arial"/>
@@ -3329,7 +3347,7 @@
         </w:rPr>
         <w:t>Concrete (experience based</w:t>
       </w:r>
-      <w:ins w:id="24" w:author="Addie Clark" w:date="2026-02-17T13:36:00Z" w16du:dateUtc="2026-02-17T19:36:00Z">
+      <w:ins w:id="25" w:author="Addie Clark" w:date="2026-02-17T13:36:00Z" w16du:dateUtc="2026-02-17T19:36:00Z">
         <w:r>
           <w:rPr>
             <w:rFonts w:ascii="Arial" w:eastAsia="Arial" w:hAnsi="Arial" w:cs="Arial"/>
@@ -3373,7 +3391,7 @@
         </w:rPr>
         <w:tab/>
       </w:r>
-      <w:del w:id="25" w:author="Addie Clark" w:date="2026-02-17T13:29:00Z" w16du:dateUtc="2026-02-17T19:29:00Z">
+      <w:del w:id="26" w:author="Addie Clark" w:date="2026-02-17T13:29:00Z" w16du:dateUtc="2026-02-17T19:29:00Z">
         <w:r>
           <w:rPr>
             <w:rFonts w:ascii="Arial" w:eastAsia="Arial" w:hAnsi="Arial" w:cs="Arial"/>
@@ -3391,7 +3409,7 @@
         </w:rPr>
         <w:t>2</w:t>
       </w:r>
-      <w:del w:id="26" w:author="Addie Clark" w:date="2026-02-17T13:29:00Z" w16du:dateUtc="2026-02-17T19:29:00Z">
+      <w:del w:id="27" w:author="Addie Clark" w:date="2026-02-17T13:29:00Z" w16du:dateUtc="2026-02-17T19:29:00Z">
         <w:r>
           <w:rPr>
             <w:rFonts w:ascii="Arial" w:eastAsia="Arial" w:hAnsi="Arial" w:cs="Arial"/>
@@ -3410,7 +3428,7 @@
         <w:tab/>
         <w:t>3</w:t>
       </w:r>
-      <w:del w:id="27" w:author="Addie Clark" w:date="2026-02-17T13:29:00Z" w16du:dateUtc="2026-02-17T19:29:00Z">
+      <w:del w:id="28" w:author="Addie Clark" w:date="2026-02-17T13:29:00Z" w16du:dateUtc="2026-02-17T19:29:00Z">
         <w:r>
           <w:rPr>
             <w:rFonts w:ascii="Arial" w:eastAsia="Arial" w:hAnsi="Arial" w:cs="Arial"/>
@@ -3429,7 +3447,7 @@
         <w:tab/>
         <w:t xml:space="preserve"> 4</w:t>
       </w:r>
-      <w:del w:id="28" w:author="Addie Clark" w:date="2026-02-17T13:29:00Z" w16du:dateUtc="2026-02-17T19:29:00Z">
+      <w:del w:id="29" w:author="Addie Clark" w:date="2026-02-17T13:29:00Z" w16du:dateUtc="2026-02-17T19:29:00Z">
         <w:r>
           <w:rPr>
             <w:rFonts w:ascii="Arial" w:eastAsia="Arial" w:hAnsi="Arial" w:cs="Arial"/>
@@ -3448,7 +3466,7 @@
         <w:tab/>
         <w:t xml:space="preserve"> 5 </w:t>
       </w:r>
-      <w:ins w:id="29" w:author="Addie Clark" w:date="2026-02-17T13:29:00Z" w16du:dateUtc="2026-02-17T19:29:00Z">
+      <w:ins w:id="30" w:author="Addie Clark" w:date="2026-02-17T13:29:00Z" w16du:dateUtc="2026-02-17T19:29:00Z">
         <w:r>
           <w:rPr>
             <w:rFonts w:ascii="Arial" w:eastAsia="Arial" w:hAnsi="Arial" w:cs="Arial"/>
@@ -3518,7 +3536,7 @@
           <w:szCs w:val="22"/>
         </w:rPr>
       </w:pPr>
-      <w:ins w:id="30" w:author="Addie Clark" w:date="2026-02-17T13:28:00Z" w16du:dateUtc="2026-02-17T19:28:00Z">
+      <w:ins w:id="31" w:author="Addie Clark" w:date="2026-02-17T13:28:00Z" w16du:dateUtc="2026-02-17T19:28:00Z">
         <w:r>
           <w:rPr>
             <w:rFonts w:ascii="Arial" w:eastAsia="Arial" w:hAnsi="Arial" w:cs="Arial"/>
@@ -3528,7 +3546,7 @@
           <w:t>X</w:t>
         </w:r>
       </w:ins>
-      <w:del w:id="31" w:author="Addie Clark" w:date="2026-02-17T13:28:00Z" w16du:dateUtc="2026-02-17T19:28:00Z">
+      <w:del w:id="32" w:author="Addie Clark" w:date="2026-02-17T13:28:00Z" w16du:dateUtc="2026-02-17T19:28:00Z">
         <w:r>
           <w:rPr>
             <w:rFonts w:ascii="Arial" w:eastAsia="Arial" w:hAnsi="Arial" w:cs="Arial"/>
@@ -3570,14 +3588,14 @@
       <w:pPr>
         <w:jc w:val="both"/>
         <w:rPr>
-          <w:ins w:id="32" w:author="Addie Clark" w:date="2026-02-17T09:05:00Z" w16du:dateUtc="2026-02-17T15:05:00Z"/>
+          <w:ins w:id="33" w:author="Addie Clark" w:date="2026-02-17T09:05:00Z" w16du:dateUtc="2026-02-17T15:05:00Z"/>
           <w:rFonts w:ascii="Arial" w:eastAsia="Arial" w:hAnsi="Arial" w:cs="Arial"/>
           <w:b/>
           <w:sz w:val="22"/>
           <w:szCs w:val="22"/>
         </w:rPr>
       </w:pPr>
-      <w:ins w:id="33" w:author="Addie Clark" w:date="2026-02-17T09:05:00Z" w16du:dateUtc="2026-02-17T15:05:00Z">
+      <w:ins w:id="34" w:author="Addie Clark" w:date="2026-02-17T09:05:00Z" w16du:dateUtc="2026-02-17T15:05:00Z">
         <w:r>
           <w:rPr>
             <w:rFonts w:ascii="Arial" w:eastAsia="Arial" w:hAnsi="Arial" w:cs="Arial"/>
@@ -3661,7 +3679,7 @@
       <w:pPr>
         <w:jc w:val="both"/>
         <w:rPr>
-          <w:ins w:id="34" w:author="Addie Clark" w:date="2026-02-17T09:05:00Z" w16du:dateUtc="2026-02-17T15:05:00Z"/>
+          <w:ins w:id="35" w:author="Addie Clark" w:date="2026-02-17T09:05:00Z" w16du:dateUtc="2026-02-17T15:05:00Z"/>
           <w:rFonts w:ascii="Arial" w:eastAsia="Arial" w:hAnsi="Arial" w:cs="Arial"/>
           <w:b/>
           <w:sz w:val="22"/>
@@ -3673,13 +3691,13 @@
       <w:pPr>
         <w:jc w:val="both"/>
         <w:rPr>
-          <w:ins w:id="35" w:author="Addie Clark" w:date="2026-02-17T09:05:00Z" w16du:dateUtc="2026-02-17T15:05:00Z"/>
-          <w:rFonts w:ascii="Arial" w:eastAsia="Arial" w:hAnsi="Arial" w:cs="Arial"/>
-          <w:sz w:val="22"/>
-          <w:szCs w:val="22"/>
-        </w:rPr>
-      </w:pPr>
-      <w:ins w:id="36" w:author="Addie Clark" w:date="2026-02-17T09:05:00Z" w16du:dateUtc="2026-02-17T15:05:00Z">
+          <w:ins w:id="36" w:author="Addie Clark" w:date="2026-02-17T09:05:00Z" w16du:dateUtc="2026-02-17T15:05:00Z"/>
+          <w:rFonts w:ascii="Arial" w:eastAsia="Arial" w:hAnsi="Arial" w:cs="Arial"/>
+          <w:sz w:val="22"/>
+          <w:szCs w:val="22"/>
+        </w:rPr>
+      </w:pPr>
+      <w:ins w:id="37" w:author="Addie Clark" w:date="2026-02-17T09:05:00Z" w16du:dateUtc="2026-02-17T15:05:00Z">
         <w:r>
           <w:rPr>
             <w:rFonts w:ascii="Arial" w:eastAsia="Arial" w:hAnsi="Arial" w:cs="Arial"/>
@@ -3694,24 +3712,24 @@
       <w:pPr>
         <w:jc w:val="both"/>
         <w:rPr>
-          <w:ins w:id="37" w:author="Addie Clark" w:date="2026-02-17T09:05:00Z" w16du:dateUtc="2026-02-17T15:05:00Z"/>
-          <w:rFonts w:ascii="Arial" w:eastAsia="Arial" w:hAnsi="Arial" w:cs="Arial"/>
-          <w:sz w:val="22"/>
-          <w:szCs w:val="22"/>
-        </w:rPr>
-      </w:pPr>
-    </w:p>
-    <w:p>
-      <w:pPr>
-        <w:jc w:val="both"/>
-        <w:rPr>
-          <w:ins w:id="38" w:author="Addie Clark" w:date="2026-02-17T09:06:00Z" w16du:dateUtc="2026-02-17T15:06:00Z"/>
-          <w:rFonts w:ascii="Arial" w:eastAsia="Arial" w:hAnsi="Arial" w:cs="Arial"/>
-          <w:sz w:val="22"/>
-          <w:szCs w:val="22"/>
-        </w:rPr>
-      </w:pPr>
-      <w:ins w:id="39" w:author="Addie Clark" w:date="2026-02-17T09:05:00Z" w16du:dateUtc="2026-02-17T15:05:00Z">
+          <w:ins w:id="38" w:author="Addie Clark" w:date="2026-02-17T09:05:00Z" w16du:dateUtc="2026-02-17T15:05:00Z"/>
+          <w:rFonts w:ascii="Arial" w:eastAsia="Arial" w:hAnsi="Arial" w:cs="Arial"/>
+          <w:sz w:val="22"/>
+          <w:szCs w:val="22"/>
+        </w:rPr>
+      </w:pPr>
+    </w:p>
+    <w:p>
+      <w:pPr>
+        <w:jc w:val="both"/>
+        <w:rPr>
+          <w:ins w:id="39" w:author="Addie Clark" w:date="2026-02-17T09:06:00Z" w16du:dateUtc="2026-02-17T15:06:00Z"/>
+          <w:rFonts w:ascii="Arial" w:eastAsia="Arial" w:hAnsi="Arial" w:cs="Arial"/>
+          <w:sz w:val="22"/>
+          <w:szCs w:val="22"/>
+        </w:rPr>
+      </w:pPr>
+      <w:ins w:id="40" w:author="Addie Clark" w:date="2026-02-17T09:05:00Z" w16du:dateUtc="2026-02-17T15:05:00Z">
         <w:r>
           <w:rPr>
             <w:rFonts w:ascii="Arial" w:eastAsia="Arial" w:hAnsi="Arial" w:cs="Arial"/>
@@ -3760,24 +3778,24 @@
       <w:pPr>
         <w:jc w:val="both"/>
         <w:rPr>
-          <w:ins w:id="40" w:author="Addie Clark" w:date="2026-02-17T09:06:00Z" w16du:dateUtc="2026-02-17T15:06:00Z"/>
-          <w:rFonts w:ascii="Arial" w:eastAsia="Arial" w:hAnsi="Arial" w:cs="Arial"/>
-          <w:sz w:val="22"/>
-          <w:szCs w:val="22"/>
-        </w:rPr>
-      </w:pPr>
-    </w:p>
-    <w:p>
-      <w:pPr>
-        <w:jc w:val="both"/>
-        <w:rPr>
-          <w:ins w:id="41" w:author="Addie Clark" w:date="2026-02-17T09:05:00Z" w16du:dateUtc="2026-02-17T15:05:00Z"/>
-          <w:rFonts w:ascii="Arial" w:eastAsia="Arial" w:hAnsi="Arial" w:cs="Arial"/>
-          <w:sz w:val="22"/>
-          <w:szCs w:val="22"/>
-        </w:rPr>
-      </w:pPr>
-      <w:ins w:id="42" w:author="Addie Clark" w:date="2026-02-17T09:05:00Z" w16du:dateUtc="2026-02-17T15:05:00Z">
+          <w:ins w:id="41" w:author="Addie Clark" w:date="2026-02-17T09:06:00Z" w16du:dateUtc="2026-02-17T15:06:00Z"/>
+          <w:rFonts w:ascii="Arial" w:eastAsia="Arial" w:hAnsi="Arial" w:cs="Arial"/>
+          <w:sz w:val="22"/>
+          <w:szCs w:val="22"/>
+        </w:rPr>
+      </w:pPr>
+    </w:p>
+    <w:p>
+      <w:pPr>
+        <w:jc w:val="both"/>
+        <w:rPr>
+          <w:ins w:id="42" w:author="Addie Clark" w:date="2026-02-17T09:05:00Z" w16du:dateUtc="2026-02-17T15:05:00Z"/>
+          <w:rFonts w:ascii="Arial" w:eastAsia="Arial" w:hAnsi="Arial" w:cs="Arial"/>
+          <w:sz w:val="22"/>
+          <w:szCs w:val="22"/>
+        </w:rPr>
+      </w:pPr>
+      <w:ins w:id="43" w:author="Addie Clark" w:date="2026-02-17T09:05:00Z" w16du:dateUtc="2026-02-17T15:05:00Z">
         <w:r>
           <w:rPr>
             <w:rFonts w:ascii="Arial" w:eastAsia="Arial" w:hAnsi="Arial" w:cs="Arial"/>
@@ -3800,15 +3818,7 @@
             <w:sz w:val="22"/>
             <w:szCs w:val="22"/>
           </w:rPr>
-          <w:t xml:space="preserve"> </w:t>
-        </w:r>
-        <w:r>
-          <w:rPr>
-            <w:rFonts w:ascii="Arial" w:eastAsia="Arial" w:hAnsi="Arial" w:cs="Arial"/>
-            <w:sz w:val="22"/>
-            <w:szCs w:val="22"/>
-          </w:rPr>
-          <w:t xml:space="preserve">panel shows the happy-unhappy scale, which ranges from a </w:t>
+          <w:t xml:space="preserve"> panel shows the happy-unhappy scale, which ranges from a </w:t>
         </w:r>
         <w:r>
           <w:rPr>
@@ -3824,15 +3834,7 @@
             <w:sz w:val="22"/>
             <w:szCs w:val="22"/>
           </w:rPr>
-          <w:t xml:space="preserve"> </w:t>
-        </w:r>
-        <w:r>
-          <w:rPr>
-            <w:rFonts w:ascii="Arial" w:eastAsia="Arial" w:hAnsi="Arial" w:cs="Arial"/>
-            <w:sz w:val="22"/>
-            <w:szCs w:val="22"/>
-          </w:rPr>
-          <w:t xml:space="preserve">to a </w:t>
+          <w:t xml:space="preserve"> to a </w:t>
         </w:r>
         <w:r>
           <w:rPr>
@@ -3920,24 +3922,24 @@
       <w:pPr>
         <w:jc w:val="both"/>
         <w:rPr>
-          <w:ins w:id="43" w:author="Addie Clark" w:date="2026-02-17T09:05:00Z" w16du:dateUtc="2026-02-17T15:05:00Z"/>
-          <w:rFonts w:ascii="Arial" w:eastAsia="Arial" w:hAnsi="Arial" w:cs="Arial"/>
-          <w:sz w:val="22"/>
-          <w:szCs w:val="22"/>
-        </w:rPr>
-      </w:pPr>
-    </w:p>
-    <w:p>
-      <w:pPr>
-        <w:jc w:val="both"/>
-        <w:rPr>
           <w:ins w:id="44" w:author="Addie Clark" w:date="2026-02-17T09:05:00Z" w16du:dateUtc="2026-02-17T15:05:00Z"/>
           <w:rFonts w:ascii="Arial" w:eastAsia="Arial" w:hAnsi="Arial" w:cs="Arial"/>
           <w:sz w:val="22"/>
           <w:szCs w:val="22"/>
         </w:rPr>
       </w:pPr>
-      <w:ins w:id="45" w:author="Addie Clark" w:date="2026-02-17T09:05:00Z" w16du:dateUtc="2026-02-17T15:05:00Z">
+    </w:p>
+    <w:p>
+      <w:pPr>
+        <w:jc w:val="both"/>
+        <w:rPr>
+          <w:ins w:id="45" w:author="Addie Clark" w:date="2026-02-17T09:05:00Z" w16du:dateUtc="2026-02-17T15:05:00Z"/>
+          <w:rFonts w:ascii="Arial" w:eastAsia="Arial" w:hAnsi="Arial" w:cs="Arial"/>
+          <w:sz w:val="22"/>
+          <w:szCs w:val="22"/>
+        </w:rPr>
+      </w:pPr>
+      <w:ins w:id="46" w:author="Addie Clark" w:date="2026-02-17T09:05:00Z" w16du:dateUtc="2026-02-17T15:05:00Z">
         <w:r>
           <w:rPr>
             <w:rFonts w:ascii="Arial" w:eastAsia="Arial" w:hAnsi="Arial" w:cs="Arial"/>
@@ -3963,22 +3965,22 @@
     <w:p>
       <w:pPr>
         <w:rPr>
-          <w:del w:id="46" w:author="Addie Clark" w:date="2026-02-17T09:05:00Z" w16du:dateUtc="2026-02-17T15:05:00Z"/>
-        </w:rPr>
-      </w:pPr>
-    </w:p>
-    <w:p>
-      <w:pPr>
-        <w:jc w:val="both"/>
-        <w:rPr>
           <w:del w:id="47" w:author="Addie Clark" w:date="2026-02-17T09:05:00Z" w16du:dateUtc="2026-02-17T15:05:00Z"/>
+        </w:rPr>
+      </w:pPr>
+    </w:p>
+    <w:p>
+      <w:pPr>
+        <w:jc w:val="both"/>
+        <w:rPr>
+          <w:del w:id="48" w:author="Addie Clark" w:date="2026-02-17T09:05:00Z" w16du:dateUtc="2026-02-17T15:05:00Z"/>
           <w:rFonts w:ascii="Arial" w:eastAsia="Arial" w:hAnsi="Arial" w:cs="Arial"/>
           <w:b/>
           <w:sz w:val="22"/>
           <w:szCs w:val="22"/>
         </w:rPr>
       </w:pPr>
-      <w:del w:id="48" w:author="Addie Clark" w:date="2026-02-17T08:59:00Z" w16du:dateUtc="2026-02-17T14:59:00Z">
+      <w:del w:id="49" w:author="Addie Clark" w:date="2026-02-17T08:59:00Z" w16du:dateUtc="2026-02-17T14:59:00Z">
         <w:r>
           <w:rPr>
             <w:rFonts w:ascii="Arial" w:eastAsia="Arial" w:hAnsi="Arial" w:cs="Arial"/>
@@ -4024,7 +4026,7 @@
           </w:drawing>
         </w:r>
       </w:del>
-      <w:del w:id="49" w:author="Addie Clark" w:date="2026-02-17T09:05:00Z" w16du:dateUtc="2026-02-17T15:05:00Z">
+      <w:del w:id="50" w:author="Addie Clark" w:date="2026-02-17T09:05:00Z" w16du:dateUtc="2026-02-17T15:05:00Z">
         <w:r>
           <w:rPr>
             <w:rFonts w:ascii="Arial" w:eastAsia="Arial" w:hAnsi="Arial" w:cs="Arial"/>
@@ -4049,7 +4051,7 @@
       <w:pPr>
         <w:jc w:val="both"/>
         <w:rPr>
-          <w:del w:id="50" w:author="Addie Clark" w:date="2026-02-17T09:05:00Z" w16du:dateUtc="2026-02-17T15:05:00Z"/>
+          <w:del w:id="51" w:author="Addie Clark" w:date="2026-02-17T09:05:00Z" w16du:dateUtc="2026-02-17T15:05:00Z"/>
           <w:rFonts w:ascii="Arial" w:eastAsia="Arial" w:hAnsi="Arial" w:cs="Arial"/>
           <w:b/>
           <w:sz w:val="22"/>
@@ -4067,7 +4069,7 @@
           <w:szCs w:val="22"/>
         </w:rPr>
       </w:pPr>
-      <w:ins w:id="51" w:author="Addie Clark" w:date="2026-02-17T08:59:00Z" w16du:dateUtc="2026-02-17T14:59:00Z">
+      <w:ins w:id="52" w:author="Addie Clark" w:date="2026-02-17T08:59:00Z" w16du:dateUtc="2026-02-17T14:59:00Z">
         <w:r>
           <w:rPr>
             <w:rFonts w:ascii="Arial" w:eastAsia="Arial" w:hAnsi="Arial" w:cs="Arial"/>
@@ -4119,7 +4121,7 @@
           </w:drawing>
         </w:r>
       </w:ins>
-      <w:del w:id="52" w:author="Addie Clark" w:date="2026-02-17T08:59:00Z" w16du:dateUtc="2026-02-17T14:59:00Z">
+      <w:del w:id="53" w:author="Addie Clark" w:date="2026-02-17T08:59:00Z" w16du:dateUtc="2026-02-17T14:59:00Z">
         <w:r>
           <w:rPr>
             <w:rFonts w:ascii="Arial" w:eastAsia="Arial" w:hAnsi="Arial" w:cs="Arial"/>
@@ -4183,7 +4185,7 @@
         </w:rPr>
         <w:t>rousal</w:t>
       </w:r>
-      <w:ins w:id="53" w:author="Addie Clark" w:date="2026-02-17T09:03:00Z" w16du:dateUtc="2026-02-17T15:03:00Z">
+      <w:ins w:id="54" w:author="Addie Clark" w:date="2026-02-17T09:03:00Z" w16du:dateUtc="2026-02-17T15:03:00Z">
         <w:r>
           <w:rPr>
             <w:rFonts w:ascii="Arial" w:eastAsia="Arial" w:hAnsi="Arial" w:cs="Arial"/>
@@ -4228,14 +4230,14 @@
       <w:pPr>
         <w:jc w:val="both"/>
         <w:rPr>
-          <w:del w:id="54" w:author="Addie Clark" w:date="2026-02-17T08:59:00Z" w16du:dateUtc="2026-02-17T14:59:00Z"/>
+          <w:del w:id="55" w:author="Addie Clark" w:date="2026-02-17T08:59:00Z" w16du:dateUtc="2026-02-17T14:59:00Z"/>
           <w:rFonts w:ascii="Arial" w:eastAsia="Arial" w:hAnsi="Arial" w:cs="Arial"/>
           <w:b/>
           <w:sz w:val="22"/>
           <w:szCs w:val="22"/>
         </w:rPr>
       </w:pPr>
-      <w:del w:id="55" w:author="Addie Clark" w:date="2026-02-17T08:58:00Z" w16du:dateUtc="2026-02-17T14:58:00Z">
+      <w:del w:id="56" w:author="Addie Clark" w:date="2026-02-17T08:58:00Z" w16du:dateUtc="2026-02-17T14:58:00Z">
         <w:r>
           <w:rPr>
             <w:rFonts w:ascii="Arial" w:eastAsia="Arial" w:hAnsi="Arial" w:cs="Arial"/>
@@ -4281,7 +4283,7 @@
           </w:drawing>
         </w:r>
       </w:del>
-      <w:del w:id="56" w:author="Addie Clark" w:date="2026-02-17T08:59:00Z" w16du:dateUtc="2026-02-17T14:59:00Z">
+      <w:del w:id="57" w:author="Addie Clark" w:date="2026-02-17T08:59:00Z" w16du:dateUtc="2026-02-17T14:59:00Z">
         <w:r>
           <w:rPr>
             <w:rFonts w:ascii="Arial" w:eastAsia="Arial" w:hAnsi="Arial" w:cs="Arial"/>
@@ -4297,7 +4299,7 @@
       <w:pPr>
         <w:jc w:val="both"/>
         <w:rPr>
-          <w:del w:id="57" w:author="Addie Clark" w:date="2026-02-17T08:59:00Z" w16du:dateUtc="2026-02-17T14:59:00Z"/>
+          <w:del w:id="58" w:author="Addie Clark" w:date="2026-02-17T08:59:00Z" w16du:dateUtc="2026-02-17T14:59:00Z"/>
           <w:rFonts w:ascii="Arial" w:eastAsia="Arial" w:hAnsi="Arial" w:cs="Arial"/>
           <w:b/>
           <w:sz w:val="22"/>
@@ -4337,7 +4339,7 @@
       <w:pPr>
         <w:jc w:val="both"/>
         <w:rPr>
-          <w:del w:id="58" w:author="Addie Clark" w:date="2026-02-17T09:06:00Z" w16du:dateUtc="2026-02-17T15:06:00Z"/>
+          <w:del w:id="59" w:author="Addie Clark" w:date="2026-02-17T09:06:00Z" w16du:dateUtc="2026-02-17T15:06:00Z"/>
           <w:rFonts w:ascii="Arial" w:eastAsia="Arial" w:hAnsi="Arial" w:cs="Arial"/>
           <w:sz w:val="22"/>
           <w:szCs w:val="22"/>
@@ -4351,7 +4353,7 @@
         </w:rPr>
         <w:t xml:space="preserve">We call this set of figures SAM, and you will be using these figures to rate how you felt while reading each word. SAM shows </w:t>
       </w:r>
-      <w:del w:id="59" w:author="Addie Clark" w:date="2026-02-17T08:58:00Z" w16du:dateUtc="2026-02-17T14:58:00Z">
+      <w:del w:id="60" w:author="Addie Clark" w:date="2026-02-17T08:58:00Z" w16du:dateUtc="2026-02-17T14:58:00Z">
         <w:r>
           <w:rPr>
             <w:rFonts w:ascii="Arial" w:eastAsia="Arial" w:hAnsi="Arial" w:cs="Arial"/>
@@ -4369,7 +4371,7 @@
         </w:rPr>
         <w:t xml:space="preserve">different kinds of feelings: </w:t>
       </w:r>
-      <w:del w:id="60" w:author="Addie Clark" w:date="2026-02-17T09:06:00Z" w16du:dateUtc="2026-02-17T15:06:00Z">
+      <w:del w:id="61" w:author="Addie Clark" w:date="2026-02-17T09:06:00Z" w16du:dateUtc="2026-02-17T15:06:00Z">
         <w:r>
           <w:rPr>
             <w:rFonts w:ascii="Arial" w:eastAsia="Arial" w:hAnsi="Arial" w:cs="Arial"/>
@@ -4379,7 +4381,7 @@
           <w:delText>Happy vs. Unhappy</w:delText>
         </w:r>
       </w:del>
-      <w:del w:id="61" w:author="Addie Clark" w:date="2026-02-17T08:58:00Z" w16du:dateUtc="2026-02-17T14:58:00Z">
+      <w:del w:id="62" w:author="Addie Clark" w:date="2026-02-17T08:58:00Z" w16du:dateUtc="2026-02-17T14:58:00Z">
         <w:r>
           <w:rPr>
             <w:rFonts w:ascii="Arial" w:eastAsia="Arial" w:hAnsi="Arial" w:cs="Arial"/>
@@ -4389,7 +4391,7 @@
           <w:delText>,</w:delText>
         </w:r>
       </w:del>
-      <w:del w:id="62" w:author="Addie Clark" w:date="2026-02-17T09:06:00Z" w16du:dateUtc="2026-02-17T15:06:00Z">
+      <w:del w:id="63" w:author="Addie Clark" w:date="2026-02-17T09:06:00Z" w16du:dateUtc="2026-02-17T15:06:00Z">
         <w:r>
           <w:rPr>
             <w:rFonts w:ascii="Arial" w:eastAsia="Arial" w:hAnsi="Arial" w:cs="Arial"/>
@@ -4407,7 +4409,7 @@
         </w:rPr>
         <w:t>Excited vs. Calm</w:t>
       </w:r>
-      <w:del w:id="63" w:author="Addie Clark" w:date="2026-02-17T08:58:00Z" w16du:dateUtc="2026-02-17T14:58:00Z">
+      <w:del w:id="64" w:author="Addie Clark" w:date="2026-02-17T08:58:00Z" w16du:dateUtc="2026-02-17T14:58:00Z">
         <w:r>
           <w:rPr>
             <w:rFonts w:ascii="Arial" w:eastAsia="Arial" w:hAnsi="Arial" w:cs="Arial"/>
@@ -4425,7 +4427,7 @@
         </w:rPr>
         <w:t>. You will use these scales to make all</w:t>
       </w:r>
-      <w:del w:id="64" w:author="Addie Clark" w:date="2026-02-17T09:00:00Z" w16du:dateUtc="2026-02-17T15:00:00Z">
+      <w:del w:id="65" w:author="Addie Clark" w:date="2026-02-17T09:00:00Z" w16du:dateUtc="2026-02-17T15:00:00Z">
         <w:r>
           <w:rPr>
             <w:rFonts w:ascii="Arial" w:eastAsia="Arial" w:hAnsi="Arial" w:cs="Arial"/>
@@ -4443,7 +4445,7 @@
         </w:rPr>
         <w:t xml:space="preserve"> ratings for each word that you read. Please notice that each of the </w:t>
       </w:r>
-      <w:del w:id="65" w:author="Addie Clark" w:date="2026-02-17T09:00:00Z" w16du:dateUtc="2026-02-17T15:00:00Z">
+      <w:del w:id="66" w:author="Addie Clark" w:date="2026-02-17T09:00:00Z" w16du:dateUtc="2026-02-17T15:00:00Z">
         <w:r>
           <w:rPr>
             <w:rFonts w:ascii="Arial" w:eastAsia="Arial" w:hAnsi="Arial" w:cs="Arial"/>
@@ -4461,7 +4463,7 @@
         </w:rPr>
         <w:t xml:space="preserve">feelings are arrayed along a different scale. </w:t>
       </w:r>
-      <w:del w:id="66" w:author="Addie Clark" w:date="2026-02-17T09:06:00Z" w16du:dateUtc="2026-02-17T15:06:00Z">
+      <w:del w:id="67" w:author="Addie Clark" w:date="2026-02-17T09:06:00Z" w16du:dateUtc="2026-02-17T15:06:00Z">
         <w:r>
           <w:rPr>
             <w:rFonts w:ascii="Arial" w:eastAsia="Arial" w:hAnsi="Arial" w:cs="Arial"/>
@@ -4471,7 +4473,7 @@
           <w:delText xml:space="preserve">The </w:delText>
         </w:r>
       </w:del>
-      <w:del w:id="67" w:author="Addie Clark" w:date="2026-02-17T09:01:00Z" w16du:dateUtc="2026-02-17T15:01:00Z">
+      <w:del w:id="68" w:author="Addie Clark" w:date="2026-02-17T09:01:00Z" w16du:dateUtc="2026-02-17T15:01:00Z">
         <w:r>
           <w:rPr>
             <w:rFonts w:ascii="Arial" w:eastAsia="Arial" w:hAnsi="Arial" w:cs="Arial"/>
@@ -4481,7 +4483,7 @@
           <w:delText xml:space="preserve">left </w:delText>
         </w:r>
       </w:del>
-      <w:del w:id="68" w:author="Addie Clark" w:date="2026-02-17T09:06:00Z" w16du:dateUtc="2026-02-17T15:06:00Z">
+      <w:del w:id="69" w:author="Addie Clark" w:date="2026-02-17T09:06:00Z" w16du:dateUtc="2026-02-17T15:06:00Z">
         <w:r>
           <w:rPr>
             <w:rFonts w:ascii="Arial" w:eastAsia="Arial" w:hAnsi="Arial" w:cs="Arial"/>
@@ -4491,7 +4493,7 @@
           <w:delText xml:space="preserve">panel shows the happy-unhappy scale, which ranges from a </w:delText>
         </w:r>
       </w:del>
-      <w:del w:id="69" w:author="Addie Clark" w:date="2026-02-17T09:01:00Z" w16du:dateUtc="2026-02-17T15:01:00Z">
+      <w:del w:id="70" w:author="Addie Clark" w:date="2026-02-17T09:01:00Z" w16du:dateUtc="2026-02-17T15:01:00Z">
         <w:r>
           <w:rPr>
             <w:rFonts w:ascii="Arial" w:eastAsia="Arial" w:hAnsi="Arial" w:cs="Arial"/>
@@ -4501,7 +4503,7 @@
           <w:delText xml:space="preserve">smile </w:delText>
         </w:r>
       </w:del>
-      <w:del w:id="70" w:author="Addie Clark" w:date="2026-02-17T09:06:00Z" w16du:dateUtc="2026-02-17T15:06:00Z">
+      <w:del w:id="71" w:author="Addie Clark" w:date="2026-02-17T09:06:00Z" w16du:dateUtc="2026-02-17T15:06:00Z">
         <w:r>
           <w:rPr>
             <w:rFonts w:ascii="Arial" w:eastAsia="Arial" w:hAnsi="Arial" w:cs="Arial"/>
@@ -4511,7 +4513,7 @@
           <w:delText xml:space="preserve">to a </w:delText>
         </w:r>
       </w:del>
-      <w:del w:id="71" w:author="Addie Clark" w:date="2026-02-17T09:01:00Z" w16du:dateUtc="2026-02-17T15:01:00Z">
+      <w:del w:id="72" w:author="Addie Clark" w:date="2026-02-17T09:01:00Z" w16du:dateUtc="2026-02-17T15:01:00Z">
         <w:r>
           <w:rPr>
             <w:rFonts w:ascii="Arial" w:eastAsia="Arial" w:hAnsi="Arial" w:cs="Arial"/>
@@ -4521,7 +4523,7 @@
           <w:delText>frown</w:delText>
         </w:r>
       </w:del>
-      <w:del w:id="72" w:author="Addie Clark" w:date="2026-02-17T09:06:00Z" w16du:dateUtc="2026-02-17T15:06:00Z">
+      <w:del w:id="73" w:author="Addie Clark" w:date="2026-02-17T09:06:00Z" w16du:dateUtc="2026-02-17T15:06:00Z">
         <w:r>
           <w:rPr>
             <w:rFonts w:ascii="Arial" w:eastAsia="Arial" w:hAnsi="Arial" w:cs="Arial"/>
@@ -4531,7 +4533,7 @@
           <w:delText xml:space="preserve">. At one extreme of this scale, you are happy, pleased, satisfied, contented, hopeful. When you feel completely happy you should indicate this by selecting the </w:delText>
         </w:r>
       </w:del>
-      <w:del w:id="73" w:author="Addie Clark" w:date="2026-02-17T09:01:00Z" w16du:dateUtc="2026-02-17T15:01:00Z">
+      <w:del w:id="74" w:author="Addie Clark" w:date="2026-02-17T09:01:00Z" w16du:dateUtc="2026-02-17T15:01:00Z">
         <w:r>
           <w:rPr>
             <w:rFonts w:ascii="Arial" w:eastAsia="Arial" w:hAnsi="Arial" w:cs="Arial"/>
@@ -4541,7 +4543,7 @@
           <w:delText>1</w:delText>
         </w:r>
       </w:del>
-      <w:del w:id="74" w:author="Addie Clark" w:date="2026-02-17T09:06:00Z" w16du:dateUtc="2026-02-17T15:06:00Z">
+      <w:del w:id="75" w:author="Addie Clark" w:date="2026-02-17T09:06:00Z" w16du:dateUtc="2026-02-17T15:06:00Z">
         <w:r>
           <w:rPr>
             <w:rFonts w:ascii="Arial" w:eastAsia="Arial" w:hAnsi="Arial" w:cs="Arial"/>
@@ -4551,7 +4553,7 @@
           <w:delText xml:space="preserve"> on the </w:delText>
         </w:r>
       </w:del>
-      <w:del w:id="75" w:author="Addie Clark" w:date="2026-02-17T09:01:00Z" w16du:dateUtc="2026-02-17T15:01:00Z">
+      <w:del w:id="76" w:author="Addie Clark" w:date="2026-02-17T09:01:00Z" w16du:dateUtc="2026-02-17T15:01:00Z">
         <w:r>
           <w:rPr>
             <w:rFonts w:ascii="Arial" w:eastAsia="Arial" w:hAnsi="Arial" w:cs="Arial"/>
@@ -4561,7 +4563,7 @@
           <w:delText>left</w:delText>
         </w:r>
       </w:del>
-      <w:del w:id="76" w:author="Addie Clark" w:date="2026-02-17T09:06:00Z" w16du:dateUtc="2026-02-17T15:06:00Z">
+      <w:del w:id="77" w:author="Addie Clark" w:date="2026-02-17T09:06:00Z" w16du:dateUtc="2026-02-17T15:06:00Z">
         <w:r>
           <w:rPr>
             <w:rFonts w:ascii="Arial" w:eastAsia="Arial" w:hAnsi="Arial" w:cs="Arial"/>
@@ -4571,7 +4573,7 @@
           <w:delText xml:space="preserve">. The other end of the scale is when you feel completely unhappy, annoyed, unsatisfied, melancholic, despaired, or bored. You can indicate feeling completely unhappy by selecting the </w:delText>
         </w:r>
       </w:del>
-      <w:del w:id="77" w:author="Addie Clark" w:date="2026-02-17T09:01:00Z" w16du:dateUtc="2026-02-17T15:01:00Z">
+      <w:del w:id="78" w:author="Addie Clark" w:date="2026-02-17T09:01:00Z" w16du:dateUtc="2026-02-17T15:01:00Z">
         <w:r>
           <w:rPr>
             <w:rFonts w:ascii="Arial" w:eastAsia="Arial" w:hAnsi="Arial" w:cs="Arial"/>
@@ -4581,7 +4583,7 @@
           <w:delText>9</w:delText>
         </w:r>
       </w:del>
-      <w:del w:id="78" w:author="Addie Clark" w:date="2026-02-17T09:06:00Z" w16du:dateUtc="2026-02-17T15:06:00Z">
+      <w:del w:id="79" w:author="Addie Clark" w:date="2026-02-17T09:06:00Z" w16du:dateUtc="2026-02-17T15:06:00Z">
         <w:r>
           <w:rPr>
             <w:rFonts w:ascii="Arial" w:eastAsia="Arial" w:hAnsi="Arial" w:cs="Arial"/>
@@ -4591,7 +4593,7 @@
           <w:delText xml:space="preserve"> on the </w:delText>
         </w:r>
       </w:del>
-      <w:del w:id="79" w:author="Addie Clark" w:date="2026-02-17T09:01:00Z" w16du:dateUtc="2026-02-17T15:01:00Z">
+      <w:del w:id="80" w:author="Addie Clark" w:date="2026-02-17T09:01:00Z" w16du:dateUtc="2026-02-17T15:01:00Z">
         <w:r>
           <w:rPr>
             <w:rFonts w:ascii="Arial" w:eastAsia="Arial" w:hAnsi="Arial" w:cs="Arial"/>
@@ -4601,7 +4603,7 @@
           <w:delText>right</w:delText>
         </w:r>
       </w:del>
-      <w:del w:id="80" w:author="Addie Clark" w:date="2026-02-17T09:06:00Z" w16du:dateUtc="2026-02-17T15:06:00Z">
+      <w:del w:id="81" w:author="Addie Clark" w:date="2026-02-17T09:06:00Z" w16du:dateUtc="2026-02-17T15:06:00Z">
         <w:r>
           <w:rPr>
             <w:rFonts w:ascii="Arial" w:eastAsia="Arial" w:hAnsi="Arial" w:cs="Arial"/>
@@ -4616,7 +4618,7 @@
       <w:pPr>
         <w:jc w:val="both"/>
         <w:rPr>
-          <w:ins w:id="81" w:author="Addie Clark" w:date="2026-02-17T09:06:00Z" w16du:dateUtc="2026-02-17T15:06:00Z"/>
+          <w:ins w:id="82" w:author="Addie Clark" w:date="2026-02-17T09:06:00Z" w16du:dateUtc="2026-02-17T15:06:00Z"/>
           <w:rFonts w:ascii="Arial" w:eastAsia="Arial" w:hAnsi="Arial" w:cs="Arial"/>
           <w:sz w:val="22"/>
           <w:szCs w:val="22"/>
@@ -4650,7 +4652,7 @@
         </w:rPr>
         <w:t xml:space="preserve">The excited or calm scale is the second type of feeling displayed here. At one extreme of this scale you are stimulated, excited, frenzied, jittery, wide-awake, or aroused.  When you feel completely aroused, select the </w:t>
       </w:r>
-      <w:del w:id="82" w:author="Addie Clark" w:date="2026-02-17T09:03:00Z" w16du:dateUtc="2026-02-17T15:03:00Z">
+      <w:del w:id="83" w:author="Addie Clark" w:date="2026-02-17T09:03:00Z" w16du:dateUtc="2026-02-17T15:03:00Z">
         <w:r>
           <w:rPr>
             <w:rFonts w:ascii="Arial" w:eastAsia="Arial" w:hAnsi="Arial" w:cs="Arial"/>
@@ -4660,7 +4662,7 @@
           <w:delText>1</w:delText>
         </w:r>
       </w:del>
-      <w:ins w:id="83" w:author="Addie Clark" w:date="2026-02-17T09:03:00Z" w16du:dateUtc="2026-02-17T15:03:00Z">
+      <w:ins w:id="84" w:author="Addie Clark" w:date="2026-02-17T09:03:00Z" w16du:dateUtc="2026-02-17T15:03:00Z">
         <w:r>
           <w:rPr>
             <w:rFonts w:ascii="Arial" w:eastAsia="Arial" w:hAnsi="Arial" w:cs="Arial"/>
@@ -4678,7 +4680,7 @@
         </w:rPr>
         <w:t xml:space="preserve"> on the </w:t>
       </w:r>
-      <w:del w:id="84" w:author="Addie Clark" w:date="2026-02-17T09:03:00Z" w16du:dateUtc="2026-02-17T15:03:00Z">
+      <w:del w:id="85" w:author="Addie Clark" w:date="2026-02-17T09:03:00Z" w16du:dateUtc="2026-02-17T15:03:00Z">
         <w:r>
           <w:rPr>
             <w:rFonts w:ascii="Arial" w:eastAsia="Arial" w:hAnsi="Arial" w:cs="Arial"/>
@@ -4688,7 +4690,7 @@
           <w:delText>left</w:delText>
         </w:r>
       </w:del>
-      <w:ins w:id="85" w:author="Addie Clark" w:date="2026-02-17T09:03:00Z" w16du:dateUtc="2026-02-17T15:03:00Z">
+      <w:ins w:id="86" w:author="Addie Clark" w:date="2026-02-17T09:03:00Z" w16du:dateUtc="2026-02-17T15:03:00Z">
         <w:r>
           <w:rPr>
             <w:rFonts w:ascii="Arial" w:eastAsia="Arial" w:hAnsi="Arial" w:cs="Arial"/>
@@ -4706,7 +4708,7 @@
         </w:rPr>
         <w:t xml:space="preserve">. Now look at the other end of the excited-calm scale, which is the completely opposite feeling. Here you would feel completely relaxed, calm, sluggish, dull, sleepy, or unaroused. Indicate feeling calm by selecting the </w:t>
       </w:r>
-      <w:del w:id="86" w:author="Addie Clark" w:date="2026-02-17T09:03:00Z" w16du:dateUtc="2026-02-17T15:03:00Z">
+      <w:del w:id="87" w:author="Addie Clark" w:date="2026-02-17T09:03:00Z" w16du:dateUtc="2026-02-17T15:03:00Z">
         <w:r>
           <w:rPr>
             <w:rFonts w:ascii="Arial" w:eastAsia="Arial" w:hAnsi="Arial" w:cs="Arial"/>
@@ -4716,7 +4718,7 @@
           <w:delText>9</w:delText>
         </w:r>
       </w:del>
-      <w:ins w:id="87" w:author="Addie Clark" w:date="2026-02-17T09:03:00Z" w16du:dateUtc="2026-02-17T15:03:00Z">
+      <w:ins w:id="88" w:author="Addie Clark" w:date="2026-02-17T09:03:00Z" w16du:dateUtc="2026-02-17T15:03:00Z">
         <w:r>
           <w:rPr>
             <w:rFonts w:ascii="Arial" w:eastAsia="Arial" w:hAnsi="Arial" w:cs="Arial"/>
@@ -4734,7 +4736,7 @@
         </w:rPr>
         <w:t xml:space="preserve"> on the </w:t>
       </w:r>
-      <w:del w:id="88" w:author="Addie Clark" w:date="2026-02-17T09:03:00Z" w16du:dateUtc="2026-02-17T15:03:00Z">
+      <w:del w:id="89" w:author="Addie Clark" w:date="2026-02-17T09:03:00Z" w16du:dateUtc="2026-02-17T15:03:00Z">
         <w:r>
           <w:rPr>
             <w:rFonts w:ascii="Arial" w:eastAsia="Arial" w:hAnsi="Arial" w:cs="Arial"/>
@@ -4744,7 +4746,7 @@
           <w:delText>right</w:delText>
         </w:r>
       </w:del>
-      <w:ins w:id="89" w:author="Addie Clark" w:date="2026-02-17T09:03:00Z" w16du:dateUtc="2026-02-17T15:03:00Z">
+      <w:ins w:id="90" w:author="Addie Clark" w:date="2026-02-17T09:03:00Z" w16du:dateUtc="2026-02-17T15:03:00Z">
         <w:r>
           <w:rPr>
             <w:rFonts w:ascii="Arial" w:eastAsia="Arial" w:hAnsi="Arial" w:cs="Arial"/>
@@ -4754,7 +4756,7 @@
           <w:t>left</w:t>
         </w:r>
       </w:ins>
-      <w:ins w:id="90" w:author="Addie Clark" w:date="2026-02-17T09:07:00Z" w16du:dateUtc="2026-02-17T15:07:00Z">
+      <w:ins w:id="91" w:author="Addie Clark" w:date="2026-02-17T09:07:00Z" w16du:dateUtc="2026-02-17T15:07:00Z">
         <w:r>
           <w:rPr>
             <w:rFonts w:ascii="Arial" w:eastAsia="Arial" w:hAnsi="Arial" w:cs="Arial"/>
@@ -4780,7 +4782,7 @@
           <w:t>The figures also allow you to describe intermediate feelings</w:t>
         </w:r>
       </w:ins>
-      <w:del w:id="91" w:author="Addie Clark" w:date="2026-02-17T09:07:00Z" w16du:dateUtc="2026-02-17T15:07:00Z">
+      <w:del w:id="92" w:author="Addie Clark" w:date="2026-02-17T09:07:00Z" w16du:dateUtc="2026-02-17T15:07:00Z">
         <w:r>
           <w:rPr>
             <w:rFonts w:ascii="Arial" w:eastAsia="Arial" w:hAnsi="Arial" w:cs="Arial"/>
@@ -4790,7 +4792,7 @@
           <w:delText xml:space="preserve">. As with the happy-unhappy scale, you can represent intermediate levels </w:delText>
         </w:r>
       </w:del>
-      <w:ins w:id="92" w:author="Addie Clark" w:date="2026-02-17T09:07:00Z" w16du:dateUtc="2026-02-17T15:07:00Z">
+      <w:ins w:id="93" w:author="Addie Clark" w:date="2026-02-17T09:07:00Z" w16du:dateUtc="2026-02-17T15:07:00Z">
         <w:r>
           <w:rPr>
             <w:rFonts w:ascii="Arial" w:eastAsia="Arial" w:hAnsi="Arial" w:cs="Arial"/>
@@ -4823,13 +4825,13 @@
       <w:pPr>
         <w:jc w:val="both"/>
         <w:rPr>
-          <w:del w:id="93" w:author="Addie Clark" w:date="2026-02-17T09:03:00Z" w16du:dateUtc="2026-02-17T15:03:00Z"/>
-          <w:rFonts w:ascii="Arial" w:eastAsia="Arial" w:hAnsi="Arial" w:cs="Arial"/>
-          <w:sz w:val="22"/>
-          <w:szCs w:val="22"/>
-        </w:rPr>
-      </w:pPr>
-      <w:del w:id="94" w:author="Addie Clark" w:date="2026-02-17T09:03:00Z" w16du:dateUtc="2026-02-17T15:03:00Z">
+          <w:del w:id="94" w:author="Addie Clark" w:date="2026-02-17T09:03:00Z" w16du:dateUtc="2026-02-17T15:03:00Z"/>
+          <w:rFonts w:ascii="Arial" w:eastAsia="Arial" w:hAnsi="Arial" w:cs="Arial"/>
+          <w:sz w:val="22"/>
+          <w:szCs w:val="22"/>
+        </w:rPr>
+      </w:pPr>
+      <w:del w:id="95" w:author="Addie Clark" w:date="2026-02-17T09:03:00Z" w16du:dateUtc="2026-02-17T15:03:00Z">
         <w:r>
           <w:rPr>
             <w:rFonts w:ascii="Arial" w:eastAsia="Arial" w:hAnsi="Arial" w:cs="Arial"/>
@@ -4844,7 +4846,7 @@
       <w:pPr>
         <w:jc w:val="both"/>
         <w:rPr>
-          <w:del w:id="95" w:author="Addie Clark" w:date="2026-02-17T09:03:00Z" w16du:dateUtc="2026-02-17T15:03:00Z"/>
+          <w:del w:id="96" w:author="Addie Clark" w:date="2026-02-17T09:03:00Z" w16du:dateUtc="2026-02-17T15:03:00Z"/>
           <w:rFonts w:ascii="Arial" w:eastAsia="Arial" w:hAnsi="Arial" w:cs="Arial"/>
           <w:sz w:val="22"/>
           <w:szCs w:val="22"/>
@@ -4960,7 +4962,7 @@
         </w:rPr>
         <w:t xml:space="preserve"> and you are to rate each one as to the number of times that you experienced it by simply writing down a number according to a 1 to </w:t>
       </w:r>
-      <w:del w:id="96" w:author="Addie Clark" w:date="2026-02-18T09:13:00Z" w16du:dateUtc="2026-02-18T15:13:00Z">
+      <w:del w:id="97" w:author="Addie Clark" w:date="2026-02-18T09:13:00Z" w16du:dateUtc="2026-02-18T15:13:00Z">
         <w:r>
           <w:rPr>
             <w:rFonts w:ascii="Arial" w:eastAsia="Arial" w:hAnsi="Arial" w:cs="Arial"/>
@@ -4970,7 +4972,7 @@
           <w:delText>7</w:delText>
         </w:r>
       </w:del>
-      <w:ins w:id="97" w:author="Addie Clark" w:date="2026-02-18T09:13:00Z" w16du:dateUtc="2026-02-18T15:13:00Z">
+      <w:ins w:id="98" w:author="Addie Clark" w:date="2026-02-18T09:13:00Z" w16du:dateUtc="2026-02-18T15:13:00Z">
         <w:r>
           <w:rPr>
             <w:rFonts w:ascii="Arial" w:eastAsia="Arial" w:hAnsi="Arial" w:cs="Arial"/>
@@ -4988,7 +4990,7 @@
         </w:rPr>
         <w:t xml:space="preserve"> scale. In this scale, 1 represents “NEVER,” that is, you have never seen or heard or used the word in your life; the number 2 represents “RARELY,” that is you have seen or heard or used the word at least once before, but only rarely; and so on until </w:t>
       </w:r>
-      <w:del w:id="98" w:author="Addie Clark" w:date="2026-02-18T09:13:00Z" w16du:dateUtc="2026-02-18T15:13:00Z">
+      <w:del w:id="99" w:author="Addie Clark" w:date="2026-02-18T09:13:00Z" w16du:dateUtc="2026-02-18T15:13:00Z">
         <w:r>
           <w:rPr>
             <w:rFonts w:ascii="Arial" w:eastAsia="Arial" w:hAnsi="Arial" w:cs="Arial"/>
@@ -4998,7 +5000,7 @@
           <w:delText>7</w:delText>
         </w:r>
       </w:del>
-      <w:ins w:id="99" w:author="Addie Clark" w:date="2026-02-18T09:13:00Z" w16du:dateUtc="2026-02-18T15:13:00Z">
+      <w:ins w:id="100" w:author="Addie Clark" w:date="2026-02-18T09:13:00Z" w16du:dateUtc="2026-02-18T15:13:00Z">
         <w:r>
           <w:rPr>
             <w:rFonts w:ascii="Arial" w:eastAsia="Arial" w:hAnsi="Arial" w:cs="Arial"/>
@@ -5077,7 +5079,7 @@
       <w:pPr>
         <w:jc w:val="both"/>
         <w:rPr>
-          <w:ins w:id="100" w:author="Addie Clark" w:date="2026-02-17T13:47:00Z" w16du:dateUtc="2026-02-17T19:47:00Z"/>
+          <w:ins w:id="101" w:author="Addie Clark" w:date="2026-02-17T13:47:00Z" w16du:dateUtc="2026-02-17T19:47:00Z"/>
           <w:rFonts w:ascii="Arial" w:eastAsia="Arial" w:hAnsi="Arial" w:cs="Arial"/>
           <w:sz w:val="22"/>
           <w:szCs w:val="22"/>
@@ -5114,7 +5116,7 @@
       <w:pPr>
         <w:jc w:val="both"/>
         <w:rPr>
-          <w:ins w:id="101" w:author="Addie Clark" w:date="2026-02-17T13:47:00Z" w16du:dateUtc="2026-02-17T19:47:00Z"/>
+          <w:ins w:id="102" w:author="Addie Clark" w:date="2026-02-17T13:47:00Z" w16du:dateUtc="2026-02-17T19:47:00Z"/>
           <w:rFonts w:ascii="Arial" w:eastAsia="Arial" w:hAnsi="Arial" w:cs="Arial"/>
           <w:sz w:val="22"/>
           <w:szCs w:val="22"/>
@@ -5135,10 +5137,10 @@
       <w:pPr>
         <w:pStyle w:val="Heading3"/>
         <w:rPr>
-          <w:ins w:id="102" w:author="Addie Clark" w:date="2026-02-17T13:47:00Z" w16du:dateUtc="2026-02-17T19:47:00Z"/>
-        </w:rPr>
-      </w:pPr>
-      <w:ins w:id="103" w:author="Addie Clark" w:date="2026-02-17T13:47:00Z" w16du:dateUtc="2026-02-17T19:47:00Z">
+          <w:ins w:id="103" w:author="Addie Clark" w:date="2026-02-17T13:47:00Z" w16du:dateUtc="2026-02-17T19:47:00Z"/>
+        </w:rPr>
+      </w:pPr>
+      <w:ins w:id="104" w:author="Addie Clark" w:date="2026-02-17T13:47:00Z" w16du:dateUtc="2026-02-17T19:47:00Z">
         <w:r>
           <w:t>Imageability</w:t>
         </w:r>
@@ -5146,12 +5148,12 @@
           <w:t xml:space="preserve"> task: (</w:t>
         </w:r>
       </w:ins>
-      <w:ins w:id="104" w:author="Addie Clark" w:date="2026-02-18T08:05:00Z" w16du:dateUtc="2026-02-18T14:05:00Z">
+      <w:ins w:id="105" w:author="Addie Clark" w:date="2026-02-18T08:05:00Z" w16du:dateUtc="2026-02-18T14:05:00Z">
         <w:r>
           <w:t>Cortese &amp; Fugett, 2004</w:t>
         </w:r>
       </w:ins>
-      <w:ins w:id="105" w:author="Addie Clark" w:date="2026-02-17T13:47:00Z" w16du:dateUtc="2026-02-17T19:47:00Z">
+      <w:ins w:id="106" w:author="Addie Clark" w:date="2026-02-17T13:47:00Z" w16du:dateUtc="2026-02-17T19:47:00Z">
         <w:r>
           <w:t>)</w:t>
         </w:r>
@@ -5161,7 +5163,7 @@
       <w:pPr>
         <w:jc w:val="both"/>
         <w:rPr>
-          <w:ins w:id="106" w:author="Addie Clark" w:date="2026-02-17T13:47:00Z" w16du:dateUtc="2026-02-17T19:47:00Z"/>
+          <w:ins w:id="107" w:author="Addie Clark" w:date="2026-02-17T13:47:00Z" w16du:dateUtc="2026-02-17T19:47:00Z"/>
           <w:rFonts w:ascii="Arial" w:eastAsia="Arial" w:hAnsi="Arial" w:cs="Arial"/>
           <w:b/>
           <w:sz w:val="22"/>
@@ -5173,13 +5175,13 @@
       <w:pPr>
         <w:jc w:val="both"/>
         <w:rPr>
-          <w:ins w:id="107" w:author="Addie Clark" w:date="2026-02-18T08:26:00Z" w16du:dateUtc="2026-02-18T14:26:00Z"/>
-          <w:rFonts w:ascii="Arial" w:eastAsia="Arial" w:hAnsi="Arial" w:cs="Arial"/>
-          <w:sz w:val="22"/>
-          <w:szCs w:val="22"/>
-        </w:rPr>
-      </w:pPr>
-      <w:ins w:id="108" w:author="Addie Clark" w:date="2026-02-18T08:29:00Z" w16du:dateUtc="2026-02-18T14:29:00Z">
+          <w:ins w:id="108" w:author="Addie Clark" w:date="2026-02-18T08:26:00Z" w16du:dateUtc="2026-02-18T14:26:00Z"/>
+          <w:rFonts w:ascii="Arial" w:eastAsia="Arial" w:hAnsi="Arial" w:cs="Arial"/>
+          <w:sz w:val="22"/>
+          <w:szCs w:val="22"/>
+        </w:rPr>
+      </w:pPr>
+      <w:ins w:id="109" w:author="Addie Clark" w:date="2026-02-18T08:29:00Z" w16du:dateUtc="2026-02-18T14:29:00Z">
         <w:r>
           <w:rPr>
             <w:rFonts w:ascii="Arial" w:eastAsia="Arial" w:hAnsi="Arial" w:cs="Arial"/>
@@ -5189,7 +5191,7 @@
           <w:t xml:space="preserve">This is an experiment to find out </w:t>
         </w:r>
       </w:ins>
-      <w:ins w:id="109" w:author="Addie Clark" w:date="2026-02-18T08:30:00Z" w16du:dateUtc="2026-02-18T14:30:00Z">
+      <w:ins w:id="110" w:author="Addie Clark" w:date="2026-02-18T08:30:00Z" w16du:dateUtc="2026-02-18T14:30:00Z">
         <w:r>
           <w:rPr>
             <w:rFonts w:ascii="Arial" w:eastAsia="Arial" w:hAnsi="Arial" w:cs="Arial"/>
@@ -5207,7 +5209,7 @@
           <w:t xml:space="preserve"> the word presented to you</w:t>
         </w:r>
       </w:ins>
-      <w:ins w:id="110" w:author="Addie Clark" w:date="2026-02-18T08:29:00Z" w16du:dateUtc="2026-02-18T14:29:00Z">
+      <w:ins w:id="111" w:author="Addie Clark" w:date="2026-02-18T08:29:00Z" w16du:dateUtc="2026-02-18T14:29:00Z">
         <w:r>
           <w:rPr>
             <w:rFonts w:ascii="Arial" w:eastAsia="Arial" w:hAnsi="Arial" w:cs="Arial"/>
@@ -5235,7 +5237,7 @@
           <w:t xml:space="preserve"> and you are to rate each one </w:t>
         </w:r>
       </w:ins>
-      <w:ins w:id="111" w:author="Addie Clark" w:date="2026-02-18T08:42:00Z" w16du:dateUtc="2026-02-18T14:42:00Z">
+      <w:ins w:id="112" w:author="Addie Clark" w:date="2026-02-18T08:42:00Z" w16du:dateUtc="2026-02-18T14:42:00Z">
         <w:r>
           <w:rPr>
             <w:rFonts w:ascii="Arial" w:eastAsia="Arial" w:hAnsi="Arial" w:cs="Arial"/>
@@ -5245,7 +5247,7 @@
           <w:t>from how easy it is to picture t</w:t>
         </w:r>
       </w:ins>
-      <w:ins w:id="112" w:author="Addie Clark" w:date="2026-02-18T08:43:00Z" w16du:dateUtc="2026-02-18T14:43:00Z">
+      <w:ins w:id="113" w:author="Addie Clark" w:date="2026-02-18T08:43:00Z" w16du:dateUtc="2026-02-18T14:43:00Z">
         <w:r>
           <w:rPr>
             <w:rFonts w:ascii="Arial" w:eastAsia="Arial" w:hAnsi="Arial" w:cs="Arial"/>
@@ -5255,7 +5257,7 @@
           <w:t xml:space="preserve">he word (apple; high imagery) to words that may not be imagined easily (fact; low imagery). </w:t>
         </w:r>
       </w:ins>
-      <w:ins w:id="113" w:author="Addie Clark" w:date="2026-02-18T08:29:00Z" w16du:dateUtc="2026-02-18T14:29:00Z">
+      <w:ins w:id="114" w:author="Addie Clark" w:date="2026-02-18T08:29:00Z" w16du:dateUtc="2026-02-18T14:29:00Z">
         <w:r>
           <w:rPr>
             <w:rFonts w:ascii="Arial" w:eastAsia="Arial" w:hAnsi="Arial" w:cs="Arial"/>
@@ -5265,7 +5267,7 @@
           <w:t xml:space="preserve">In this scale, </w:t>
         </w:r>
       </w:ins>
-      <w:ins w:id="114" w:author="Addie Clark" w:date="2026-02-18T08:44:00Z" w16du:dateUtc="2026-02-18T14:44:00Z">
+      <w:ins w:id="115" w:author="Addie Clark" w:date="2026-02-18T08:44:00Z" w16du:dateUtc="2026-02-18T14:44:00Z">
         <w:r>
           <w:rPr>
             <w:rFonts w:ascii="Arial" w:eastAsia="Arial" w:hAnsi="Arial" w:cs="Arial"/>
@@ -5275,7 +5277,7 @@
           <w:t>9</w:t>
         </w:r>
       </w:ins>
-      <w:ins w:id="115" w:author="Addie Clark" w:date="2026-02-18T08:29:00Z" w16du:dateUtc="2026-02-18T14:29:00Z">
+      <w:ins w:id="116" w:author="Addie Clark" w:date="2026-02-18T08:29:00Z" w16du:dateUtc="2026-02-18T14:29:00Z">
         <w:r>
           <w:rPr>
             <w:rFonts w:ascii="Arial" w:eastAsia="Arial" w:hAnsi="Arial" w:cs="Arial"/>
@@ -5285,7 +5287,7 @@
           <w:t xml:space="preserve"> represents “</w:t>
         </w:r>
       </w:ins>
-      <w:ins w:id="116" w:author="Addie Clark" w:date="2026-02-18T08:43:00Z" w16du:dateUtc="2026-02-18T14:43:00Z">
+      <w:ins w:id="117" w:author="Addie Clark" w:date="2026-02-18T08:43:00Z" w16du:dateUtc="2026-02-18T14:43:00Z">
         <w:r>
           <w:rPr>
             <w:rFonts w:ascii="Arial" w:eastAsia="Arial" w:hAnsi="Arial" w:cs="Arial"/>
@@ -5295,7 +5297,7 @@
           <w:t xml:space="preserve">easy to </w:t>
         </w:r>
       </w:ins>
-      <w:ins w:id="117" w:author="Addie Clark" w:date="2026-02-18T08:44:00Z" w16du:dateUtc="2026-02-18T14:44:00Z">
+      <w:ins w:id="118" w:author="Addie Clark" w:date="2026-02-18T08:44:00Z" w16du:dateUtc="2026-02-18T14:44:00Z">
         <w:r>
           <w:rPr>
             <w:rFonts w:ascii="Arial" w:eastAsia="Arial" w:hAnsi="Arial" w:cs="Arial"/>
@@ -5305,7 +5307,7 @@
           <w:t>imagine</w:t>
         </w:r>
       </w:ins>
-      <w:ins w:id="118" w:author="Addie Clark" w:date="2026-02-18T08:29:00Z" w16du:dateUtc="2026-02-18T14:29:00Z">
+      <w:ins w:id="119" w:author="Addie Clark" w:date="2026-02-18T08:29:00Z" w16du:dateUtc="2026-02-18T14:29:00Z">
         <w:r>
           <w:rPr>
             <w:rFonts w:ascii="Arial" w:eastAsia="Arial" w:hAnsi="Arial" w:cs="Arial"/>
@@ -5315,7 +5317,7 @@
           <w:t xml:space="preserve">,” </w:t>
         </w:r>
       </w:ins>
-      <w:ins w:id="119" w:author="Addie Clark" w:date="2026-02-18T08:56:00Z" w16du:dateUtc="2026-02-18T14:56:00Z">
+      <w:ins w:id="120" w:author="Addie Clark" w:date="2026-02-18T08:56:00Z" w16du:dateUtc="2026-02-18T14:56:00Z">
         <w:r>
           <w:rPr>
             <w:rFonts w:ascii="Arial" w:eastAsia="Arial" w:hAnsi="Arial" w:cs="Arial"/>
@@ -5325,7 +5327,7 @@
           <w:t>there is</w:t>
         </w:r>
       </w:ins>
-      <w:ins w:id="120" w:author="Addie Clark" w:date="2026-02-18T08:44:00Z" w16du:dateUtc="2026-02-18T14:44:00Z">
+      <w:ins w:id="121" w:author="Addie Clark" w:date="2026-02-18T08:44:00Z" w16du:dateUtc="2026-02-18T14:44:00Z">
         <w:r>
           <w:rPr>
             <w:rFonts w:ascii="Arial" w:eastAsia="Arial" w:hAnsi="Arial" w:cs="Arial"/>
@@ -5335,7 +5337,7 @@
           <w:t xml:space="preserve"> no issue picturing intricate details of the word</w:t>
         </w:r>
       </w:ins>
-      <w:ins w:id="121" w:author="Addie Clark" w:date="2026-02-18T08:29:00Z" w16du:dateUtc="2026-02-18T14:29:00Z">
+      <w:ins w:id="122" w:author="Addie Clark" w:date="2026-02-18T08:29:00Z" w16du:dateUtc="2026-02-18T14:29:00Z">
         <w:r>
           <w:rPr>
             <w:rFonts w:ascii="Arial" w:eastAsia="Arial" w:hAnsi="Arial" w:cs="Arial"/>
@@ -5345,7 +5347,7 @@
           <w:t xml:space="preserve">; </w:t>
         </w:r>
       </w:ins>
-      <w:ins w:id="122" w:author="Addie Clark" w:date="2026-02-18T08:50:00Z" w16du:dateUtc="2026-02-18T14:50:00Z">
+      <w:ins w:id="123" w:author="Addie Clark" w:date="2026-02-18T08:50:00Z" w16du:dateUtc="2026-02-18T14:50:00Z">
         <w:r>
           <w:rPr>
             <w:rFonts w:ascii="Arial" w:eastAsia="Arial" w:hAnsi="Arial" w:cs="Arial"/>
@@ -5355,7 +5357,7 @@
           <w:t>while 1</w:t>
         </w:r>
       </w:ins>
-      <w:ins w:id="123" w:author="Addie Clark" w:date="2026-02-18T08:29:00Z" w16du:dateUtc="2026-02-18T14:29:00Z">
+      <w:ins w:id="124" w:author="Addie Clark" w:date="2026-02-18T08:29:00Z" w16du:dateUtc="2026-02-18T14:29:00Z">
         <w:r>
           <w:rPr>
             <w:rFonts w:ascii="Arial" w:eastAsia="Arial" w:hAnsi="Arial" w:cs="Arial"/>
@@ -5365,7 +5367,7 @@
           <w:t xml:space="preserve"> represents “</w:t>
         </w:r>
       </w:ins>
-      <w:ins w:id="124" w:author="Addie Clark" w:date="2026-02-18T08:51:00Z" w16du:dateUtc="2026-02-18T14:51:00Z">
+      <w:ins w:id="125" w:author="Addie Clark" w:date="2026-02-18T08:51:00Z" w16du:dateUtc="2026-02-18T14:51:00Z">
         <w:r>
           <w:rPr>
             <w:rFonts w:ascii="Arial" w:eastAsia="Arial" w:hAnsi="Arial" w:cs="Arial"/>
@@ -5375,7 +5377,7 @@
           <w:t>difficult to image</w:t>
         </w:r>
       </w:ins>
-      <w:ins w:id="125" w:author="Addie Clark" w:date="2026-02-18T08:29:00Z" w16du:dateUtc="2026-02-18T14:29:00Z">
+      <w:ins w:id="126" w:author="Addie Clark" w:date="2026-02-18T08:29:00Z" w16du:dateUtc="2026-02-18T14:29:00Z">
         <w:r>
           <w:rPr>
             <w:rFonts w:ascii="Arial" w:eastAsia="Arial" w:hAnsi="Arial" w:cs="Arial"/>
@@ -5385,7 +5387,7 @@
           <w:t xml:space="preserve">,” that is, </w:t>
         </w:r>
       </w:ins>
-      <w:ins w:id="126" w:author="Addie Clark" w:date="2026-02-18T08:51:00Z" w16du:dateUtc="2026-02-18T14:51:00Z">
+      <w:ins w:id="127" w:author="Addie Clark" w:date="2026-02-18T08:51:00Z" w16du:dateUtc="2026-02-18T14:51:00Z">
         <w:r>
           <w:rPr>
             <w:rFonts w:ascii="Arial" w:eastAsia="Arial" w:hAnsi="Arial" w:cs="Arial"/>
@@ -5395,7 +5397,7 @@
           <w:t xml:space="preserve">the word is more abstract and </w:t>
         </w:r>
       </w:ins>
-      <w:ins w:id="127" w:author="Addie Clark" w:date="2026-02-18T08:53:00Z" w16du:dateUtc="2026-02-18T14:53:00Z">
+      <w:ins w:id="128" w:author="Addie Clark" w:date="2026-02-18T08:53:00Z" w16du:dateUtc="2026-02-18T14:53:00Z">
         <w:r>
           <w:rPr>
             <w:rFonts w:ascii="Arial" w:eastAsia="Arial" w:hAnsi="Arial" w:cs="Arial"/>
@@ -5405,7 +5407,7 @@
           <w:t>harder to picture</w:t>
         </w:r>
       </w:ins>
-      <w:ins w:id="128" w:author="Addie Clark" w:date="2026-02-18T08:29:00Z" w16du:dateUtc="2026-02-18T14:29:00Z">
+      <w:ins w:id="129" w:author="Addie Clark" w:date="2026-02-18T08:29:00Z" w16du:dateUtc="2026-02-18T14:29:00Z">
         <w:r>
           <w:rPr>
             <w:rFonts w:ascii="Arial" w:eastAsia="Arial" w:hAnsi="Arial" w:cs="Arial"/>
@@ -5415,7 +5417,7 @@
           <w:t>.</w:t>
         </w:r>
       </w:ins>
-      <w:ins w:id="129" w:author="Addie Clark" w:date="2026-02-18T08:55:00Z" w16du:dateUtc="2026-02-18T14:55:00Z">
+      <w:ins w:id="130" w:author="Addie Clark" w:date="2026-02-18T08:55:00Z" w16du:dateUtc="2026-02-18T14:55:00Z">
         <w:r>
           <w:rPr>
             <w:rFonts w:ascii="Arial" w:eastAsia="Arial" w:hAnsi="Arial" w:cs="Arial"/>
@@ -5425,7 +5427,7 @@
           <w:t xml:space="preserve"> If you do not know the word </w:t>
         </w:r>
       </w:ins>
-      <w:ins w:id="130" w:author="Addie Clark" w:date="2026-02-18T08:56:00Z" w16du:dateUtc="2026-02-18T14:56:00Z">
+      <w:ins w:id="131" w:author="Addie Clark" w:date="2026-02-18T08:56:00Z" w16du:dateUtc="2026-02-18T14:56:00Z">
         <w:r>
           <w:rPr>
             <w:rFonts w:ascii="Arial" w:eastAsia="Arial" w:hAnsi="Arial" w:cs="Arial"/>
@@ -5435,7 +5437,7 @@
           <w:t>presented,</w:t>
         </w:r>
       </w:ins>
-      <w:ins w:id="131" w:author="Addie Clark" w:date="2026-02-18T08:55:00Z" w16du:dateUtc="2026-02-18T14:55:00Z">
+      <w:ins w:id="132" w:author="Addie Clark" w:date="2026-02-18T08:55:00Z" w16du:dateUtc="2026-02-18T14:55:00Z">
         <w:r>
           <w:rPr>
             <w:rFonts w:ascii="Arial" w:eastAsia="Arial" w:hAnsi="Arial" w:cs="Arial"/>
@@ -5450,23 +5452,23 @@
       <w:pPr>
         <w:jc w:val="both"/>
         <w:rPr>
-          <w:ins w:id="132" w:author="Addie Clark" w:date="2026-02-18T08:26:00Z" w16du:dateUtc="2026-02-18T14:26:00Z"/>
-          <w:rFonts w:ascii="Arial" w:eastAsia="Arial" w:hAnsi="Arial" w:cs="Arial"/>
-          <w:sz w:val="22"/>
-          <w:szCs w:val="22"/>
-        </w:rPr>
-      </w:pPr>
-    </w:p>
-    <w:p>
-      <w:pPr>
-        <w:jc w:val="both"/>
-        <w:rPr>
-          <w:rFonts w:ascii="Arial" w:eastAsia="Arial" w:hAnsi="Arial" w:cs="Arial"/>
-          <w:sz w:val="22"/>
-          <w:szCs w:val="22"/>
-        </w:rPr>
-      </w:pPr>
-      <w:ins w:id="133" w:author="Addie Clark" w:date="2026-02-17T13:48:00Z" w16du:dateUtc="2026-02-17T19:48:00Z">
+          <w:ins w:id="133" w:author="Addie Clark" w:date="2026-02-18T08:26:00Z" w16du:dateUtc="2026-02-18T14:26:00Z"/>
+          <w:rFonts w:ascii="Arial" w:eastAsia="Arial" w:hAnsi="Arial" w:cs="Arial"/>
+          <w:sz w:val="22"/>
+          <w:szCs w:val="22"/>
+        </w:rPr>
+      </w:pPr>
+    </w:p>
+    <w:p>
+      <w:pPr>
+        <w:jc w:val="both"/>
+        <w:rPr>
+          <w:rFonts w:ascii="Arial" w:eastAsia="Arial" w:hAnsi="Arial" w:cs="Arial"/>
+          <w:sz w:val="22"/>
+          <w:szCs w:val="22"/>
+        </w:rPr>
+      </w:pPr>
+      <w:ins w:id="134" w:author="Addie Clark" w:date="2026-02-17T13:48:00Z" w16du:dateUtc="2026-02-17T19:48:00Z">
         <w:r>
           <w:rPr>
             <w:rFonts w:ascii="Arial" w:eastAsia="Arial" w:hAnsi="Arial" w:cs="Arial"/>
@@ -5487,7 +5489,7 @@
           <w:szCs w:val="26"/>
         </w:rPr>
       </w:pPr>
-      <w:bookmarkStart w:id="134" w:name="_Toc221803140"/>
+      <w:bookmarkStart w:id="135" w:name="_Toc221803140"/>
       <w:r>
         <w:rPr>
           <w:rFonts w:ascii="Arial" w:eastAsia="Arial" w:hAnsi="Arial" w:cs="Arial"/>
@@ -5496,7 +5498,7 @@
         </w:rPr>
         <w:t>Consent Form:</w:t>
       </w:r>
-      <w:bookmarkEnd w:id="134"/>
+      <w:bookmarkEnd w:id="135"/>
       <w:r>
         <w:rPr>
           <w:rFonts w:ascii="Arial" w:eastAsia="Arial" w:hAnsi="Arial" w:cs="Arial"/>
@@ -6338,7 +6340,7 @@
       </w:r>
     </w:p>
   </w:comment>
-  <w:comment w:id="11" w:author="Erin M. Buchanan" w:date="2026-02-12T15:50:00Z" w:initials="EB">
+  <w:comment w:id="12" w:author="Erin M. Buchanan" w:date="2026-02-12T15:50:00Z" w:initials="EB">
     <w:p>
       <w:r>
         <w:rPr>
